--- a/docs/PEC/escrito.docx
+++ b/docs/PEC/escrito.docx
@@ -1,6 +1,6 @@
 
 <file path=word/document.xml><?xml version="1.0" encoding="utf-8"?>
-<w:document xmlns:wpc="http://schemas.microsoft.com/office/word/2010/wordprocessingCanvas" xmlns:cx="http://schemas.microsoft.com/office/drawing/2014/chartex" xmlns:mc="http://schemas.openxmlformats.org/markup-compatibility/2006" xmlns:o="urn:schemas-microsoft-com:office:office" xmlns:r="http://schemas.openxmlformats.org/officeDocument/2006/relationships" xmlns:m="http://schemas.openxmlformats.org/officeDocument/2006/math" xmlns:v="urn:schemas-microsoft-com:vml" xmlns:wp14="http://schemas.microsoft.com/office/word/2010/wordprocessingDrawing" xmlns:wp="http://schemas.openxmlformats.org/drawingml/2006/wordprocessingDrawing" xmlns:w10="urn:schemas-microsoft-com:office:word" xmlns:w="http://schemas.openxmlformats.org/wordprocessingml/2006/main" xmlns:w14="http://schemas.microsoft.com/office/word/2010/wordml" xmlns:w15="http://schemas.microsoft.com/office/word/2012/wordml" xmlns:w16se="http://schemas.microsoft.com/office/word/2015/wordml/symex" xmlns:wpg="http://schemas.microsoft.com/office/word/2010/wordprocessingGroup" xmlns:wpi="http://schemas.microsoft.com/office/word/2010/wordprocessingInk" xmlns:wne="http://schemas.microsoft.com/office/word/2006/wordml" xmlns:wps="http://schemas.microsoft.com/office/word/2010/wordprocessingShape" mc:Ignorable="w14 w15 w16se wp14">
+<w:document xmlns:wpc="http://schemas.microsoft.com/office/word/2010/wordprocessingCanvas" xmlns:cx="http://schemas.microsoft.com/office/drawing/2014/chartex" xmlns:cx1="http://schemas.microsoft.com/office/drawing/2015/9/8/chartex" xmlns:cx2="http://schemas.microsoft.com/office/drawing/2015/10/21/chartex" xmlns:cx3="http://schemas.microsoft.com/office/drawing/2016/5/9/chartex" xmlns:cx4="http://schemas.microsoft.com/office/drawing/2016/5/10/chartex" xmlns:cx5="http://schemas.microsoft.com/office/drawing/2016/5/11/chartex" xmlns:cx6="http://schemas.microsoft.com/office/drawing/2016/5/12/chartex" xmlns:cx7="http://schemas.microsoft.com/office/drawing/2016/5/13/chartex" xmlns:cx8="http://schemas.microsoft.com/office/drawing/2016/5/14/chartex" xmlns:mc="http://schemas.openxmlformats.org/markup-compatibility/2006" xmlns:aink="http://schemas.microsoft.com/office/drawing/2016/ink" xmlns:am3d="http://schemas.microsoft.com/office/drawing/2017/model3d" xmlns:o="urn:schemas-microsoft-com:office:office" xmlns:r="http://schemas.openxmlformats.org/officeDocument/2006/relationships" xmlns:m="http://schemas.openxmlformats.org/officeDocument/2006/math" xmlns:v="urn:schemas-microsoft-com:vml" xmlns:wp14="http://schemas.microsoft.com/office/word/2010/wordprocessingDrawing" xmlns:wp="http://schemas.openxmlformats.org/drawingml/2006/wordprocessingDrawing" xmlns:w10="urn:schemas-microsoft-com:office:word" xmlns:w="http://schemas.openxmlformats.org/wordprocessingml/2006/main" xmlns:w14="http://schemas.microsoft.com/office/word/2010/wordml" xmlns:w15="http://schemas.microsoft.com/office/word/2012/wordml" xmlns:w16cex="http://schemas.microsoft.com/office/word/2018/wordml/cex" xmlns:w16cid="http://schemas.microsoft.com/office/word/2016/wordml/cid" xmlns:w16="http://schemas.microsoft.com/office/word/2018/wordml" xmlns:w16sdtdh="http://schemas.microsoft.com/office/word/2020/wordml/sdtdatahash" xmlns:w16se="http://schemas.microsoft.com/office/word/2015/wordml/symex" xmlns:wpg="http://schemas.microsoft.com/office/word/2010/wordprocessingGroup" xmlns:wpi="http://schemas.microsoft.com/office/word/2010/wordprocessingInk" xmlns:wne="http://schemas.microsoft.com/office/word/2006/wordml" xmlns:wps="http://schemas.microsoft.com/office/word/2010/wordprocessingShape" mc:Ignorable="w14 w15 w16se w16cid w16 w16cex w16sdtdh wp14">
   <w:body>
     <w:p>
       <w:pPr>
@@ -33,7 +33,7 @@
                       <wps:cNvSpPr>
                         <a:extLst>
                           <a:ext uri="sm">
-                            <sm:smNativeData xmlns="" xmlns:o="urn:schemas-microsoft-com:office:office" xmlns:v="urn:schemas-microsoft-com:vml" xmlns:w10="urn:schemas-microsoft-com:office:word" xmlns:w="http://schemas.openxmlformats.org/wordprocessingml/2006/main" xmlns:sm="sm" xmlns:w16sdtdh="http://schemas.microsoft.com/office/word/2020/wordml/sdtdatahash" xmlns:w16="http://schemas.microsoft.com/office/word/2018/wordml" xmlns:w16cid="http://schemas.microsoft.com/office/word/2016/wordml/cid" xmlns:w16cex="http://schemas.microsoft.com/office/word/2018/wordml/cex" xmlns:am3d="http://schemas.microsoft.com/office/drawing/2017/model3d" xmlns:aink="http://schemas.microsoft.com/office/drawing/2016/ink" xmlns:cx8="http://schemas.microsoft.com/office/drawing/2016/5/14/chartex" xmlns:cx7="http://schemas.microsoft.com/office/drawing/2016/5/13/chartex" xmlns:cx6="http://schemas.microsoft.com/office/drawing/2016/5/12/chartex" xmlns:cx5="http://schemas.microsoft.com/office/drawing/2016/5/11/chartex" xmlns:cx4="http://schemas.microsoft.com/office/drawing/2016/5/10/chartex" xmlns:cx3="http://schemas.microsoft.com/office/drawing/2016/5/9/chartex" xmlns:cx2="http://schemas.microsoft.com/office/drawing/2015/10/21/chartex" xmlns:cx1="http://schemas.microsoft.com/office/drawing/2015/9/8/chartex" val="SMDATA_14_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"/>
+                            <sm:smNativeData xmlns:sm="sm" xmlns:w="http://schemas.openxmlformats.org/wordprocessingml/2006/main" xmlns:w10="urn:schemas-microsoft-com:office:word" xmlns:v="urn:schemas-microsoft-com:vml" xmlns:o="urn:schemas-microsoft-com:office:office" xmlns="" val="SMDATA_14_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"/>
                           </a:ext>
                         </a:extLst>
                       </wps:cNvSpPr>
@@ -68,7 +68,6 @@
                             <w:pPr>
                               <w:ind w:left="284" w:right="309"/>
                             </w:pPr>
-                            <w:proofErr w:type="spellStart"/>
                             <w:r>
                               <w:rPr>
                                 <w:spacing w:val="-23"/>
@@ -104,7 +103,6 @@
                               </w:rPr>
                               <w:t>ulo</w:t>
                             </w:r>
-                            <w:proofErr w:type="spellEnd"/>
                             <w:r>
                               <w:rPr>
                                 <w:w w:val="120"/>
@@ -126,7 +124,7 @@
               </wp:anchor>
             </w:drawing>
           </mc:Choice>
-          <mc:Fallback xmlns:w16sdtdh="http://schemas.microsoft.com/office/word/2020/wordml/sdtdatahash" xmlns:w16="http://schemas.microsoft.com/office/word/2018/wordml" xmlns:w16cid="http://schemas.microsoft.com/office/word/2016/wordml/cid" xmlns:w16cex="http://schemas.microsoft.com/office/word/2018/wordml/cex" xmlns:am3d="http://schemas.microsoft.com/office/drawing/2017/model3d" xmlns:aink="http://schemas.microsoft.com/office/drawing/2016/ink" xmlns:cx8="http://schemas.microsoft.com/office/drawing/2016/5/14/chartex" xmlns:cx7="http://schemas.microsoft.com/office/drawing/2016/5/13/chartex" xmlns:cx6="http://schemas.microsoft.com/office/drawing/2016/5/12/chartex" xmlns:cx5="http://schemas.microsoft.com/office/drawing/2016/5/11/chartex" xmlns:cx4="http://schemas.microsoft.com/office/drawing/2016/5/10/chartex" xmlns:cx3="http://schemas.microsoft.com/office/drawing/2016/5/9/chartex" xmlns:cx2="http://schemas.microsoft.com/office/drawing/2015/10/21/chartex" xmlns:cx1="http://schemas.microsoft.com/office/drawing/2015/9/8/chartex">
+          <mc:Fallback>
             <w:pict>
               <v:rect w14:anchorId="30A537A5" id="Rectángulo1" o:spid="_x0000_s1026" style="position:absolute;left:0;text-align:left;margin-left:83.9pt;margin-top:71.05pt;width:426.65pt;height:208.55pt;z-index:251658242;visibility:visible;mso-wrap-style:square;mso-wrap-distance-left:0;mso-wrap-distance-top:0;mso-wrap-distance-right:0;mso-wrap-distance-bottom:0;mso-position-horizontal:absolute;mso-position-horizontal-relative:page;mso-position-vertical:absolute;mso-position-vertical-relative:page;v-text-anchor:top" o:gfxdata="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" o:allowincell="f" fillcolor="#93eafc" stroked="f">
                 <v:textbox inset="0,0,0,0">
@@ -145,7 +143,6 @@
                       <w:pPr>
                         <w:ind w:left="284" w:right="309"/>
                       </w:pPr>
-                      <w:proofErr w:type="spellStart"/>
                       <w:r>
                         <w:rPr>
                           <w:spacing w:val="-23"/>
@@ -181,7 +178,6 @@
                         </w:rPr>
                         <w:t>ulo</w:t>
                       </w:r>
-                      <w:proofErr w:type="spellEnd"/>
                       <w:r>
                         <w:rPr>
                           <w:w w:val="120"/>
@@ -224,7 +220,7 @@
                     <pic:cNvPicPr>
                       <a:extLst>
                         <a:ext uri="sm">
-                          <sm:smNativeData xmlns="" xmlns:o="urn:schemas-microsoft-com:office:office" xmlns:v="urn:schemas-microsoft-com:vml" xmlns:w10="urn:schemas-microsoft-com:office:word" xmlns:w="http://schemas.openxmlformats.org/wordprocessingml/2006/main" xmlns:sm="sm" xmlns:w16sdtdh="http://schemas.microsoft.com/office/word/2020/wordml/sdtdatahash" xmlns:w16="http://schemas.microsoft.com/office/word/2018/wordml" xmlns:w16cid="http://schemas.microsoft.com/office/word/2016/wordml/cid" xmlns:w16cex="http://schemas.microsoft.com/office/word/2018/wordml/cex" xmlns:am3d="http://schemas.microsoft.com/office/drawing/2017/model3d" xmlns:aink="http://schemas.microsoft.com/office/drawing/2016/ink" xmlns:cx8="http://schemas.microsoft.com/office/drawing/2016/5/14/chartex" xmlns:cx7="http://schemas.microsoft.com/office/drawing/2016/5/13/chartex" xmlns:cx6="http://schemas.microsoft.com/office/drawing/2016/5/12/chartex" xmlns:cx5="http://schemas.microsoft.com/office/drawing/2016/5/11/chartex" xmlns:cx4="http://schemas.microsoft.com/office/drawing/2016/5/10/chartex" xmlns:cx3="http://schemas.microsoft.com/office/drawing/2016/5/9/chartex" xmlns:cx2="http://schemas.microsoft.com/office/drawing/2015/10/21/chartex" xmlns:cx1="http://schemas.microsoft.com/office/drawing/2015/9/8/chartex" val="SMDATA_16_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"/>
+                          <sm:smNativeData xmlns:sm="sm" xmlns:w="http://schemas.openxmlformats.org/wordprocessingml/2006/main" xmlns:w10="urn:schemas-microsoft-com:office:word" xmlns:v="urn:schemas-microsoft-com:vml" xmlns:o="urn:schemas-microsoft-com:office:office" xmlns="" val="SMDATA_16_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"/>
                         </a:ext>
                       </a:extLst>
                     </pic:cNvPicPr>
@@ -281,7 +277,7 @@
                       <wps:cNvSpPr txBox="1">
                         <a:extLst>
                           <a:ext uri="sm">
-                            <sm:smNativeData xmlns="" xmlns:o="urn:schemas-microsoft-com:office:office" xmlns:v="urn:schemas-microsoft-com:vml" xmlns:w10="urn:schemas-microsoft-com:office:word" xmlns:w="http://schemas.openxmlformats.org/wordprocessingml/2006/main" xmlns:sm="sm" xmlns:w16sdtdh="http://schemas.microsoft.com/office/word/2020/wordml/sdtdatahash" xmlns:w16="http://schemas.microsoft.com/office/word/2018/wordml" xmlns:w16cid="http://schemas.microsoft.com/office/word/2016/wordml/cid" xmlns:w16cex="http://schemas.microsoft.com/office/word/2018/wordml/cex" xmlns:am3d="http://schemas.microsoft.com/office/drawing/2017/model3d" xmlns:aink="http://schemas.microsoft.com/office/drawing/2016/ink" xmlns:cx8="http://schemas.microsoft.com/office/drawing/2016/5/14/chartex" xmlns:cx7="http://schemas.microsoft.com/office/drawing/2016/5/13/chartex" xmlns:cx6="http://schemas.microsoft.com/office/drawing/2016/5/12/chartex" xmlns:cx5="http://schemas.microsoft.com/office/drawing/2016/5/11/chartex" xmlns:cx4="http://schemas.microsoft.com/office/drawing/2016/5/10/chartex" xmlns:cx3="http://schemas.microsoft.com/office/drawing/2016/5/9/chartex" xmlns:cx2="http://schemas.microsoft.com/office/drawing/2015/10/21/chartex" xmlns:cx1="http://schemas.microsoft.com/office/drawing/2015/9/8/chartex" val="SMDATA_14_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"/>
+                            <sm:smNativeData xmlns:sm="sm" xmlns:w="http://schemas.openxmlformats.org/wordprocessingml/2006/main" xmlns:w10="urn:schemas-microsoft-com:office:word" xmlns:v="urn:schemas-microsoft-com:vml" xmlns:o="urn:schemas-microsoft-com:office:office" xmlns="" val="SMDATA_14_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"/>
                           </a:ext>
                         </a:extLst>
                       </wps:cNvSpPr>
@@ -385,21 +381,12 @@
                               </w:rPr>
                               <w:t xml:space="preserve"> </w:t>
                             </w:r>
-                            <w:proofErr w:type="spellStart"/>
                             <w:r>
                               <w:rPr>
                                 <w:w w:val="105"/>
                                 <w:highlight w:val="yellow"/>
                               </w:rPr>
-                              <w:t>rabajo</w:t>
-                            </w:r>
-                            <w:proofErr w:type="spellEnd"/>
-                            <w:r>
-                              <w:rPr>
-                                <w:w w:val="105"/>
-                                <w:highlight w:val="yellow"/>
-                              </w:rPr>
-                              <w:t xml:space="preserve"> </w:t>
+                              <w:t xml:space="preserve">rabajo </w:t>
                             </w:r>
                           </w:p>
                           <w:p>
@@ -576,7 +563,7 @@
               </wp:anchor>
             </w:drawing>
           </mc:Choice>
-          <mc:Fallback xmlns:w16sdtdh="http://schemas.microsoft.com/office/word/2020/wordml/sdtdatahash" xmlns:w16="http://schemas.microsoft.com/office/word/2018/wordml" xmlns:w16cid="http://schemas.microsoft.com/office/word/2016/wordml/cid" xmlns:w16cex="http://schemas.microsoft.com/office/word/2018/wordml/cex" xmlns:am3d="http://schemas.microsoft.com/office/drawing/2017/model3d" xmlns:aink="http://schemas.microsoft.com/office/drawing/2016/ink" xmlns:cx8="http://schemas.microsoft.com/office/drawing/2016/5/14/chartex" xmlns:cx7="http://schemas.microsoft.com/office/drawing/2016/5/13/chartex" xmlns:cx6="http://schemas.microsoft.com/office/drawing/2016/5/12/chartex" xmlns:cx5="http://schemas.microsoft.com/office/drawing/2016/5/11/chartex" xmlns:cx4="http://schemas.microsoft.com/office/drawing/2016/5/10/chartex" xmlns:cx3="http://schemas.microsoft.com/office/drawing/2016/5/9/chartex" xmlns:cx2="http://schemas.microsoft.com/office/drawing/2015/10/21/chartex" xmlns:cx1="http://schemas.microsoft.com/office/drawing/2015/9/8/chartex">
+          <mc:Fallback>
             <w:pict>
               <v:shapetype w14:anchorId="263018EB" id="_x0000_t202" coordsize="21600,21600" o:spt="202" path="m,l,21600r21600,l21600,xe">
                 <v:stroke joinstyle="miter"/>
@@ -668,21 +655,12 @@
                         </w:rPr>
                         <w:t xml:space="preserve"> </w:t>
                       </w:r>
-                      <w:proofErr w:type="spellStart"/>
                       <w:r>
                         <w:rPr>
                           <w:w w:val="105"/>
                           <w:highlight w:val="yellow"/>
                         </w:rPr>
-                        <w:t>rabajo</w:t>
-                      </w:r>
-                      <w:proofErr w:type="spellEnd"/>
-                      <w:r>
-                        <w:rPr>
-                          <w:w w:val="105"/>
-                          <w:highlight w:val="yellow"/>
-                        </w:rPr>
-                        <w:t xml:space="preserve"> </w:t>
+                        <w:t xml:space="preserve">rabajo </w:t>
                       </w:r>
                     </w:p>
                     <w:p>
@@ -842,10 +820,7 @@
                         <w:ind w:left="142" w:right="192"/>
                       </w:pPr>
                       <w:r>
-                        <w:t xml:space="preserve">27 de marzo de </w:t>
-                      </w:r>
-                      <w:r>
-                        <w:t>2026</w:t>
+                        <w:t>27 de marzo de 2026</w:t>
                       </w:r>
                     </w:p>
                   </w:txbxContent>
@@ -897,7 +872,7 @@
                     <pic:cNvPicPr>
                       <a:extLst>
                         <a:ext uri="sm">
-                          <sm:smNativeData xmlns="" xmlns:o="urn:schemas-microsoft-com:office:office" xmlns:v="urn:schemas-microsoft-com:vml" xmlns:w10="urn:schemas-microsoft-com:office:word" xmlns:w="http://schemas.openxmlformats.org/wordprocessingml/2006/main" xmlns:sm="sm" xmlns:w16sdtdh="http://schemas.microsoft.com/office/word/2020/wordml/sdtdatahash" xmlns:w16="http://schemas.microsoft.com/office/word/2018/wordml" xmlns:w16cid="http://schemas.microsoft.com/office/word/2016/wordml/cid" xmlns:w16cex="http://schemas.microsoft.com/office/word/2018/wordml/cex" xmlns:am3d="http://schemas.microsoft.com/office/drawing/2017/model3d" xmlns:aink="http://schemas.microsoft.com/office/drawing/2016/ink" xmlns:cx8="http://schemas.microsoft.com/office/drawing/2016/5/14/chartex" xmlns:cx7="http://schemas.microsoft.com/office/drawing/2016/5/13/chartex" xmlns:cx6="http://schemas.microsoft.com/office/drawing/2016/5/12/chartex" xmlns:cx5="http://schemas.microsoft.com/office/drawing/2016/5/11/chartex" xmlns:cx4="http://schemas.microsoft.com/office/drawing/2016/5/10/chartex" xmlns:cx3="http://schemas.microsoft.com/office/drawing/2016/5/9/chartex" xmlns:cx2="http://schemas.microsoft.com/office/drawing/2015/10/21/chartex" xmlns:cx1="http://schemas.microsoft.com/office/drawing/2015/9/8/chartex" val="SMDATA_16_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"/>
+                          <sm:smNativeData xmlns:sm="sm" xmlns:w="http://schemas.openxmlformats.org/wordprocessingml/2006/main" xmlns:w10="urn:schemas-microsoft-com:office:word" xmlns:v="urn:schemas-microsoft-com:vml" xmlns:o="urn:schemas-microsoft-com:office:office" xmlns="" val="SMDATA_16_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"/>
                         </a:ext>
                       </a:extLst>
                     </pic:cNvPicPr>
@@ -954,7 +929,7 @@
                       <wps:cNvSpPr>
                         <a:extLst>
                           <a:ext uri="sm">
-                            <sm:smNativeData xmlns="" xmlns:o="urn:schemas-microsoft-com:office:office" xmlns:v="urn:schemas-microsoft-com:vml" xmlns:w10="urn:schemas-microsoft-com:office:word" xmlns:w="http://schemas.openxmlformats.org/wordprocessingml/2006/main" xmlns:sm="sm" xmlns:w16sdtdh="http://schemas.microsoft.com/office/word/2020/wordml/sdtdatahash" xmlns:w16="http://schemas.microsoft.com/office/word/2018/wordml" xmlns:w16cid="http://schemas.microsoft.com/office/word/2016/wordml/cid" xmlns:w16cex="http://schemas.microsoft.com/office/word/2018/wordml/cex" xmlns:am3d="http://schemas.microsoft.com/office/drawing/2017/model3d" xmlns:aink="http://schemas.microsoft.com/office/drawing/2016/ink" xmlns:cx8="http://schemas.microsoft.com/office/drawing/2016/5/14/chartex" xmlns:cx7="http://schemas.microsoft.com/office/drawing/2016/5/13/chartex" xmlns:cx6="http://schemas.microsoft.com/office/drawing/2016/5/12/chartex" xmlns:cx5="http://schemas.microsoft.com/office/drawing/2016/5/11/chartex" xmlns:cx4="http://schemas.microsoft.com/office/drawing/2016/5/10/chartex" xmlns:cx3="http://schemas.microsoft.com/office/drawing/2016/5/9/chartex" xmlns:cx2="http://schemas.microsoft.com/office/drawing/2015/10/21/chartex" xmlns:cx1="http://schemas.microsoft.com/office/drawing/2015/9/8/chartex" val="SMDATA_14_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"/>
+                            <sm:smNativeData xmlns:sm="sm" xmlns:w="http://schemas.openxmlformats.org/wordprocessingml/2006/main" xmlns:w10="urn:schemas-microsoft-com:office:word" xmlns:v="urn:schemas-microsoft-com:vml" xmlns:o="urn:schemas-microsoft-com:office:office" xmlns="" val="SMDATA_14_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"/>
                           </a:ext>
                         </a:extLst>
                       </wps:cNvSpPr>
@@ -982,7 +957,7 @@
               </wp:anchor>
             </w:drawing>
           </mc:Choice>
-          <mc:Fallback xmlns:w16sdtdh="http://schemas.microsoft.com/office/word/2020/wordml/sdtdatahash" xmlns:w16="http://schemas.microsoft.com/office/word/2018/wordml" xmlns:w16cid="http://schemas.microsoft.com/office/word/2016/wordml/cid" xmlns:w16cex="http://schemas.microsoft.com/office/word/2018/wordml/cex" xmlns:am3d="http://schemas.microsoft.com/office/drawing/2017/model3d" xmlns:aink="http://schemas.microsoft.com/office/drawing/2016/ink" xmlns:cx8="http://schemas.microsoft.com/office/drawing/2016/5/14/chartex" xmlns:cx7="http://schemas.microsoft.com/office/drawing/2016/5/13/chartex" xmlns:cx6="http://schemas.microsoft.com/office/drawing/2016/5/12/chartex" xmlns:cx5="http://schemas.microsoft.com/office/drawing/2016/5/11/chartex" xmlns:cx4="http://schemas.microsoft.com/office/drawing/2016/5/10/chartex" xmlns:cx3="http://schemas.microsoft.com/office/drawing/2016/5/9/chartex" xmlns:cx2="http://schemas.microsoft.com/office/drawing/2015/10/21/chartex" xmlns:cx1="http://schemas.microsoft.com/office/drawing/2015/9/8/chartex">
+          <mc:Fallback>
             <w:pict>
               <v:rect id="Rectángulo2" o:spid="_x0000_s1028" style="position:absolute;margin-left:245.15pt;margin-top:52.25pt;mso-position-horizontal-relative:page;mso-position-vertical-relative:page;width:264.70pt;height:2.15pt;z-index:251658246;mso-wrap-distance-left:7.05pt;mso-wrap-distance-top:7.05pt;mso-wrap-distance-right:7.05pt;mso-wrap-distance-bottom:7.05pt;mso-wrap-style:square" stroked="f" fillcolor="#00f4e9" v:ext="SMDATA_14_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">
                 <v:fill color2="#000000" type="solid" angle="270"/>
@@ -1019,7 +994,7 @@
                       <wps:cNvSpPr>
                         <a:extLst>
                           <a:ext uri="sm">
-                            <sm:smNativeData xmlns="" xmlns:o="urn:schemas-microsoft-com:office:office" xmlns:v="urn:schemas-microsoft-com:vml" xmlns:w10="urn:schemas-microsoft-com:office:word" xmlns:w="http://schemas.openxmlformats.org/wordprocessingml/2006/main" xmlns:sm="sm" xmlns:w16sdtdh="http://schemas.microsoft.com/office/word/2020/wordml/sdtdatahash" xmlns:w16="http://schemas.microsoft.com/office/word/2018/wordml" xmlns:w16cid="http://schemas.microsoft.com/office/word/2016/wordml/cid" xmlns:w16cex="http://schemas.microsoft.com/office/word/2018/wordml/cex" xmlns:am3d="http://schemas.microsoft.com/office/drawing/2017/model3d" xmlns:aink="http://schemas.microsoft.com/office/drawing/2016/ink" xmlns:cx8="http://schemas.microsoft.com/office/drawing/2016/5/14/chartex" xmlns:cx7="http://schemas.microsoft.com/office/drawing/2016/5/13/chartex" xmlns:cx6="http://schemas.microsoft.com/office/drawing/2016/5/12/chartex" xmlns:cx5="http://schemas.microsoft.com/office/drawing/2016/5/11/chartex" xmlns:cx4="http://schemas.microsoft.com/office/drawing/2016/5/10/chartex" xmlns:cx3="http://schemas.microsoft.com/office/drawing/2016/5/9/chartex" xmlns:cx2="http://schemas.microsoft.com/office/drawing/2015/10/21/chartex" xmlns:cx1="http://schemas.microsoft.com/office/drawing/2015/9/8/chartex" val="SMDATA_14_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"/>
+                            <sm:smNativeData xmlns:sm="sm" xmlns:w="http://schemas.openxmlformats.org/wordprocessingml/2006/main" xmlns:w10="urn:schemas-microsoft-com:office:word" xmlns:v="urn:schemas-microsoft-com:vml" xmlns:o="urn:schemas-microsoft-com:office:office" xmlns="" val="SMDATA_14_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"/>
                           </a:ext>
                         </a:extLst>
                       </wps:cNvSpPr>
@@ -1047,7 +1022,7 @@
               </wp:anchor>
             </w:drawing>
           </mc:Choice>
-          <mc:Fallback xmlns:w16sdtdh="http://schemas.microsoft.com/office/word/2020/wordml/sdtdatahash" xmlns:w16="http://schemas.microsoft.com/office/word/2018/wordml" xmlns:w16cid="http://schemas.microsoft.com/office/word/2016/wordml/cid" xmlns:w16cex="http://schemas.microsoft.com/office/word/2018/wordml/cex" xmlns:am3d="http://schemas.microsoft.com/office/drawing/2017/model3d" xmlns:aink="http://schemas.microsoft.com/office/drawing/2016/ink" xmlns:cx8="http://schemas.microsoft.com/office/drawing/2016/5/14/chartex" xmlns:cx7="http://schemas.microsoft.com/office/drawing/2016/5/13/chartex" xmlns:cx6="http://schemas.microsoft.com/office/drawing/2016/5/12/chartex" xmlns:cx5="http://schemas.microsoft.com/office/drawing/2016/5/11/chartex" xmlns:cx4="http://schemas.microsoft.com/office/drawing/2016/5/10/chartex" xmlns:cx3="http://schemas.microsoft.com/office/drawing/2016/5/9/chartex" xmlns:cx2="http://schemas.microsoft.com/office/drawing/2015/10/21/chartex" xmlns:cx1="http://schemas.microsoft.com/office/drawing/2015/9/8/chartex">
+          <mc:Fallback>
             <w:pict>
               <v:rect id="Rectángulo3" o:spid="_x0000_s1029" style="position:absolute;margin-left:245.30pt;margin-top:17.00pt;mso-position-horizontal-relative:page;mso-position-vertical-relative:page;width:264.70pt;height:2.15pt;z-index:251658247;mso-wrap-distance-left:7.05pt;mso-wrap-distance-top:7.05pt;mso-wrap-distance-right:7.05pt;mso-wrap-distance-bottom:7.05pt;mso-wrap-style:square" stroked="f" fillcolor="#00f4e9" v:ext="SMDATA_14_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">
                 <v:fill color2="#000000" type="solid" angle="270"/>
@@ -1084,7 +1059,7 @@
                       <wps:cNvSpPr txBox="1">
                         <a:extLst>
                           <a:ext uri="sm">
-                            <sm:smNativeData xmlns="" xmlns:o="urn:schemas-microsoft-com:office:office" xmlns:v="urn:schemas-microsoft-com:vml" xmlns:w10="urn:schemas-microsoft-com:office:word" xmlns:w="http://schemas.openxmlformats.org/wordprocessingml/2006/main" xmlns:sm="sm" xmlns:w16sdtdh="http://schemas.microsoft.com/office/word/2020/wordml/sdtdatahash" xmlns:w16="http://schemas.microsoft.com/office/word/2018/wordml" xmlns:w16cid="http://schemas.microsoft.com/office/word/2016/wordml/cid" xmlns:w16cex="http://schemas.microsoft.com/office/word/2018/wordml/cex" xmlns:am3d="http://schemas.microsoft.com/office/drawing/2017/model3d" xmlns:aink="http://schemas.microsoft.com/office/drawing/2016/ink" xmlns:cx8="http://schemas.microsoft.com/office/drawing/2016/5/14/chartex" xmlns:cx7="http://schemas.microsoft.com/office/drawing/2016/5/13/chartex" xmlns:cx6="http://schemas.microsoft.com/office/drawing/2016/5/12/chartex" xmlns:cx5="http://schemas.microsoft.com/office/drawing/2016/5/11/chartex" xmlns:cx4="http://schemas.microsoft.com/office/drawing/2016/5/10/chartex" xmlns:cx3="http://schemas.microsoft.com/office/drawing/2016/5/9/chartex" xmlns:cx2="http://schemas.microsoft.com/office/drawing/2015/10/21/chartex" xmlns:cx1="http://schemas.microsoft.com/office/drawing/2015/9/8/chartex" val="SMDATA_14_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"/>
+                            <sm:smNativeData xmlns:sm="sm" xmlns:w="http://schemas.openxmlformats.org/wordprocessingml/2006/main" xmlns:w10="urn:schemas-microsoft-com:office:word" xmlns:v="urn:schemas-microsoft-com:vml" xmlns:o="urn:schemas-microsoft-com:office:office" xmlns="" val="SMDATA_14_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"/>
                           </a:ext>
                         </a:extLst>
                       </wps:cNvSpPr>
@@ -1104,14 +1079,12 @@
                       <wps:txbx>
                         <w:txbxContent>
                           <w:p>
-                            <w:proofErr w:type="spellStart"/>
                             <w:r>
                               <w:rPr>
                                 <w:w w:val="115"/>
                               </w:rPr>
                               <w:t>T´ıtulo</w:t>
                             </w:r>
-                            <w:proofErr w:type="spellEnd"/>
                             <w:r>
                               <w:rPr>
                                 <w:spacing w:val="-2"/>
@@ -1147,20 +1120,18 @@
               </wp:anchor>
             </w:drawing>
           </mc:Choice>
-          <mc:Fallback xmlns:w16sdtdh="http://schemas.microsoft.com/office/word/2020/wordml/sdtdatahash" xmlns:w16="http://schemas.microsoft.com/office/word/2018/wordml" xmlns:w16cid="http://schemas.microsoft.com/office/word/2016/wordml/cid" xmlns:w16cex="http://schemas.microsoft.com/office/word/2018/wordml/cex" xmlns:am3d="http://schemas.microsoft.com/office/drawing/2017/model3d" xmlns:aink="http://schemas.microsoft.com/office/drawing/2016/ink" xmlns:cx8="http://schemas.microsoft.com/office/drawing/2016/5/14/chartex" xmlns:cx7="http://schemas.microsoft.com/office/drawing/2016/5/13/chartex" xmlns:cx6="http://schemas.microsoft.com/office/drawing/2016/5/12/chartex" xmlns:cx5="http://schemas.microsoft.com/office/drawing/2016/5/11/chartex" xmlns:cx4="http://schemas.microsoft.com/office/drawing/2016/5/10/chartex" xmlns:cx3="http://schemas.microsoft.com/office/drawing/2016/5/9/chartex" xmlns:cx2="http://schemas.microsoft.com/office/drawing/2015/10/21/chartex" xmlns:cx1="http://schemas.microsoft.com/office/drawing/2015/9/8/chartex">
+          <mc:Fallback>
             <w:pict>
               <v:shape w14:anchorId="7E85A6B3" id="CuadroTexto2" o:spid="_x0000_s1028" type="#_x0000_t202" style="position:absolute;left:0;text-align:left;margin-left:265.9pt;margin-top:36.85pt;width:222.1pt;height:8.15pt;z-index:251658248;visibility:visible;mso-wrap-style:square;mso-wrap-distance-left:0;mso-wrap-distance-top:0;mso-wrap-distance-right:0;mso-wrap-distance-bottom:0;mso-position-horizontal:absolute;mso-position-horizontal-relative:page;mso-position-vertical:absolute;mso-position-vertical-relative:page;v-text-anchor:top" o:gfxdata="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" o:allowincell="f" filled="f" stroked="f">
                 <v:textbox inset="0,0,0,0">
                   <w:txbxContent>
                     <w:p>
-                      <w:proofErr w:type="spellStart"/>
                       <w:r>
                         <w:rPr>
                           <w:w w:val="115"/>
                         </w:rPr>
                         <w:t>T´ıtulo</w:t>
                       </w:r>
-                      <w:proofErr w:type="spellEnd"/>
                       <w:r>
                         <w:rPr>
                           <w:spacing w:val="-2"/>
@@ -1209,7 +1180,7 @@
                     <pic:cNvPicPr>
                       <a:extLst>
                         <a:ext uri="sm">
-                          <sm:smNativeData xmlns="" xmlns:o="urn:schemas-microsoft-com:office:office" xmlns:v="urn:schemas-microsoft-com:vml" xmlns:w10="urn:schemas-microsoft-com:office:word" xmlns:w="http://schemas.openxmlformats.org/wordprocessingml/2006/main" xmlns:sm="sm" xmlns:w16sdtdh="http://schemas.microsoft.com/office/word/2020/wordml/sdtdatahash" xmlns:w16="http://schemas.microsoft.com/office/word/2018/wordml" xmlns:w16cid="http://schemas.microsoft.com/office/word/2016/wordml/cid" xmlns:w16cex="http://schemas.microsoft.com/office/word/2018/wordml/cex" xmlns:am3d="http://schemas.microsoft.com/office/drawing/2017/model3d" xmlns:aink="http://schemas.microsoft.com/office/drawing/2016/ink" xmlns:cx8="http://schemas.microsoft.com/office/drawing/2016/5/14/chartex" xmlns:cx7="http://schemas.microsoft.com/office/drawing/2016/5/13/chartex" xmlns:cx6="http://schemas.microsoft.com/office/drawing/2016/5/12/chartex" xmlns:cx5="http://schemas.microsoft.com/office/drawing/2016/5/11/chartex" xmlns:cx4="http://schemas.microsoft.com/office/drawing/2016/5/10/chartex" xmlns:cx3="http://schemas.microsoft.com/office/drawing/2016/5/9/chartex" xmlns:cx2="http://schemas.microsoft.com/office/drawing/2015/10/21/chartex" xmlns:cx1="http://schemas.microsoft.com/office/drawing/2015/9/8/chartex" val="SMDATA_16_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"/>
+                          <sm:smNativeData xmlns:sm="sm" xmlns:w="http://schemas.openxmlformats.org/wordprocessingml/2006/main" xmlns:w10="urn:schemas-microsoft-com:office:word" xmlns:v="urn:schemas-microsoft-com:vml" xmlns:o="urn:schemas-microsoft-com:office:office" xmlns="" val="SMDATA_16_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"/>
                         </a:ext>
                       </a:extLst>
                     </pic:cNvPicPr>
@@ -1262,11 +1233,9 @@
         </w:rPr>
         <w:t xml:space="preserve"> </w:t>
       </w:r>
-      <w:proofErr w:type="spellStart"/>
       <w:r>
         <w:t>esta</w:t>
       </w:r>
-      <w:proofErr w:type="spellEnd"/>
       <w:r>
         <w:rPr>
           <w:spacing w:val="29"/>
@@ -1446,7 +1415,6 @@
                 <w:w w:val="125"/>
               </w:rPr>
             </w:pPr>
-            <w:proofErr w:type="spellStart"/>
             <w:r>
               <w:rPr>
                 <w:spacing w:val="-11"/>
@@ -1482,7 +1450,6 @@
               </w:rPr>
               <w:t>ulo</w:t>
             </w:r>
-            <w:proofErr w:type="spellEnd"/>
             <w:r>
               <w:rPr>
                 <w:w w:val="120"/>
@@ -2024,7 +1991,6 @@
             <w:pPr>
               <w:pStyle w:val="TableParagraph"/>
             </w:pPr>
-            <w:proofErr w:type="spellStart"/>
             <w:r>
               <w:rPr>
                 <w:spacing w:val="9"/>
@@ -2053,7 +2019,6 @@
               </w:rPr>
               <w:t>n</w:t>
             </w:r>
-            <w:proofErr w:type="spellEnd"/>
             <w:r>
               <w:rPr>
                 <w:spacing w:val="1"/>
@@ -2545,7 +2510,7 @@
                       <wpg:cNvGrpSpPr>
                         <a:extLst>
                           <a:ext uri="sm">
-                            <sm:smNativeData xmlns="" xmlns:o="urn:schemas-microsoft-com:office:office" xmlns:v="urn:schemas-microsoft-com:vml" xmlns:w10="urn:schemas-microsoft-com:office:word" xmlns:w="http://schemas.openxmlformats.org/wordprocessingml/2006/main" xmlns:sm="sm" xmlns:w16sdtdh="http://schemas.microsoft.com/office/word/2020/wordml/sdtdatahash" xmlns:w16="http://schemas.microsoft.com/office/word/2018/wordml" xmlns:w16cid="http://schemas.microsoft.com/office/word/2016/wordml/cid" xmlns:w16cex="http://schemas.microsoft.com/office/word/2018/wordml/cex" xmlns:am3d="http://schemas.microsoft.com/office/drawing/2017/model3d" xmlns:aink="http://schemas.microsoft.com/office/drawing/2016/ink" xmlns:cx8="http://schemas.microsoft.com/office/drawing/2016/5/14/chartex" xmlns:cx7="http://schemas.microsoft.com/office/drawing/2016/5/13/chartex" xmlns:cx6="http://schemas.microsoft.com/office/drawing/2016/5/12/chartex" xmlns:cx5="http://schemas.microsoft.com/office/drawing/2016/5/11/chartex" xmlns:cx4="http://schemas.microsoft.com/office/drawing/2016/5/10/chartex" xmlns:cx3="http://schemas.microsoft.com/office/drawing/2016/5/9/chartex" xmlns:cx2="http://schemas.microsoft.com/office/drawing/2015/10/21/chartex" xmlns:cx1="http://schemas.microsoft.com/office/drawing/2015/9/8/chartex" val="SMDATA_5_Pm/GaRMAAAAlAAAAAQAAAA0AAAAAkAAAAEgAAACQAAAASAAAAAAAAAAAAAAAAAAAABcAAAAUAAAASiEAADgLAABKIQAAOAsAAAACAAAJAAAABAAAAAAAAAAhAAAAQAAAADwAAAAKAAAAAIIAAAAAAAAAAAAAAAAAAAAAAADABgAAAAAAAAAAAACRJAAAEyEAAFoJAAABAAAAwAYAAJEkAAAoAAAACAAAAAEAAAABAAAA"/>
+                            <sm:smNativeData xmlns:sm="sm" xmlns:w="http://schemas.openxmlformats.org/wordprocessingml/2006/main" xmlns:w10="urn:schemas-microsoft-com:office:word" xmlns:v="urn:schemas-microsoft-com:vml" xmlns:o="urn:schemas-microsoft-com:office:office" xmlns="" val="SMDATA_5_Pm/GaRMAAAAlAAAAAQAAAA0AAAAAkAAAAEgAAACQAAAASAAAAAAAAAAAAAAAAAAAABcAAAAUAAAASiEAADgLAABKIQAAOAsAAAACAAAJAAAABAAAAAAAAAAhAAAAQAAAADwAAAAKAAAAAIIAAAAAAAAAAAAAAAAAAAAAAADABgAAAAAAAAAAAACRJAAAEyEAAFoJAAABAAAAwAYAAJEkAAAoAAAACAAAAAEAAAABAAAA"/>
                           </a:ext>
                         </a:extLst>
                       </wpg:cNvGrpSpPr>
@@ -2562,7 +2527,7 @@
                         <wps:cNvSpPr>
                           <a:extLst>
                             <a:ext uri="sm">
-                              <sm:smNativeData xmlns="" xmlns:o="urn:schemas-microsoft-com:office:office" xmlns:v="urn:schemas-microsoft-com:vml" xmlns:w10="urn:schemas-microsoft-com:office:word" xmlns:w="http://schemas.openxmlformats.org/wordprocessingml/2006/main" xmlns:sm="sm" xmlns:w16sdtdh="http://schemas.microsoft.com/office/word/2020/wordml/sdtdatahash" xmlns:w16="http://schemas.microsoft.com/office/word/2018/wordml" xmlns:w16cid="http://schemas.microsoft.com/office/word/2016/wordml/cid" xmlns:w16cex="http://schemas.microsoft.com/office/word/2018/wordml/cex" xmlns:am3d="http://schemas.microsoft.com/office/drawing/2017/model3d" xmlns:aink="http://schemas.microsoft.com/office/drawing/2016/ink" xmlns:cx8="http://schemas.microsoft.com/office/drawing/2016/5/14/chartex" xmlns:cx7="http://schemas.microsoft.com/office/drawing/2016/5/13/chartex" xmlns:cx6="http://schemas.microsoft.com/office/drawing/2016/5/12/chartex" xmlns:cx5="http://schemas.microsoft.com/office/drawing/2016/5/11/chartex" xmlns:cx4="http://schemas.microsoft.com/office/drawing/2016/5/10/chartex" xmlns:cx3="http://schemas.microsoft.com/office/drawing/2016/5/9/chartex" xmlns:cx2="http://schemas.microsoft.com/office/drawing/2015/10/21/chartex" xmlns:cx1="http://schemas.microsoft.com/office/drawing/2015/9/8/chartex" val="SMDATA_14_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"/>
+                              <sm:smNativeData xmlns:sm="sm" xmlns:w="http://schemas.openxmlformats.org/wordprocessingml/2006/main" xmlns:w10="urn:schemas-microsoft-com:office:word" xmlns:v="urn:schemas-microsoft-com:vml" xmlns:o="urn:schemas-microsoft-com:office:office" xmlns="" val="SMDATA_14_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"/>
                             </a:ext>
                           </a:extLst>
                         </wps:cNvSpPr>
@@ -2587,7 +2552,6 @@
                               <w:pPr>
                                 <w:ind w:left="142" w:right="187"/>
                               </w:pPr>
-                              <w:proofErr w:type="spellStart"/>
                               <w:r>
                                 <w:rPr>
                                   <w:spacing w:val="16"/>
@@ -2623,7 +2587,6 @@
                                 </w:rPr>
                                 <w:t>imo</w:t>
                               </w:r>
-                              <w:proofErr w:type="spellEnd"/>
                               <w:r>
                                 <w:rPr>
                                   <w:spacing w:val="-9"/>
@@ -2722,7 +2685,6 @@
                                 </w:rPr>
                                 <w:t xml:space="preserve"> </w:t>
                               </w:r>
-                              <w:proofErr w:type="spellStart"/>
                               <w:r>
                                 <w:rPr>
                                   <w:spacing w:val="9"/>
@@ -2748,14 +2710,7 @@
                                 <w:rPr>
                                   <w:spacing w:val="9"/>
                                 </w:rPr>
-                                <w:t>n</w:t>
-                              </w:r>
-                              <w:proofErr w:type="spellEnd"/>
-                              <w:r>
-                                <w:rPr>
-                                  <w:spacing w:val="9"/>
-                                </w:rPr>
-                                <w:t>,</w:t>
+                                <w:t>n,</w:t>
                               </w:r>
                               <w:r>
                                 <w:rPr>
@@ -2764,19 +2719,11 @@
                                 </w:rPr>
                                 <w:t xml:space="preserve"> </w:t>
                               </w:r>
-                              <w:proofErr w:type="spellStart"/>
                               <w:r>
                                 <w:rPr>
                                   <w:w w:val="105"/>
                                 </w:rPr>
-                                <w:t>metodolog´ıa</w:t>
-                              </w:r>
-                              <w:proofErr w:type="spellEnd"/>
-                              <w:r>
-                                <w:rPr>
-                                  <w:w w:val="105"/>
-                                </w:rPr>
-                                <w:t>,</w:t>
+                                <w:t>metodolog´ıa,</w:t>
                               </w:r>
                               <w:r>
                                 <w:rPr>
@@ -2785,32 +2732,21 @@
                                 </w:rPr>
                                 <w:t xml:space="preserve"> </w:t>
                               </w:r>
-                              <w:proofErr w:type="spellStart"/>
                               <w:r>
                                 <w:rPr>
                                   <w:spacing w:val="-3"/>
                                   <w:w w:val="105"/>
                                 </w:rPr>
-                                <w:t>resul</w:t>
-                              </w:r>
-                              <w:proofErr w:type="spellEnd"/>
-                              <w:r>
-                                <w:rPr>
-                                  <w:spacing w:val="-3"/>
-                                  <w:w w:val="105"/>
-                                </w:rPr>
-                                <w:t>-</w:t>
+                                <w:t>resul-</w:t>
                               </w:r>
                             </w:p>
                             <w:p>
                               <w:pPr>
                                 <w:ind w:left="142" w:right="187"/>
                               </w:pPr>
-                              <w:proofErr w:type="spellStart"/>
                               <w:r>
                                 <w:t>tados</w:t>
                               </w:r>
-                              <w:proofErr w:type="spellEnd"/>
                               <w:r>
                                 <w:rPr>
                                   <w:spacing w:val="24"/>
@@ -2865,7 +2801,7 @@
                         <wps:cNvSpPr>
                           <a:extLst>
                             <a:ext uri="sm">
-                              <sm:smNativeData xmlns="" xmlns:o="urn:schemas-microsoft-com:office:office" xmlns:v="urn:schemas-microsoft-com:vml" xmlns:w10="urn:schemas-microsoft-com:office:word" xmlns:w="http://schemas.openxmlformats.org/wordprocessingml/2006/main" xmlns:sm="sm" xmlns:w16sdtdh="http://schemas.microsoft.com/office/word/2020/wordml/sdtdatahash" xmlns:w16="http://schemas.microsoft.com/office/word/2018/wordml" xmlns:w16cid="http://schemas.microsoft.com/office/word/2016/wordml/cid" xmlns:w16cex="http://schemas.microsoft.com/office/word/2018/wordml/cex" xmlns:am3d="http://schemas.microsoft.com/office/drawing/2017/model3d" xmlns:aink="http://schemas.microsoft.com/office/drawing/2016/ink" xmlns:cx8="http://schemas.microsoft.com/office/drawing/2016/5/14/chartex" xmlns:cx7="http://schemas.microsoft.com/office/drawing/2016/5/13/chartex" xmlns:cx6="http://schemas.microsoft.com/office/drawing/2016/5/12/chartex" xmlns:cx5="http://schemas.microsoft.com/office/drawing/2016/5/11/chartex" xmlns:cx4="http://schemas.microsoft.com/office/drawing/2016/5/10/chartex" xmlns:cx3="http://schemas.microsoft.com/office/drawing/2016/5/9/chartex" xmlns:cx2="http://schemas.microsoft.com/office/drawing/2015/10/21/chartex" xmlns:cx1="http://schemas.microsoft.com/office/drawing/2015/9/8/chartex" val="SMDATA_14_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"/>
+                              <sm:smNativeData xmlns:sm="sm" xmlns:w="http://schemas.openxmlformats.org/wordprocessingml/2006/main" xmlns:w10="urn:schemas-microsoft-com:office:word" xmlns:v="urn:schemas-microsoft-com:vml" xmlns:o="urn:schemas-microsoft-com:office:office" xmlns="" val="SMDATA_14_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"/>
                             </a:ext>
                           </a:extLst>
                         </wps:cNvSpPr>
@@ -2944,7 +2880,7 @@
               </wp:anchor>
             </w:drawing>
           </mc:Choice>
-          <mc:Fallback xmlns:w16sdtdh="http://schemas.microsoft.com/office/word/2020/wordml/sdtdatahash" xmlns:w16="http://schemas.microsoft.com/office/word/2018/wordml" xmlns:w16cid="http://schemas.microsoft.com/office/word/2016/wordml/cid" xmlns:w16cex="http://schemas.microsoft.com/office/word/2018/wordml/cex" xmlns:am3d="http://schemas.microsoft.com/office/drawing/2017/model3d" xmlns:aink="http://schemas.microsoft.com/office/drawing/2016/ink" xmlns:cx8="http://schemas.microsoft.com/office/drawing/2016/5/14/chartex" xmlns:cx7="http://schemas.microsoft.com/office/drawing/2016/5/13/chartex" xmlns:cx6="http://schemas.microsoft.com/office/drawing/2016/5/12/chartex" xmlns:cx5="http://schemas.microsoft.com/office/drawing/2016/5/11/chartex" xmlns:cx4="http://schemas.microsoft.com/office/drawing/2016/5/10/chartex" xmlns:cx3="http://schemas.microsoft.com/office/drawing/2016/5/9/chartex" xmlns:cx2="http://schemas.microsoft.com/office/drawing/2015/10/21/chartex" xmlns:cx1="http://schemas.microsoft.com/office/drawing/2015/9/8/chartex">
+          <mc:Fallback>
             <w:pict>
               <v:group w14:anchorId="2E6995D2" id="Agrupar1" o:spid="_x0000_s1029" style="position:absolute;left:0;text-align:left;margin-left:88.1pt;margin-top:122.3pt;width:423.35pt;height:119.7pt;z-index:251658249;mso-wrap-distance-left:0;mso-wrap-distance-right:0;mso-position-horizontal-relative:page;mso-position-vertical-relative:page" coordsize="53765,15201" o:gfxdata="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" o:allowincell="f">
                 <v:rect id="Textbox 18" o:spid="_x0000_s1030" style="position:absolute;top:3340;width:53765;height:11861;visibility:visible;mso-wrap-style:square;v-text-anchor:top" o:gfxdata="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" filled="f" strokeweight="2.85pt">
@@ -2954,7 +2890,6 @@
                         <w:pPr>
                           <w:ind w:left="142" w:right="187"/>
                         </w:pPr>
-                        <w:proofErr w:type="spellStart"/>
                         <w:r>
                           <w:rPr>
                             <w:spacing w:val="16"/>
@@ -2990,7 +2925,6 @@
                           </w:rPr>
                           <w:t>imo</w:t>
                         </w:r>
-                        <w:proofErr w:type="spellEnd"/>
                         <w:r>
                           <w:rPr>
                             <w:spacing w:val="-9"/>
@@ -3089,7 +3023,6 @@
                           </w:rPr>
                           <w:t xml:space="preserve"> </w:t>
                         </w:r>
-                        <w:proofErr w:type="spellStart"/>
                         <w:r>
                           <w:rPr>
                             <w:spacing w:val="9"/>
@@ -3115,14 +3048,7 @@
                           <w:rPr>
                             <w:spacing w:val="9"/>
                           </w:rPr>
-                          <w:t>n</w:t>
-                        </w:r>
-                        <w:proofErr w:type="spellEnd"/>
-                        <w:r>
-                          <w:rPr>
-                            <w:spacing w:val="9"/>
-                          </w:rPr>
-                          <w:t>,</w:t>
+                          <w:t>n,</w:t>
                         </w:r>
                         <w:r>
                           <w:rPr>
@@ -3131,19 +3057,11 @@
                           </w:rPr>
                           <w:t xml:space="preserve"> </w:t>
                         </w:r>
-                        <w:proofErr w:type="spellStart"/>
                         <w:r>
                           <w:rPr>
                             <w:w w:val="105"/>
                           </w:rPr>
-                          <w:t>metodolog´ıa</w:t>
-                        </w:r>
-                        <w:proofErr w:type="spellEnd"/>
-                        <w:r>
-                          <w:rPr>
-                            <w:w w:val="105"/>
-                          </w:rPr>
-                          <w:t>,</w:t>
+                          <w:t>metodolog´ıa,</w:t>
                         </w:r>
                         <w:r>
                           <w:rPr>
@@ -3152,32 +3070,21 @@
                           </w:rPr>
                           <w:t xml:space="preserve"> </w:t>
                         </w:r>
-                        <w:proofErr w:type="spellStart"/>
                         <w:r>
                           <w:rPr>
                             <w:spacing w:val="-3"/>
                             <w:w w:val="105"/>
                           </w:rPr>
-                          <w:t>resul</w:t>
-                        </w:r>
-                        <w:proofErr w:type="spellEnd"/>
-                        <w:r>
-                          <w:rPr>
-                            <w:spacing w:val="-3"/>
-                            <w:w w:val="105"/>
-                          </w:rPr>
-                          <w:t>-</w:t>
+                          <w:t>resul-</w:t>
                         </w:r>
                       </w:p>
                       <w:p>
                         <w:pPr>
                           <w:ind w:left="142" w:right="187"/>
                         </w:pPr>
-                        <w:proofErr w:type="spellStart"/>
                         <w:r>
                           <w:t>tados</w:t>
                         </w:r>
-                        <w:proofErr w:type="spellEnd"/>
                         <w:r>
                           <w:rPr>
                             <w:spacing w:val="24"/>
@@ -3325,7 +3232,7 @@
                       <wpg:cNvGrpSpPr>
                         <a:extLst>
                           <a:ext uri="sm">
-                            <sm:smNativeData xmlns="" xmlns:o="urn:schemas-microsoft-com:office:office" xmlns:v="urn:schemas-microsoft-com:vml" xmlns:w10="urn:schemas-microsoft-com:office:word" xmlns:w="http://schemas.openxmlformats.org/wordprocessingml/2006/main" xmlns:sm="sm" xmlns:w16sdtdh="http://schemas.microsoft.com/office/word/2020/wordml/sdtdatahash" xmlns:w16="http://schemas.microsoft.com/office/word/2018/wordml" xmlns:w16cid="http://schemas.microsoft.com/office/word/2016/wordml/cid" xmlns:w16cex="http://schemas.microsoft.com/office/word/2018/wordml/cex" xmlns:am3d="http://schemas.microsoft.com/office/drawing/2017/model3d" xmlns:aink="http://schemas.microsoft.com/office/drawing/2016/ink" xmlns:cx8="http://schemas.microsoft.com/office/drawing/2016/5/14/chartex" xmlns:cx7="http://schemas.microsoft.com/office/drawing/2016/5/13/chartex" xmlns:cx6="http://schemas.microsoft.com/office/drawing/2016/5/12/chartex" xmlns:cx5="http://schemas.microsoft.com/office/drawing/2016/5/11/chartex" xmlns:cx4="http://schemas.microsoft.com/office/drawing/2016/5/10/chartex" xmlns:cx3="http://schemas.microsoft.com/office/drawing/2016/5/9/chartex" xmlns:cx2="http://schemas.microsoft.com/office/drawing/2015/10/21/chartex" xmlns:cx1="http://schemas.microsoft.com/office/drawing/2015/9/8/chartex" val="SMDATA_5_Pm/GaRMAAAAlAAAAAQAAAE0AAAAAkAAAAEgAAACQAAAASAAAAAAAAAAAAAAAAAAAABcAAAAUAAAAPCYAAA0EAAA8JgAADQQAAAACAAAJAAAABAAAAAAAAAAhAAAAQAAAADwAAAALAAAAAIIAAAAAAAAAAAAAAAAAAAAAAACpBgAAAAAAAAAAAACqMgAANSEAAD0GAAABAAAAqQYAAKoyAAAoAAAACAAAAAEAAAABAAAA"/>
+                            <sm:smNativeData xmlns:sm="sm" xmlns:w="http://schemas.openxmlformats.org/wordprocessingml/2006/main" xmlns:w10="urn:schemas-microsoft-com:office:word" xmlns:v="urn:schemas-microsoft-com:vml" xmlns:o="urn:schemas-microsoft-com:office:office" xmlns="" val="SMDATA_5_Pm/GaRMAAAAlAAAAAQAAAE0AAAAAkAAAAEgAAACQAAAASAAAAAAAAAAAAAAAAAAAABcAAAAUAAAAPCYAAA0EAAA8JgAADQQAAAACAAAJAAAABAAAAAAAAAAhAAAAQAAAADwAAAALAAAAAIIAAAAAAAAAAAAAAAAAAAAAAACpBgAAAAAAAAAAAACqMgAANSEAAD0GAAABAAAAqQYAAKoyAAAoAAAACAAAAAEAAAABAAAA"/>
                           </a:ext>
                         </a:extLst>
                       </wpg:cNvGrpSpPr>
@@ -3342,7 +3249,7 @@
                         <wps:cNvSpPr>
                           <a:extLst>
                             <a:ext uri="sm">
-                              <sm:smNativeData xmlns="" xmlns:o="urn:schemas-microsoft-com:office:office" xmlns:v="urn:schemas-microsoft-com:vml" xmlns:w10="urn:schemas-microsoft-com:office:word" xmlns:w="http://schemas.openxmlformats.org/wordprocessingml/2006/main" xmlns:sm="sm" xmlns:w16sdtdh="http://schemas.microsoft.com/office/word/2020/wordml/sdtdatahash" xmlns:w16="http://schemas.microsoft.com/office/word/2018/wordml" xmlns:w16cid="http://schemas.microsoft.com/office/word/2016/wordml/cid" xmlns:w16cex="http://schemas.microsoft.com/office/word/2018/wordml/cex" xmlns:am3d="http://schemas.microsoft.com/office/drawing/2017/model3d" xmlns:aink="http://schemas.microsoft.com/office/drawing/2016/ink" xmlns:cx8="http://schemas.microsoft.com/office/drawing/2016/5/14/chartex" xmlns:cx7="http://schemas.microsoft.com/office/drawing/2016/5/13/chartex" xmlns:cx6="http://schemas.microsoft.com/office/drawing/2016/5/12/chartex" xmlns:cx5="http://schemas.microsoft.com/office/drawing/2016/5/11/chartex" xmlns:cx4="http://schemas.microsoft.com/office/drawing/2016/5/10/chartex" xmlns:cx3="http://schemas.microsoft.com/office/drawing/2016/5/9/chartex" xmlns:cx2="http://schemas.microsoft.com/office/drawing/2015/10/21/chartex" xmlns:cx1="http://schemas.microsoft.com/office/drawing/2015/9/8/chartex" val="SMDATA_14_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"/>
+                              <sm:smNativeData xmlns:sm="sm" xmlns:w="http://schemas.openxmlformats.org/wordprocessingml/2006/main" xmlns:w10="urn:schemas-microsoft-com:office:word" xmlns:v="urn:schemas-microsoft-com:vml" xmlns:o="urn:schemas-microsoft-com:office:office" xmlns="" val="SMDATA_14_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"/>
                             </a:ext>
                           </a:extLst>
                         </wps:cNvSpPr>
@@ -3380,14 +3287,12 @@
                                 </w:rPr>
                                 <w:t xml:space="preserve"> </w:t>
                               </w:r>
-                              <w:proofErr w:type="spellStart"/>
                               <w:r>
                                 <w:rPr>
                                   <w:w w:val="105"/>
                                 </w:rPr>
                                 <w:t>maximum</w:t>
                               </w:r>
-                              <w:proofErr w:type="spellEnd"/>
                               <w:r>
                                 <w:rPr>
                                   <w:spacing w:val="-5"/>
@@ -3421,19 +3326,11 @@
                                 </w:rPr>
                                 <w:t xml:space="preserve"> </w:t>
                               </w:r>
-                              <w:proofErr w:type="spellStart"/>
                               <w:r>
                                 <w:rPr>
                                   <w:w w:val="105"/>
                                 </w:rPr>
-                                <w:t>words</w:t>
-                              </w:r>
-                              <w:proofErr w:type="spellEnd"/>
-                              <w:r>
-                                <w:rPr>
-                                  <w:w w:val="105"/>
-                                </w:rPr>
-                                <w:t>,</w:t>
+                                <w:t>words,</w:t>
                               </w:r>
                               <w:r>
                                 <w:rPr>
@@ -3442,14 +3339,12 @@
                                 </w:rPr>
                                 <w:t xml:space="preserve"> </w:t>
                               </w:r>
-                              <w:proofErr w:type="spellStart"/>
                               <w:r>
                                 <w:rPr>
                                   <w:w w:val="105"/>
                                 </w:rPr>
                                 <w:t>detailing</w:t>
                               </w:r>
-                              <w:proofErr w:type="spellEnd"/>
                               <w:r>
                                 <w:rPr>
                                   <w:spacing w:val="-4"/>
@@ -3457,14 +3352,12 @@
                                 </w:rPr>
                                 <w:t xml:space="preserve"> </w:t>
                               </w:r>
-                              <w:proofErr w:type="spellStart"/>
                               <w:r>
                                 <w:rPr>
                                   <w:w w:val="105"/>
                                 </w:rPr>
                                 <w:t>the</w:t>
                               </w:r>
-                              <w:proofErr w:type="spellEnd"/>
                               <w:r>
                                 <w:rPr>
                                   <w:spacing w:val="-5"/>
@@ -3472,19 +3365,11 @@
                                 </w:rPr>
                                 <w:t xml:space="preserve"> </w:t>
                               </w:r>
-                              <w:proofErr w:type="spellStart"/>
                               <w:r>
                                 <w:rPr>
                                   <w:w w:val="105"/>
                                 </w:rPr>
-                                <w:t>purpose</w:t>
-                              </w:r>
-                              <w:proofErr w:type="spellEnd"/>
-                              <w:r>
-                                <w:rPr>
-                                  <w:w w:val="105"/>
-                                </w:rPr>
-                                <w:t>,</w:t>
+                                <w:t>purpose,</w:t>
                               </w:r>
                               <w:r>
                                 <w:rPr>
@@ -3519,19 +3404,11 @@
                                 </w:rPr>
                                 <w:t xml:space="preserve"> </w:t>
                               </w:r>
-                              <w:proofErr w:type="spellStart"/>
                               <w:r>
                                 <w:rPr>
                                   <w:w w:val="105"/>
                                 </w:rPr>
-                                <w:t>application</w:t>
-                              </w:r>
-                              <w:proofErr w:type="spellEnd"/>
-                              <w:r>
-                                <w:rPr>
-                                  <w:w w:val="105"/>
-                                </w:rPr>
-                                <w:t>,</w:t>
+                                <w:t>application,</w:t>
                               </w:r>
                               <w:r>
                                 <w:rPr>
@@ -3540,34 +3417,20 @@
                                 </w:rPr>
                                 <w:t xml:space="preserve"> </w:t>
                               </w:r>
-                              <w:proofErr w:type="spellStart"/>
                               <w:r>
                                 <w:rPr>
                                   <w:spacing w:val="-3"/>
                                   <w:w w:val="105"/>
                                 </w:rPr>
-                                <w:t>methodo</w:t>
-                              </w:r>
-                              <w:proofErr w:type="spellEnd"/>
-                              <w:r>
-                                <w:rPr>
-                                  <w:spacing w:val="-3"/>
-                                  <w:w w:val="105"/>
-                                </w:rPr>
-                                <w:t>-</w:t>
+                                <w:t>methodo-</w:t>
                               </w:r>
                             </w:p>
                             <w:p>
                               <w:pPr>
                                 <w:ind w:left="142" w:right="214"/>
                               </w:pPr>
-                              <w:proofErr w:type="spellStart"/>
                               <w:r>
-                                <w:t>logy</w:t>
-                              </w:r>
-                              <w:proofErr w:type="spellEnd"/>
-                              <w:r>
-                                <w:t>,</w:t>
+                                <w:t>logy,</w:t>
                               </w:r>
                               <w:r>
                                 <w:rPr>
@@ -3575,11 +3438,9 @@
                                 </w:rPr>
                                 <w:t xml:space="preserve"> </w:t>
                               </w:r>
-                              <w:proofErr w:type="spellStart"/>
                               <w:r>
                                 <w:t>results</w:t>
                               </w:r>
-                              <w:proofErr w:type="spellEnd"/>
                               <w:r>
                                 <w:rPr>
                                   <w:spacing w:val="21"/>
@@ -3613,30 +3474,20 @@
                                 </w:rPr>
                                 <w:t xml:space="preserve"> </w:t>
                               </w:r>
-                              <w:proofErr w:type="spellStart"/>
                               <w:r>
                                 <w:t>the</w:t>
                               </w:r>
-                              <w:proofErr w:type="spellEnd"/>
                               <w:r>
                                 <w:rPr>
                                   <w:spacing w:val="21"/>
                                 </w:rPr>
                                 <w:t xml:space="preserve"> </w:t>
                               </w:r>
-                              <w:proofErr w:type="spellStart"/>
                               <w:r>
                                 <w:rPr>
                                   <w:spacing w:val="-3"/>
                                 </w:rPr>
-                                <w:t>work</w:t>
-                              </w:r>
-                              <w:proofErr w:type="spellEnd"/>
-                              <w:r>
-                                <w:rPr>
-                                  <w:spacing w:val="-3"/>
-                                </w:rPr>
-                                <w:t>.</w:t>
+                                <w:t>work.</w:t>
                               </w:r>
                             </w:p>
                           </w:txbxContent>
@@ -3653,7 +3504,7 @@
                         <wps:cNvSpPr>
                           <a:extLst>
                             <a:ext uri="sm">
-                              <sm:smNativeData xmlns="" xmlns:o="urn:schemas-microsoft-com:office:office" xmlns:v="urn:schemas-microsoft-com:vml" xmlns:w10="urn:schemas-microsoft-com:office:word" xmlns:w="http://schemas.openxmlformats.org/wordprocessingml/2006/main" xmlns:sm="sm" xmlns:w16sdtdh="http://schemas.microsoft.com/office/word/2020/wordml/sdtdatahash" xmlns:w16="http://schemas.microsoft.com/office/word/2018/wordml" xmlns:w16cid="http://schemas.microsoft.com/office/word/2016/wordml/cid" xmlns:w16cex="http://schemas.microsoft.com/office/word/2018/wordml/cex" xmlns:am3d="http://schemas.microsoft.com/office/drawing/2017/model3d" xmlns:aink="http://schemas.microsoft.com/office/drawing/2016/ink" xmlns:cx8="http://schemas.microsoft.com/office/drawing/2016/5/14/chartex" xmlns:cx7="http://schemas.microsoft.com/office/drawing/2016/5/13/chartex" xmlns:cx6="http://schemas.microsoft.com/office/drawing/2016/5/12/chartex" xmlns:cx5="http://schemas.microsoft.com/office/drawing/2016/5/11/chartex" xmlns:cx4="http://schemas.microsoft.com/office/drawing/2016/5/10/chartex" xmlns:cx3="http://schemas.microsoft.com/office/drawing/2016/5/9/chartex" xmlns:cx2="http://schemas.microsoft.com/office/drawing/2015/10/21/chartex" xmlns:cx1="http://schemas.microsoft.com/office/drawing/2015/9/8/chartex" val="SMDATA_14_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"/>
+                              <sm:smNativeData xmlns:sm="sm" xmlns:w="http://schemas.openxmlformats.org/wordprocessingml/2006/main" xmlns:w10="urn:schemas-microsoft-com:office:word" xmlns:v="urn:schemas-microsoft-com:vml" xmlns:o="urn:schemas-microsoft-com:office:office" xmlns="" val="SMDATA_14_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"/>
                             </a:ext>
                           </a:extLst>
                         </wps:cNvSpPr>
@@ -3683,14 +3534,12 @@
                                   <w:w w:val="120"/>
                                 </w:rPr>
                               </w:pPr>
-                              <w:proofErr w:type="spellStart"/>
                               <w:r>
                                 <w:rPr>
                                   <w:w w:val="120"/>
                                 </w:rPr>
                                 <w:t>Abstract</w:t>
                               </w:r>
-                              <w:proofErr w:type="spellEnd"/>
                             </w:p>
                           </w:txbxContent>
                         </wps:txbx>
@@ -3710,7 +3559,7 @@
               </wp:anchor>
             </w:drawing>
           </mc:Choice>
-          <mc:Fallback xmlns:w16sdtdh="http://schemas.microsoft.com/office/word/2020/wordml/sdtdatahash" xmlns:w16="http://schemas.microsoft.com/office/word/2018/wordml" xmlns:w16cid="http://schemas.microsoft.com/office/word/2016/wordml/cid" xmlns:w16cex="http://schemas.microsoft.com/office/word/2018/wordml/cex" xmlns:am3d="http://schemas.microsoft.com/office/drawing/2017/model3d" xmlns:aink="http://schemas.microsoft.com/office/drawing/2016/ink" xmlns:cx8="http://schemas.microsoft.com/office/drawing/2016/5/14/chartex" xmlns:cx7="http://schemas.microsoft.com/office/drawing/2016/5/13/chartex" xmlns:cx6="http://schemas.microsoft.com/office/drawing/2016/5/12/chartex" xmlns:cx5="http://schemas.microsoft.com/office/drawing/2016/5/11/chartex" xmlns:cx4="http://schemas.microsoft.com/office/drawing/2016/5/10/chartex" xmlns:cx3="http://schemas.microsoft.com/office/drawing/2016/5/9/chartex" xmlns:cx2="http://schemas.microsoft.com/office/drawing/2015/10/21/chartex" xmlns:cx1="http://schemas.microsoft.com/office/drawing/2015/9/8/chartex">
+          <mc:Fallback>
             <w:pict>
               <v:group w14:anchorId="19BAD324" id="Agrupar2" o:spid="_x0000_s1032" style="position:absolute;left:0;text-align:left;margin-left:0;margin-top:320.05pt;width:425.05pt;height:111.9pt;z-index:251658252;mso-wrap-distance-left:0;mso-wrap-distance-right:0;mso-position-horizontal:left;mso-position-horizontal-relative:margin;mso-position-vertical-relative:page;mso-height-relative:margin" coordsize="53981,11283" o:gfxdata="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" o:allowincell="f">
                 <v:rect id="Textbox 21" o:spid="_x0000_s1033" style="position:absolute;left:6;top:3282;width:53975;height:8001;visibility:visible;mso-wrap-style:square;v-text-anchor:top" o:gfxdata="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" filled="f" strokeweight="2.85pt">
@@ -3733,14 +3582,12 @@
                           </w:rPr>
                           <w:t xml:space="preserve"> </w:t>
                         </w:r>
-                        <w:proofErr w:type="spellStart"/>
                         <w:r>
                           <w:rPr>
                             <w:w w:val="105"/>
                           </w:rPr>
                           <w:t>maximum</w:t>
                         </w:r>
-                        <w:proofErr w:type="spellEnd"/>
                         <w:r>
                           <w:rPr>
                             <w:spacing w:val="-5"/>
@@ -3748,14 +3595,12 @@
                           </w:rPr>
                           <w:t xml:space="preserve"> </w:t>
                         </w:r>
-                        <w:proofErr w:type="spellStart"/>
                         <w:r>
                           <w:rPr>
                             <w:w w:val="105"/>
                           </w:rPr>
                           <w:t>of</w:t>
                         </w:r>
-                        <w:proofErr w:type="spellEnd"/>
                         <w:r>
                           <w:rPr>
                             <w:spacing w:val="-4"/>
@@ -3776,19 +3621,11 @@
                           </w:rPr>
                           <w:t xml:space="preserve"> </w:t>
                         </w:r>
-                        <w:proofErr w:type="spellStart"/>
                         <w:r>
                           <w:rPr>
                             <w:w w:val="105"/>
                           </w:rPr>
-                          <w:t>words</w:t>
-                        </w:r>
-                        <w:proofErr w:type="spellEnd"/>
-                        <w:r>
-                          <w:rPr>
-                            <w:w w:val="105"/>
-                          </w:rPr>
-                          <w:t>,</w:t>
+                          <w:t>words,</w:t>
                         </w:r>
                         <w:r>
                           <w:rPr>
@@ -3797,14 +3634,12 @@
                           </w:rPr>
                           <w:t xml:space="preserve"> </w:t>
                         </w:r>
-                        <w:proofErr w:type="spellStart"/>
                         <w:r>
                           <w:rPr>
                             <w:w w:val="105"/>
                           </w:rPr>
                           <w:t>detailing</w:t>
                         </w:r>
-                        <w:proofErr w:type="spellEnd"/>
                         <w:r>
                           <w:rPr>
                             <w:spacing w:val="-4"/>
@@ -3812,14 +3647,12 @@
                           </w:rPr>
                           <w:t xml:space="preserve"> </w:t>
                         </w:r>
-                        <w:proofErr w:type="spellStart"/>
                         <w:r>
                           <w:rPr>
                             <w:w w:val="105"/>
                           </w:rPr>
                           <w:t>the</w:t>
                         </w:r>
-                        <w:proofErr w:type="spellEnd"/>
                         <w:r>
                           <w:rPr>
                             <w:spacing w:val="-5"/>
@@ -3827,19 +3660,11 @@
                           </w:rPr>
                           <w:t xml:space="preserve"> </w:t>
                         </w:r>
-                        <w:proofErr w:type="spellStart"/>
                         <w:r>
                           <w:rPr>
                             <w:w w:val="105"/>
                           </w:rPr>
-                          <w:t>purpose</w:t>
-                        </w:r>
-                        <w:proofErr w:type="spellEnd"/>
-                        <w:r>
-                          <w:rPr>
-                            <w:w w:val="105"/>
-                          </w:rPr>
-                          <w:t>,</w:t>
+                          <w:t>purpose,</w:t>
                         </w:r>
                         <w:r>
                           <w:rPr>
@@ -3861,14 +3686,12 @@
                           </w:rPr>
                           <w:t xml:space="preserve"> </w:t>
                         </w:r>
-                        <w:proofErr w:type="spellStart"/>
                         <w:r>
                           <w:rPr>
                             <w:w w:val="105"/>
                           </w:rPr>
                           <w:t>of</w:t>
                         </w:r>
-                        <w:proofErr w:type="spellEnd"/>
                         <w:r>
                           <w:rPr>
                             <w:spacing w:val="-5"/>
@@ -3876,19 +3699,11 @@
                           </w:rPr>
                           <w:t xml:space="preserve"> </w:t>
                         </w:r>
-                        <w:proofErr w:type="spellStart"/>
                         <w:r>
                           <w:rPr>
                             <w:w w:val="105"/>
                           </w:rPr>
-                          <w:t>application</w:t>
-                        </w:r>
-                        <w:proofErr w:type="spellEnd"/>
-                        <w:r>
-                          <w:rPr>
-                            <w:w w:val="105"/>
-                          </w:rPr>
-                          <w:t>,</w:t>
+                          <w:t>application,</w:t>
                         </w:r>
                         <w:r>
                           <w:rPr>
@@ -3897,34 +3712,20 @@
                           </w:rPr>
                           <w:t xml:space="preserve"> </w:t>
                         </w:r>
-                        <w:proofErr w:type="spellStart"/>
                         <w:r>
                           <w:rPr>
                             <w:spacing w:val="-3"/>
                             <w:w w:val="105"/>
                           </w:rPr>
-                          <w:t>methodo</w:t>
-                        </w:r>
-                        <w:proofErr w:type="spellEnd"/>
-                        <w:r>
-                          <w:rPr>
-                            <w:spacing w:val="-3"/>
-                            <w:w w:val="105"/>
-                          </w:rPr>
-                          <w:t>-</w:t>
+                          <w:t>methodo-</w:t>
                         </w:r>
                       </w:p>
                       <w:p>
                         <w:pPr>
                           <w:ind w:left="142" w:right="214"/>
                         </w:pPr>
-                        <w:proofErr w:type="spellStart"/>
                         <w:r>
-                          <w:t>logy</w:t>
-                        </w:r>
-                        <w:proofErr w:type="spellEnd"/>
-                        <w:r>
-                          <w:t>,</w:t>
+                          <w:t>logy,</w:t>
                         </w:r>
                         <w:r>
                           <w:rPr>
@@ -3932,11 +3733,9 @@
                           </w:rPr>
                           <w:t xml:space="preserve"> </w:t>
                         </w:r>
-                        <w:proofErr w:type="spellStart"/>
                         <w:r>
                           <w:t>results</w:t>
                         </w:r>
-                        <w:proofErr w:type="spellEnd"/>
                         <w:r>
                           <w:rPr>
                             <w:spacing w:val="21"/>
@@ -3961,41 +3760,29 @@
                           </w:rPr>
                           <w:t xml:space="preserve"> </w:t>
                         </w:r>
-                        <w:proofErr w:type="spellStart"/>
                         <w:r>
                           <w:t>of</w:t>
                         </w:r>
-                        <w:proofErr w:type="spellEnd"/>
                         <w:r>
                           <w:rPr>
                             <w:spacing w:val="21"/>
                           </w:rPr>
                           <w:t xml:space="preserve"> </w:t>
                         </w:r>
-                        <w:proofErr w:type="spellStart"/>
                         <w:r>
                           <w:t>the</w:t>
                         </w:r>
-                        <w:proofErr w:type="spellEnd"/>
                         <w:r>
                           <w:rPr>
                             <w:spacing w:val="21"/>
                           </w:rPr>
                           <w:t xml:space="preserve"> </w:t>
                         </w:r>
-                        <w:proofErr w:type="spellStart"/>
                         <w:r>
                           <w:rPr>
                             <w:spacing w:val="-3"/>
                           </w:rPr>
-                          <w:t>work</w:t>
-                        </w:r>
-                        <w:proofErr w:type="spellEnd"/>
-                        <w:r>
-                          <w:rPr>
-                            <w:spacing w:val="-3"/>
-                          </w:rPr>
-                          <w:t>.</w:t>
+                          <w:t>work.</w:t>
                         </w:r>
                       </w:p>
                     </w:txbxContent>
@@ -4011,14 +3798,12 @@
                             <w:w w:val="120"/>
                           </w:rPr>
                         </w:pPr>
-                        <w:proofErr w:type="spellStart"/>
                         <w:r>
                           <w:rPr>
                             <w:w w:val="120"/>
                           </w:rPr>
                           <w:t>Abstract</w:t>
                         </w:r>
-                        <w:proofErr w:type="spellEnd"/>
                       </w:p>
                     </w:txbxContent>
                   </v:textbox>
@@ -4143,7 +3928,6 @@
         </w:rPr>
         <w:t>´</w:t>
       </w:r>
-      <w:proofErr w:type="spellStart"/>
       <w:r>
         <w:rPr>
           <w:b/>
@@ -4154,20 +3938,7 @@
           <w:sz w:val="49"/>
           <w:szCs w:val="49"/>
         </w:rPr>
-        <w:t>Indice</w:t>
-      </w:r>
-      <w:proofErr w:type="spellEnd"/>
-      <w:r>
-        <w:rPr>
-          <w:b/>
-          <w:bCs/>
-          <w:color w:val="000072"/>
-          <w:spacing w:val="21"/>
-          <w:w w:val="151"/>
-          <w:sz w:val="49"/>
-          <w:szCs w:val="49"/>
-        </w:rPr>
-        <w:t xml:space="preserve"> general</w:t>
+        <w:t>Indice general</w:t>
       </w:r>
     </w:p>
     <w:p/>
@@ -5894,7 +5665,6 @@
         </w:numPr>
         <w:ind w:left="284" w:hanging="284"/>
       </w:pPr>
-      <w:proofErr w:type="spellStart"/>
       <w:r>
         <w:rPr>
           <w:b/>
@@ -5902,7 +5672,6 @@
         </w:rPr>
         <w:t>Observabilidad</w:t>
       </w:r>
-      <w:proofErr w:type="spellEnd"/>
       <w:r>
         <w:t xml:space="preserve"> </w:t>
       </w:r>
@@ -5931,37 +5700,13 @@
           <w:i/>
           <w:iCs/>
         </w:rPr>
-        <w:t xml:space="preserve">Great </w:t>
-      </w:r>
-      <w:proofErr w:type="spellStart"/>
+        <w:t>Great Expectations</w:t>
+      </w:r>
       <w:r>
         <w:rPr>
           <w:rStyle w:val="citation-84"/>
-          <w:i/>
-          <w:iCs/>
-        </w:rPr>
-        <w:t>Expectations</w:t>
-      </w:r>
-      <w:proofErr w:type="spellEnd"/>
-      <w:r>
-        <w:rPr>
-          <w:rStyle w:val="citation-84"/>
-        </w:rPr>
-        <w:t xml:space="preserve">) capaz de discriminar entre anomalías físicas reales y fallos de </w:t>
-      </w:r>
-      <w:proofErr w:type="spellStart"/>
-      <w:r>
-        <w:rPr>
-          <w:rStyle w:val="citation-84"/>
-        </w:rPr>
-        <w:t>sensórica</w:t>
-      </w:r>
-      <w:proofErr w:type="spellEnd"/>
-      <w:r>
-        <w:rPr>
-          <w:rStyle w:val="citation-84"/>
-        </w:rPr>
-        <w:t xml:space="preserve"> o calibración</w:t>
+        </w:rPr>
+        <w:t>) capaz de discriminar entre anomalías físicas reales y fallos de sensórica o calibración</w:t>
       </w:r>
       <w:r>
         <w:t>. Este agente inspector garantizará la integridad absoluta de las series temporales antes de la fase de modelado biológico.</w:t>
@@ -5987,15 +5732,7 @@
         <w:t xml:space="preserve">: </w:t>
       </w:r>
       <w:r>
-        <w:t>Aplicar técnicas avanzadas de imputación para resolver la escasez de datos derivada de los vacíos de muestreo invernales. Sobre esta base sólida, se desarrollarán Modelos Aditivos Generalizados (</w:t>
-      </w:r>
-      <w:proofErr w:type="spellStart"/>
-      <w:r>
-        <w:t>GAMs</w:t>
-      </w:r>
-      <w:proofErr w:type="spellEnd"/>
-      <w:r>
-        <w:t xml:space="preserve">) y otras aproximaciones estadísticas para evaluar el descenso en la condición corporal de los niveles tróficos y sus respuestas a los bloqueos de la termoclina o alteraciones en la fluorescencia. </w:t>
+        <w:t xml:space="preserve">Aplicar técnicas avanzadas de imputación para resolver la escasez de datos derivada de los vacíos de muestreo invernales. Sobre esta base sólida, se desarrollarán Modelos Aditivos Generalizados (GAMs) y otras aproximaciones estadísticas para evaluar el descenso en la condición corporal de los niveles tróficos y sus respuestas a los bloqueos de la termoclina o alteraciones en la fluorescencia. </w:t>
       </w:r>
       <w:r>
         <w:rPr>
@@ -6025,7 +5762,6 @@
       <w:r>
         <w:t xml:space="preserve"> Construir y desplegar un </w:t>
       </w:r>
-      <w:proofErr w:type="spellStart"/>
       <w:r>
         <w:rPr>
           <w:i/>
@@ -6033,11 +5769,9 @@
         </w:rPr>
         <w:t>frontend</w:t>
       </w:r>
-      <w:proofErr w:type="spellEnd"/>
       <w:r>
         <w:t xml:space="preserve"> interactivo accesible mediante entorno web (</w:t>
       </w:r>
-      <w:proofErr w:type="spellStart"/>
       <w:r>
         <w:rPr>
           <w:i/>
@@ -6045,7 +5779,6 @@
         </w:rPr>
         <w:t>Streamlit</w:t>
       </w:r>
-      <w:proofErr w:type="spellEnd"/>
       <w:r>
         <w:t>), que ofrezca una herramienta exploratoria en tiempo real a los investigadores y partes interesadas, desacoplando la lógica analítica de las descripciones metodológicas de la propia interfaz interactiva.</w:t>
       </w:r>
@@ -6096,54 +5829,42 @@
           <w:i/>
           <w:iCs/>
         </w:rPr>
-        <w:t xml:space="preserve">Open </w:t>
-      </w:r>
-      <w:proofErr w:type="spellStart"/>
+        <w:t>Open Science</w:t>
+      </w:r>
+      <w:r>
+        <w:rPr>
+          <w:rFonts w:ascii="Georgia" w:hAnsi="Georgia"/>
+        </w:rPr>
+        <w:t xml:space="preserve"> democratiza el acceso a la analítica de primer nivel, mejorando la transparencia </w:t>
+      </w:r>
+      <w:r>
+        <w:rPr>
+          <w:rFonts w:ascii="Georgia" w:hAnsi="Georgia"/>
+        </w:rPr>
+        <w:lastRenderedPageBreak/>
+        <w:t>de los datos recopilados por instituciones públicas, lo cual revierte a nivel social en forma de conocimiento accesible y compartible.</w:t>
+      </w:r>
+    </w:p>
+    <w:p>
+      <w:pPr>
+        <w:rPr>
+          <w:rFonts w:ascii="Georgia" w:hAnsi="Georgia"/>
+        </w:rPr>
+      </w:pPr>
+      <w:r>
+        <w:rPr>
+          <w:rFonts w:ascii="Georgia" w:hAnsi="Georgia"/>
+        </w:rPr>
+        <w:t xml:space="preserve">El marco de trabajo fomenta un desarrollo inclusivo al integrar explícitamente contenido editable y separable del código analítico (fomentando la participación de científicos no familiarizados a la programación dura a nivel de </w:t>
+      </w:r>
       <w:r>
         <w:rPr>
           <w:rFonts w:ascii="Georgia" w:hAnsi="Georgia"/>
           <w:i/>
           <w:iCs/>
         </w:rPr>
-        <w:t>Science</w:t>
-      </w:r>
-      <w:proofErr w:type="spellEnd"/>
-      <w:r>
-        <w:rPr>
-          <w:rFonts w:ascii="Georgia" w:hAnsi="Georgia"/>
-        </w:rPr>
-        <w:t xml:space="preserve"> democratiza el acceso a la analítica de primer nivel, mejorando la transparencia </w:t>
-      </w:r>
-      <w:r>
-        <w:rPr>
-          <w:rFonts w:ascii="Georgia" w:hAnsi="Georgia"/>
-        </w:rPr>
-        <w:lastRenderedPageBreak/>
-        <w:t>de los datos recopilados por instituciones públicas, lo cual revierte a nivel social en forma de conocimiento accesible y compartible.</w:t>
-      </w:r>
-    </w:p>
-    <w:p>
-      <w:pPr>
-        <w:rPr>
-          <w:rFonts w:ascii="Georgia" w:hAnsi="Georgia"/>
-        </w:rPr>
-      </w:pPr>
-      <w:r>
-        <w:rPr>
-          <w:rFonts w:ascii="Georgia" w:hAnsi="Georgia"/>
-        </w:rPr>
-        <w:t xml:space="preserve">El marco de trabajo fomenta un desarrollo inclusivo al integrar explícitamente contenido editable y separable del código analítico (fomentando la participación de científicos no familiarizados a la programación dura a nivel de </w:t>
-      </w:r>
-      <w:proofErr w:type="spellStart"/>
-      <w:r>
-        <w:rPr>
-          <w:rFonts w:ascii="Georgia" w:hAnsi="Georgia"/>
-          <w:i/>
-          <w:iCs/>
-        </w:rPr>
         <w:t>backend</w:t>
       </w:r>
-      <w:proofErr w:type="spellEnd"/>
       <w:r>
         <w:rPr>
           <w:rFonts w:ascii="Georgia" w:hAnsi="Georgia"/>
@@ -6201,15 +5922,7 @@
         <w:t>Ingeniería de Datos (Pipeline Inmutable):</w:t>
       </w:r>
       <w:r>
-        <w:t xml:space="preserve"> Se ha diseñado un flujo de orquestación escalonado que </w:t>
-      </w:r>
-      <w:proofErr w:type="spellStart"/>
-      <w:r>
-        <w:t>transiciona</w:t>
-      </w:r>
-      <w:proofErr w:type="spellEnd"/>
-      <w:r>
-        <w:t xml:space="preserve"> los datos desde su estado crudo (</w:t>
+        <w:t xml:space="preserve"> Se ha diseñado un flujo de orquestación escalonado que transiciona los datos desde su estado crudo (</w:t>
       </w:r>
       <w:r>
         <w:rPr>
@@ -6221,7 +5934,6 @@
       <w:r>
         <w:t>) hasta un formato procesado (</w:t>
       </w:r>
-      <w:proofErr w:type="spellStart"/>
       <w:r>
         <w:rPr>
           <w:i/>
@@ -6229,7 +5941,6 @@
         </w:rPr>
         <w:t>processed</w:t>
       </w:r>
-      <w:proofErr w:type="spellEnd"/>
       <w:r>
         <w:t xml:space="preserve">). Se aplica el principio de inmutabilidad del dato original, ejecutando las transformaciones en memoria para erradicar el cuello de botella y el riesgo de corrupción inherente a la manipulación manual de hojas de cálculo. Aunque el motor actual opera eficientemente sobre el entorno </w:t>
       </w:r>
@@ -6243,7 +5954,6 @@
       <w:r>
         <w:t>, la arquitectura modular está preparada para una transición sin fricciones hacia procesadores de alto rendimiento (</w:t>
       </w:r>
-      <w:proofErr w:type="spellStart"/>
       <w:r>
         <w:rPr>
           <w:i/>
@@ -6251,7 +5961,6 @@
         </w:rPr>
         <w:t>Polars</w:t>
       </w:r>
-      <w:proofErr w:type="spellEnd"/>
       <w:r>
         <w:t>) frente a futuros escalados masivos.</w:t>
       </w:r>
@@ -6268,21 +5977,12 @@
         </w:tabs>
         <w:ind w:left="284" w:hanging="284"/>
       </w:pPr>
-      <w:proofErr w:type="spellStart"/>
       <w:r>
         <w:rPr>
           <w:b/>
           <w:bCs/>
         </w:rPr>
-        <w:t>Observabilidad</w:t>
-      </w:r>
-      <w:proofErr w:type="spellEnd"/>
-      <w:r>
-        <w:rPr>
-          <w:b/>
-          <w:bCs/>
-        </w:rPr>
-        <w:t xml:space="preserve"> y Auditoría Forense (Data QA):</w:t>
+        <w:t>Observabilidad y Auditoría Forense (Data QA):</w:t>
       </w:r>
       <w:r>
         <w:t xml:space="preserve"> Se abandona la validación manual o de "caja negra" en favor de un enfoque declarativo de calidad. Mediante la implementación de agentes autónomos (fundamentados en el paradigma de </w:t>
@@ -6292,27 +5992,10 @@
           <w:i/>
           <w:iCs/>
         </w:rPr>
-        <w:t xml:space="preserve">Great </w:t>
-      </w:r>
-      <w:proofErr w:type="spellStart"/>
-      <w:r>
-        <w:rPr>
-          <w:i/>
-          <w:iCs/>
-        </w:rPr>
-        <w:t>Expectations</w:t>
-      </w:r>
-      <w:proofErr w:type="spellEnd"/>
-      <w:r>
-        <w:t xml:space="preserve">), el sistema aplica umbrales estrictos basados en la fenomenología física y biológica del mar. Este inspector interviene el flujo de datos para detectar y aislar fallos de </w:t>
-      </w:r>
-      <w:proofErr w:type="spellStart"/>
-      <w:r>
-        <w:t>sensórica</w:t>
-      </w:r>
-      <w:proofErr w:type="spellEnd"/>
-      <w:r>
-        <w:t xml:space="preserve"> o calibración del equipo CTD, garantizando una base de datos de confianza ciega para el posterior análisis.</w:t>
+        <w:t>Great Expectations</w:t>
+      </w:r>
+      <w:r>
+        <w:t>), el sistema aplica umbrales estrictos basados en la fenomenología física y biológica del mar. Este inspector interviene el flujo de datos para detectar y aislar fallos de sensórica o calibración del equipo CTD, garantizando una base de datos de confianza ciega para el posterior análisis.</w:t>
       </w:r>
     </w:p>
     <w:p>
@@ -6335,15 +6018,7 @@
         <w:t>Modelado Bioestadístico (Enfoque Eco-Evolutivo):</w:t>
       </w:r>
       <w:r>
-        <w:t xml:space="preserve"> Constituyendo el núcleo analítico del trabajo, el método aborda la inherente escasez de muestreo oceanográfico invernal mediante técnicas estadísticas de imputación de datos faltantes. Sobre estas series temporales íntegras, se ajustan Modelos Aditivos Generalizados (</w:t>
-      </w:r>
-      <w:proofErr w:type="spellStart"/>
-      <w:r>
-        <w:t>GAMs</w:t>
-      </w:r>
-      <w:proofErr w:type="spellEnd"/>
-      <w:r>
-        <w:t>) para desenredar las relaciones no lineales entre los forzamientos físicos (como la profundidad de la termoclina) y las respuestas biológicas (variaciones en la fluorescencia y descensos en la condición corporal de las especies pelágicas).</w:t>
+        <w:t xml:space="preserve"> Constituyendo el núcleo analítico del trabajo, el método aborda la inherente escasez de muestreo oceanográfico invernal mediante técnicas estadísticas de imputación de datos faltantes. Sobre estas series temporales íntegras, se ajustan Modelos Aditivos Generalizados (GAMs) para desenredar las relaciones no lineales entre los forzamientos físicos (como la profundidad de la termoclina) y las respuestas biológicas (variaciones en la fluorescencia y descensos en la condición corporal de las especies pelágicas).</w:t>
       </w:r>
     </w:p>
     <w:p>
@@ -6368,43 +6043,23 @@
       <w:r>
         <w:t xml:space="preserve"> Como capa final, se ha utilizado el </w:t>
       </w:r>
-      <w:proofErr w:type="spellStart"/>
       <w:r>
         <w:rPr>
           <w:i/>
           <w:iCs/>
         </w:rPr>
-        <w:t>framework</w:t>
-      </w:r>
-      <w:proofErr w:type="spellEnd"/>
+        <w:t>framework Streamlit</w:t>
+      </w:r>
+      <w:r>
+        <w:t xml:space="preserve"> no solo como un </w:t>
+      </w:r>
       <w:r>
         <w:rPr>
           <w:i/>
           <w:iCs/>
         </w:rPr>
-        <w:t xml:space="preserve"> </w:t>
-      </w:r>
-      <w:proofErr w:type="spellStart"/>
-      <w:r>
-        <w:rPr>
-          <w:i/>
-          <w:iCs/>
-        </w:rPr>
-        <w:t>Streamlit</w:t>
-      </w:r>
-      <w:proofErr w:type="spellEnd"/>
-      <w:r>
-        <w:t xml:space="preserve"> no solo como un </w:t>
-      </w:r>
-      <w:proofErr w:type="spellStart"/>
-      <w:r>
-        <w:rPr>
-          <w:i/>
-          <w:iCs/>
-        </w:rPr>
         <w:t>frontend</w:t>
       </w:r>
-      <w:proofErr w:type="spellEnd"/>
       <w:r>
         <w:t xml:space="preserve"> exploratorio, sino como el Producto Mínimo Viable (MVP) de un Gemelo Digital. Esta arquitectura desacopla la pesada lógica analítica del motor trasero de la experiencia de usuario, permitiendo a los investigadores e instituciones interactuar </w:t>
       </w:r>
@@ -6429,11 +6084,9 @@
       <w:bookmarkEnd w:id="17"/>
     </w:p>
     <w:p>
-      <w:proofErr w:type="spellStart"/>
       <w:r>
         <w:t>Pf</w:t>
       </w:r>
-      <w:proofErr w:type="spellEnd"/>
     </w:p>
     <w:p/>
     <w:p>
@@ -6466,21 +6119,12 @@
       <w:r>
         <w:t xml:space="preserve">Una base de datos </w:t>
       </w:r>
-      <w:proofErr w:type="spellStart"/>
       <w:r>
         <w:rPr>
           <w:i/>
           <w:iCs/>
         </w:rPr>
-        <w:t>processed</w:t>
-      </w:r>
-      <w:proofErr w:type="spellEnd"/>
-      <w:r>
-        <w:rPr>
-          <w:i/>
-          <w:iCs/>
-        </w:rPr>
-        <w:t>/</w:t>
+        <w:t>processed/</w:t>
       </w:r>
       <w:r>
         <w:t xml:space="preserve"> completamente unificada y auditada.</w:t>
@@ -6645,704 +6289,206 @@
         </w:rPr>
         <w:commentReference w:id="30"/>
       </w:r>
-      <w:bookmarkStart w:id="32" w:name="_GoBack"/>
+      <w:commentRangeEnd w:id="31"/>
+      <w:r>
+        <w:rPr>
+          <w:rStyle w:val="Refdecomentario"/>
+        </w:rPr>
+        <w:commentReference w:id="31"/>
+      </w:r>
+    </w:p>
+    <w:p>
+      <w:pPr>
+        <w:rPr>
+          <w:rFonts w:ascii="Georgia" w:hAnsi="Georgia"/>
+        </w:rPr>
+      </w:pPr>
+      <w:r>
+        <w:rPr>
+          <w:rFonts w:ascii="Georgia" w:hAnsi="Georgia"/>
+        </w:rPr>
+        <w:t>[JLM2] ¿Qué son los GAMs?: Los Modelos Aditivos Generalizados (GAMs) son extensiones matemáticas de los modelos lineales. En vez de asumir que la temperatura afecta al crecimiento de forma recta (proporcional), asumen que la relación tiene curvas (ej. el salmón crece más a 15ºC, pero si sube a 20ºC deja de crecer). En biología, casi nada es lineal, por eso se usan. Añadiremos una micro-definición elegante.</w:t>
+      </w:r>
+    </w:p>
+    <w:p>
+      <w:pPr>
+        <w:rPr>
+          <w:rFonts w:ascii="Georgia" w:hAnsi="Georgia"/>
+        </w:rPr>
+      </w:pPr>
+      <w:r>
+        <w:rPr>
+          <w:rFonts w:ascii="Georgia" w:hAnsi="Georgia"/>
+        </w:rPr>
+        <w:t>[JLM3] ¿Escasez crónica?: Tienes razón en dudar. En oceanografía, tener datos de 2004 a 2020 no es "escasez", es un lujo. El problema real no es la falta absoluta de datos, sino la discontinuidad estacional (los agujeros de invierno). Lo cambiaremos por un término más preciso.</w:t>
+      </w:r>
+    </w:p>
+    <w:p>
+      <w:pPr>
+        <w:rPr>
+          <w:rFonts w:ascii="Georgia" w:hAnsi="Georgia"/>
+        </w:rPr>
+      </w:pPr>
+      <w:r>
+        <w:rPr>
+          <w:rFonts w:ascii="Georgia" w:hAnsi="Georgia"/>
+        </w:rPr>
+        <w:t>Históricamente, el procesamiento de datos en instituciones asociadas al estudio de la biología —sensu lato— se apoya en flujos de trabajo fragmentados. Si bien la institución en cuestión cuenta con instrumental y capacidad para recopilar un gran volumen de datos, carece de un protocolo claro para su tratamiento. El resultado es un ecosistema poco organizado de carpetas y scripts aislados que necesitan de la explicación del propio investigador que los creó, lo que imposibilita la escalabilidad, fractura la comunicación entre grupos y se aleja de los principios FAIR (datos Encontrables, Accesibles, Interoperables y Reutilizables) exigidos actualmente por infraestructuras europeas como el European Open Science Cloud (EOSC).</w:t>
+      </w:r>
+    </w:p>
+    <w:p>
+      <w:pPr>
+        <w:rPr>
+          <w:rFonts w:ascii="Georgia" w:hAnsi="Georgia"/>
+        </w:rPr>
+      </w:pPr>
+      <w:r>
+        <w:rPr>
+          <w:rFonts w:ascii="Georgia" w:hAnsi="Georgia"/>
+        </w:rPr>
+        <w:t>A falta de una arquitectura estandarizada, la detección de fallos depende exclusivamente del esfuerzo manual. En la práctica, esto se traduce en aplicar reglas estáticas en hojas de cálculo o rutinas ad-hoc (en R o Python) para detectar anomalías evidentes, como el registro de un salmón de 400 Kg. Estos métodos tradicionales de Data Quality son reactivos y colapsan frente a series temporales extensas y multivariantes. Un script de limpieza aislado no puede alertar de forma autónoma si el instrumental sufrió una descalibración progresiva, ni evalúa si existe una caída en el volumen de datos ingeridos.</w:t>
+      </w:r>
+    </w:p>
+    <w:p>
+      <w:pPr>
+        <w:rPr>
+          <w:rFonts w:ascii="Georgia" w:hAnsi="Georgia"/>
+        </w:rPr>
+      </w:pPr>
+      <w:r>
+        <w:rPr>
+          <w:rFonts w:ascii="Georgia" w:hAnsi="Georgia"/>
+        </w:rPr>
+        <w:t xml:space="preserve">Para solucionar esto, instituciones maduras como Copernicus y el IFREMER (a través de su modelo In Situ TAC) emplean infraestructuras orquestadas. En esta misma línea, el presente proyecto da el salto hacia el paradigma de la observabilidad del dato (Data Observability) mediante la implementación de frameworks declarativos como Great Expectations. Estas herramientas actúan como auditores forenses, creando "contratos </w:t>
+      </w:r>
+      <w:r>
+        <w:rPr>
+          <w:rFonts w:ascii="Georgia" w:hAnsi="Georgia"/>
+        </w:rPr>
+        <w:lastRenderedPageBreak/>
+        <w:t>de datos" que protegen la inmutabilidad de la información y rastrean su linaje antes de que cualquier error se propague hacia la fase de modelado.</w:t>
+      </w:r>
+    </w:p>
+    <w:p>
+      <w:pPr>
+        <w:rPr>
+          <w:rFonts w:ascii="Georgia" w:hAnsi="Georgia"/>
+        </w:rPr>
+      </w:pPr>
+      <w:r>
+        <w:rPr>
+          <w:rFonts w:ascii="Georgia" w:hAnsi="Georgia"/>
+        </w:rPr>
+        <w:t>2.2. Modelado Eco-Evolutivo y Modelos Fundacionales</w:t>
+      </w:r>
+    </w:p>
+    <w:p>
+      <w:pPr>
+        <w:rPr>
+          <w:rFonts w:ascii="Georgia" w:hAnsi="Georgia"/>
+        </w:rPr>
+      </w:pPr>
+      <w:r>
+        <w:rPr>
+          <w:rFonts w:ascii="Georgia" w:hAnsi="Georgia"/>
+        </w:rPr>
+        <w:t>En el ámbito bioestadístico, el análisis de las relaciones complejas del medio marino tiene su estándar en los Modelos Aditivos Generalizados (GAMs), técnicas estadísticas que flexibilizan la regresión clásica para capturar respuestas biológicas no lineales frente a forzamientos ambientales. No obstante, la discontinuidad observacional estacional —derivada de la imposibilidad de muestrear durante los temporales invernales— sigue siendo un reto metodológico.</w:t>
+      </w:r>
+    </w:p>
+    <w:p>
+      <w:pPr>
+        <w:rPr>
+          <w:rFonts w:ascii="Georgia" w:hAnsi="Georgia"/>
+        </w:rPr>
+      </w:pPr>
+    </w:p>
+    <w:p>
+      <w:pPr>
+        <w:rPr>
+          <w:rFonts w:ascii="Georgia" w:hAnsi="Georgia"/>
+        </w:rPr>
+      </w:pPr>
+      <w:r>
+        <w:rPr>
+          <w:rFonts w:ascii="Georgia" w:hAnsi="Georgia"/>
+        </w:rPr>
+        <w:t>Tradicionalmente se han aplicado interpolaciones clásicas (como modelos ARIMA o medias móviles), pero comienzan a ser reemplazadas por algoritmos de Deep Learning para series temporales (Foundation Models for Time Series, como TimeGPT o PatchTST). Mientras que las interpolaciones tradicionales asumen cambios suaves, estos modelos —entrenados masivamente sobre patrones globales— entienden que la naturaleza es caótica. Al aplicar esta tecnología, es posible reconstruir los vacíos invernales generando datos sintéticos de alta fidelidad que respetan el comportamiento biofísico del ecosistema.</w:t>
+      </w:r>
+    </w:p>
+    <w:p>
+      <w:pPr>
+        <w:rPr>
+          <w:rFonts w:ascii="Georgia" w:hAnsi="Georgia"/>
+        </w:rPr>
+      </w:pPr>
+      <w:r>
+        <w:rPr>
+          <w:rFonts w:ascii="Georgia" w:hAnsi="Georgia"/>
+        </w:rPr>
+        <w:t>2.3. Gemelos Digitales del Océano (DTO) y Redes Neuronales de Grafos (GNNs)</w:t>
+      </w:r>
+    </w:p>
+    <w:p>
+      <w:pPr>
+        <w:rPr>
+          <w:rFonts w:ascii="Georgia" w:hAnsi="Georgia"/>
+        </w:rPr>
+      </w:pPr>
+      <w:r>
+        <w:rPr>
+          <w:rFonts w:ascii="Georgia" w:hAnsi="Georgia"/>
+        </w:rPr>
+        <w:t>La convergencia final de esta infraestructura de datos es la creación de Gemelos Digitales del Océano (DTO). Proyectos europeos de referencia como ILIAD o Destination Earth (liderado por la ESA y el ECMWF), junto con iniciativas corporativas como NVIDIA Earth-2, están construyendo réplicas matemáticas vivas que ingieren petabytes de datos para simular escenarios futuros (What-If scenarios). Una lección crítica de ILIAD es la necesidad de un "Ocean Information Model": no existe un gemelo único global, sino DTOs locales y altamente específicos que deben ser interoperables.</w:t>
+      </w:r>
+    </w:p>
+    <w:p>
+      <w:pPr>
+        <w:rPr>
+          <w:rFonts w:ascii="Georgia" w:hAnsi="Georgia"/>
+        </w:rPr>
+      </w:pPr>
+      <w:r>
+        <w:rPr>
+          <w:rFonts w:ascii="Georgia" w:hAnsi="Georgia"/>
+        </w:rPr>
+        <w:t>Llevando esta ambición a la escala del ecosistema costero, el estado del arte computacional está abandonando las Redes Neuronales Convolucionales (CNN) clásicas —diseñadas para mallas regulares o píxeles— en favor de las Redes Neuronales de Grafos (GNNs). Dado que las GNNs discretizan el dominio espacial en mallas irregulares, resultan idóneas para modelar la topología compleja de estuarios y costas. Su aplicación permite simular matemáticamente cómo una perturbación térmica en una estación de muestreo se propaga a través de las corrientes, superando ampliamente a los métodos tradicionales en la predicción de variables físicas y caídas en la condición corporal de la red trófica.</w:t>
+      </w:r>
+    </w:p>
+    <w:p>
+      <w:pPr>
+        <w:rPr>
+          <w:rFonts w:ascii="Georgia" w:hAnsi="Georgia"/>
+        </w:rPr>
+      </w:pPr>
+      <w:r>
+        <w:rPr>
+          <w:rFonts w:ascii="Georgia" w:hAnsi="Georgia"/>
+        </w:rPr>
+        <w:t>Es precisamente en este contexto de transición técnica donde se inserta el presente trabajo: diseñando la infraestructura de ingesta estandarizada, auditoría autónoma y modelado predictivo (MVP interactivo) necesaria para que el histórico observacional del IEO abandone el análisis descriptivo y esté preparado para alimentar la arquitectura de los Gemelos Digitales del mañana.</w:t>
+      </w:r>
+    </w:p>
+    <w:p>
+      <w:pPr>
+        <w:rPr>
+          <w:rFonts w:ascii="Georgia" w:hAnsi="Georgia"/>
+        </w:rPr>
+      </w:pPr>
+    </w:p>
+    <w:p/>
+    <w:p>
+      <w:pPr>
+        <w:pStyle w:val="Ttulo1"/>
+      </w:pPr>
+      <w:bookmarkStart w:id="32" w:name="_Toc225755785"/>
+      <w:bookmarkStart w:id="33" w:name="_Toc225756114"/>
+      <w:bookmarkStart w:id="34" w:name="_Toc225756690"/>
+      <w:r>
+        <w:lastRenderedPageBreak/>
+        <w:t>Capítulo 3</w:t>
+      </w:r>
       <w:bookmarkEnd w:id="32"/>
-      <w:commentRangeEnd w:id="31"/>
-      <w:r>
-        <w:rPr>
-          <w:rStyle w:val="Refdecomentario"/>
-        </w:rPr>
-        <w:commentReference w:id="31"/>
-      </w:r>
-    </w:p>
-    <w:p>
-      <w:pPr>
-        <w:pStyle w:val="NormalWeb"/>
-        <w:jc w:val="both"/>
-        <w:rPr>
-          <w:rFonts w:ascii="Univers Light" w:hAnsi="Univers Light"/>
-          <w:sz w:val="22"/>
-          <w:szCs w:val="22"/>
-        </w:rPr>
-      </w:pPr>
-      <w:r>
-        <w:rPr>
-          <w:rFonts w:ascii="Univers Light" w:hAnsi="Univers Light"/>
-          <w:sz w:val="22"/>
-          <w:szCs w:val="22"/>
-        </w:rPr>
-        <w:t>Históricamente, el procesamiento de datos en instituciones asociadas al estudio de la biología —</w:t>
-      </w:r>
-      <w:r>
-        <w:rPr>
-          <w:rFonts w:ascii="Univers Light" w:hAnsi="Univers Light"/>
-          <w:i/>
-          <w:iCs/>
-          <w:sz w:val="22"/>
-          <w:szCs w:val="22"/>
-        </w:rPr>
-        <w:t>sensu lato</w:t>
-      </w:r>
-      <w:r>
-        <w:rPr>
-          <w:rFonts w:ascii="Univers Light" w:hAnsi="Univers Light"/>
-          <w:sz w:val="22"/>
-          <w:szCs w:val="22"/>
-        </w:rPr>
-        <w:t xml:space="preserve">— se apoya en flujos de trabajo fragmentados. Si bien la institución en cuestión cuenta con instrumental y capacidad para recopilar un gran volumen de datos, carece de un protocolo claro para el tratamiento de los mismos. El resultado es un ecosistema poco o nada organizado de carpetas y </w:t>
-      </w:r>
-      <w:r>
-        <w:rPr>
-          <w:rFonts w:ascii="Univers Light" w:hAnsi="Univers Light"/>
-          <w:i/>
-          <w:iCs/>
-          <w:sz w:val="22"/>
-          <w:szCs w:val="22"/>
-        </w:rPr>
-        <w:t>scripts</w:t>
-      </w:r>
-      <w:r>
-        <w:rPr>
-          <w:rFonts w:ascii="Univers Light" w:hAnsi="Univers Light"/>
-          <w:sz w:val="22"/>
-          <w:szCs w:val="22"/>
-        </w:rPr>
-        <w:t xml:space="preserve"> aislados que necesitan de la explicación del propio investigador que los creó, lo que imposibilita cualquier grado de escalabilidad, reproducibilidad o trazabilidad, y fractura la comunicación eficiente entre los distintos grupos.</w:t>
-      </w:r>
-    </w:p>
-    <w:p>
-      <w:pPr>
-        <w:pStyle w:val="NormalWeb"/>
-        <w:jc w:val="both"/>
-        <w:rPr>
-          <w:rFonts w:ascii="Univers Light" w:hAnsi="Univers Light"/>
-          <w:sz w:val="22"/>
-          <w:szCs w:val="22"/>
-        </w:rPr>
-      </w:pPr>
-      <w:r>
-        <w:rPr>
-          <w:rFonts w:ascii="Univers Light" w:hAnsi="Univers Light"/>
-          <w:sz w:val="22"/>
-          <w:szCs w:val="22"/>
-        </w:rPr>
-        <w:t xml:space="preserve">A falta de una arquitectura estandarizada, la detección de fallos del instrumental o errores tipográficos depende exclusivamente del esfuerzo que el investigador dedique a esta laboriosa tarea. En la práctica, esto se traduce en aplicar reglas de validación estáticas en hojas de cálculo o en redactar rutinas de filtrado </w:t>
-      </w:r>
-      <w:r>
-        <w:rPr>
-          <w:rFonts w:ascii="Univers Light" w:hAnsi="Univers Light"/>
-          <w:i/>
-          <w:iCs/>
-          <w:sz w:val="22"/>
-          <w:szCs w:val="22"/>
-        </w:rPr>
-        <w:t>ad-hoc</w:t>
-      </w:r>
-      <w:r>
-        <w:rPr>
-          <w:rFonts w:ascii="Univers Light" w:hAnsi="Univers Light"/>
-          <w:sz w:val="22"/>
-          <w:szCs w:val="22"/>
-        </w:rPr>
-        <w:t xml:space="preserve"> (mediante lenguajes como R o Python) para detectar anomalías evidentes, como el registro de un salmón que pese 400 Kg.</w:t>
-      </w:r>
-    </w:p>
-    <w:p>
-      <w:pPr>
-        <w:pStyle w:val="NormalWeb"/>
-        <w:jc w:val="both"/>
-        <w:rPr>
-          <w:rFonts w:ascii="Univers Light" w:hAnsi="Univers Light"/>
-          <w:sz w:val="22"/>
-          <w:szCs w:val="22"/>
-        </w:rPr>
-      </w:pPr>
-      <w:r>
-        <w:rPr>
-          <w:rFonts w:ascii="Univers Light" w:hAnsi="Univers Light"/>
-          <w:sz w:val="22"/>
-          <w:szCs w:val="22"/>
-        </w:rPr>
-        <w:t xml:space="preserve">Estos métodos —que se enmarcan en el concepto tradicional de </w:t>
-      </w:r>
-      <w:r>
-        <w:rPr>
-          <w:rFonts w:ascii="Univers Light" w:hAnsi="Univers Light"/>
-          <w:i/>
-          <w:iCs/>
-          <w:sz w:val="22"/>
-          <w:szCs w:val="22"/>
-        </w:rPr>
-        <w:t xml:space="preserve">Data </w:t>
-      </w:r>
-      <w:proofErr w:type="spellStart"/>
-      <w:r>
-        <w:rPr>
-          <w:rFonts w:ascii="Univers Light" w:hAnsi="Univers Light"/>
-          <w:i/>
-          <w:iCs/>
-          <w:sz w:val="22"/>
-          <w:szCs w:val="22"/>
-        </w:rPr>
-        <w:t>Quality</w:t>
-      </w:r>
-      <w:proofErr w:type="spellEnd"/>
-      <w:r>
-        <w:rPr>
-          <w:rFonts w:ascii="Univers Light" w:hAnsi="Univers Light"/>
-          <w:sz w:val="22"/>
-          <w:szCs w:val="22"/>
-        </w:rPr>
-        <w:t>— son sencillos y eficientes para atajar errores puntuales, pero resultan reactivos, frágiles y carecen de la visión sistémica necesaria al escalar el proyecto. Cuando nos enfrentamos a series temporales extensas que integran múltiples variables biométricas (como el peso y la longitud) cruzadas con fechas, ubicaciones de caladeros y otros metadatos espaciales, este enfoque manual y fragmentado colapsa.</w:t>
-      </w:r>
-    </w:p>
-    <w:p>
-      <w:pPr>
-        <w:pStyle w:val="NormalWeb"/>
-        <w:jc w:val="both"/>
-        <w:rPr>
-          <w:rFonts w:ascii="Univers Light" w:hAnsi="Univers Light"/>
-          <w:sz w:val="22"/>
-          <w:szCs w:val="22"/>
-        </w:rPr>
-      </w:pPr>
-      <w:r>
-        <w:rPr>
-          <w:rFonts w:ascii="Univers Light" w:hAnsi="Univers Light"/>
-          <w:sz w:val="22"/>
-          <w:szCs w:val="22"/>
-        </w:rPr>
-        <w:t xml:space="preserve">Un </w:t>
-      </w:r>
-      <w:r>
-        <w:rPr>
-          <w:rFonts w:ascii="Univers Light" w:hAnsi="Univers Light"/>
-          <w:i/>
-          <w:iCs/>
-          <w:sz w:val="22"/>
-          <w:szCs w:val="22"/>
-        </w:rPr>
-        <w:t>script</w:t>
-      </w:r>
-      <w:r>
-        <w:rPr>
-          <w:rFonts w:ascii="Univers Light" w:hAnsi="Univers Light"/>
-          <w:sz w:val="22"/>
-          <w:szCs w:val="22"/>
-        </w:rPr>
-        <w:t xml:space="preserve"> de limpieza aislado no puede alertar de forma autónoma si el instrumental sufrió una </w:t>
-      </w:r>
-      <w:proofErr w:type="spellStart"/>
-      <w:r>
-        <w:rPr>
-          <w:rFonts w:ascii="Univers Light" w:hAnsi="Univers Light"/>
-          <w:sz w:val="22"/>
-          <w:szCs w:val="22"/>
-        </w:rPr>
-        <w:t>descalibración</w:t>
-      </w:r>
-      <w:proofErr w:type="spellEnd"/>
-      <w:r>
-        <w:rPr>
-          <w:rFonts w:ascii="Univers Light" w:hAnsi="Univers Light"/>
-          <w:sz w:val="22"/>
-          <w:szCs w:val="22"/>
-        </w:rPr>
-        <w:t xml:space="preserve"> progresiva e indetectable a simple vista durante los muestreos, ni evalúa si existe una caída repentina en el volumen de datos ingeridos. Tampoco avisa si se está gestando una anomalía sutil entre dos variables de interés que acabará corrompiendo en silencio cualquier modelo eco-evolutivo posterior. Para rastrear el linaje de cada registro, descubrir patrones ocultos en la estructura de la información y proteger el análisis antes de que el error se propague aguas abajo, es imprescindible dar el salto tecnológico hacia el paradigma de la </w:t>
-      </w:r>
-      <w:proofErr w:type="spellStart"/>
-      <w:r>
-        <w:rPr>
-          <w:rFonts w:ascii="Univers Light" w:hAnsi="Univers Light"/>
-          <w:sz w:val="22"/>
-          <w:szCs w:val="22"/>
-        </w:rPr>
-        <w:t>observabilidad</w:t>
-      </w:r>
-      <w:proofErr w:type="spellEnd"/>
-      <w:r>
-        <w:rPr>
-          <w:rFonts w:ascii="Univers Light" w:hAnsi="Univers Light"/>
-          <w:sz w:val="22"/>
-          <w:szCs w:val="22"/>
-        </w:rPr>
-        <w:t xml:space="preserve"> del dato (</w:t>
-      </w:r>
-      <w:r>
-        <w:rPr>
-          <w:rFonts w:ascii="Univers Light" w:hAnsi="Univers Light"/>
-          <w:i/>
-          <w:iCs/>
-          <w:sz w:val="22"/>
-          <w:szCs w:val="22"/>
-        </w:rPr>
-        <w:t xml:space="preserve">Data </w:t>
-      </w:r>
-      <w:commentRangeStart w:id="33"/>
-      <w:proofErr w:type="spellStart"/>
-      <w:r>
-        <w:rPr>
-          <w:rFonts w:ascii="Univers Light" w:hAnsi="Univers Light"/>
-          <w:i/>
-          <w:iCs/>
-          <w:sz w:val="22"/>
-          <w:szCs w:val="22"/>
-        </w:rPr>
-        <w:t>Observability</w:t>
-      </w:r>
-      <w:commentRangeEnd w:id="33"/>
-      <w:proofErr w:type="spellEnd"/>
-      <w:r>
-        <w:rPr>
-          <w:rStyle w:val="Refdecomentario"/>
-          <w:rFonts w:ascii="Univers" w:eastAsia="Calibri" w:hAnsi="Univers" w:cs="Calibri"/>
-          <w:lang w:eastAsia="en-US"/>
-        </w:rPr>
-        <w:commentReference w:id="33"/>
-      </w:r>
-      <w:r>
-        <w:rPr>
-          <w:rFonts w:ascii="Univers Light" w:hAnsi="Univers Light"/>
-          <w:sz w:val="22"/>
-          <w:szCs w:val="22"/>
-        </w:rPr>
-        <w:t>).</w:t>
-      </w:r>
-    </w:p>
-    <w:p>
-      <w:pPr>
-        <w:rPr>
-          <w:rFonts w:ascii="Univers Light" w:hAnsi="Univers Light"/>
-        </w:rPr>
-      </w:pPr>
-      <w:r>
-        <w:rPr>
-          <w:rFonts w:ascii="Georgia" w:hAnsi="Georgia"/>
-        </w:rPr>
-        <w:lastRenderedPageBreak/>
-        <w:t xml:space="preserve">En el ámbito bioestadístico, el análisis de las complejas relaciones no lineales del medio marino </w:t>
-      </w:r>
-      <w:r>
-        <w:rPr>
-          <w:rFonts w:ascii="Georgia" w:hAnsi="Georgia"/>
-          <w:color w:val="7030A0"/>
-        </w:rPr>
-        <w:t xml:space="preserve">tiene su estándar actual </w:t>
-      </w:r>
-      <w:r>
-        <w:rPr>
-          <w:rFonts w:ascii="Georgia" w:hAnsi="Georgia"/>
-        </w:rPr>
-        <w:t>en los Modelos Aditivos Generalizados (</w:t>
-      </w:r>
-      <w:commentRangeStart w:id="34"/>
-      <w:proofErr w:type="spellStart"/>
-      <w:r>
-        <w:rPr>
-          <w:rFonts w:ascii="Georgia" w:hAnsi="Georgia"/>
-        </w:rPr>
-        <w:t>GAMs</w:t>
-      </w:r>
-      <w:commentRangeEnd w:id="34"/>
-      <w:proofErr w:type="spellEnd"/>
-      <w:r>
-        <w:rPr>
-          <w:rStyle w:val="Refdecomentario"/>
-        </w:rPr>
-        <w:commentReference w:id="34"/>
-      </w:r>
-      <w:r>
-        <w:rPr>
-          <w:rFonts w:ascii="Georgia" w:hAnsi="Georgia"/>
-        </w:rPr>
-        <w:t xml:space="preserve">). No obstante, </w:t>
-      </w:r>
-      <w:commentRangeStart w:id="35"/>
-      <w:r>
-        <w:rPr>
-          <w:rFonts w:ascii="Georgia" w:hAnsi="Georgia"/>
-          <w:color w:val="7030A0"/>
-        </w:rPr>
-        <w:t xml:space="preserve">la escasez crónica de datos </w:t>
-      </w:r>
-      <w:commentRangeEnd w:id="35"/>
-      <w:r>
-        <w:rPr>
-          <w:rStyle w:val="Refdecomentario"/>
-        </w:rPr>
-        <w:commentReference w:id="35"/>
-      </w:r>
-      <w:r>
-        <w:rPr>
-          <w:rFonts w:ascii="Georgia" w:hAnsi="Georgia"/>
-          <w:color w:val="7030A0"/>
-        </w:rPr>
-        <w:t>derivada de la imposibilidad de muestreo durante los temporales invernales sigue siendo un reto</w:t>
-      </w:r>
-      <w:r>
-        <w:rPr>
-          <w:rFonts w:ascii="Georgia" w:hAnsi="Georgia"/>
-        </w:rPr>
-        <w:t xml:space="preserve">. </w:t>
-      </w:r>
-      <w:r>
-        <w:rPr>
-          <w:rFonts w:ascii="Univers Light" w:hAnsi="Univers Light"/>
-        </w:rPr>
-        <w:t xml:space="preserve">Tradicionalmente se han aplicado interpolaciones clásicas, pero comienzan a ser </w:t>
-      </w:r>
-      <w:r>
-        <w:rPr>
-          <w:rFonts w:ascii="Univers Light" w:hAnsi="Univers Light"/>
-        </w:rPr>
-        <w:t xml:space="preserve">reemplazadas por </w:t>
-      </w:r>
-      <w:r>
-        <w:rPr>
-          <w:rFonts w:ascii="Univers Light" w:hAnsi="Univers Light"/>
-        </w:rPr>
-        <w:t xml:space="preserve">algoritmos </w:t>
-      </w:r>
-      <w:r>
-        <w:rPr>
-          <w:rFonts w:ascii="Univers Light" w:hAnsi="Univers Light"/>
-          <w:i/>
-          <w:iCs/>
-        </w:rPr>
-        <w:t xml:space="preserve">Deep </w:t>
-      </w:r>
-      <w:proofErr w:type="spellStart"/>
-      <w:r>
-        <w:rPr>
-          <w:rFonts w:ascii="Univers Light" w:hAnsi="Univers Light"/>
-          <w:i/>
-          <w:iCs/>
-        </w:rPr>
-        <w:t>Learning</w:t>
-      </w:r>
-      <w:proofErr w:type="spellEnd"/>
-      <w:r>
-        <w:rPr>
-          <w:rFonts w:ascii="Univers Light" w:hAnsi="Univers Light"/>
-        </w:rPr>
-        <w:t xml:space="preserve"> </w:t>
-      </w:r>
-      <w:r>
-        <w:rPr>
-          <w:rFonts w:ascii="Univers Light" w:hAnsi="Univers Light"/>
-        </w:rPr>
-        <w:t xml:space="preserve">como </w:t>
-      </w:r>
-      <w:proofErr w:type="spellStart"/>
-      <w:r>
-        <w:rPr>
-          <w:rFonts w:ascii="Univers Light" w:hAnsi="Univers Light"/>
-          <w:i/>
-          <w:iCs/>
-        </w:rPr>
-        <w:t>TimeGPT</w:t>
-      </w:r>
-      <w:proofErr w:type="spellEnd"/>
-      <w:r>
-        <w:rPr>
-          <w:rFonts w:ascii="Univers Light" w:hAnsi="Univers Light"/>
-        </w:rPr>
-        <w:t xml:space="preserve"> o </w:t>
-      </w:r>
-      <w:proofErr w:type="spellStart"/>
-      <w:r>
-        <w:rPr>
-          <w:rFonts w:ascii="Univers Light" w:hAnsi="Univers Light"/>
-          <w:i/>
-          <w:iCs/>
-        </w:rPr>
-        <w:t>PatchTST</w:t>
-      </w:r>
-      <w:proofErr w:type="spellEnd"/>
-      <w:r>
-        <w:rPr>
-          <w:rFonts w:ascii="Univers Light" w:hAnsi="Univers Light"/>
-        </w:rPr>
-        <w:t xml:space="preserve">. Se trata de </w:t>
-      </w:r>
-      <w:r>
-        <w:rPr>
-          <w:rFonts w:ascii="Univers Light" w:hAnsi="Univers Light"/>
-        </w:rPr>
-        <w:t>modelos avanzados de inteligencia artificial que han sido entrenados masivamente para reconocer patrones en la evolución del tiempo. Mientras que las técnicas de interpolación tradicionales asumen que los datos cambian de forma suave y lineal entre dos observaciones aisladas, estos nuevos modelos son capaces de entender que la naturaleza es caótica y está llena de picos y caídas abruptas. Al aplicar esta tecnología a las series oceanográficas, el sistema es capaz de reconstruir los meses de invierno sin muestreo generando datos sintéticos que respetan fielmente el comportamiento biológico y físico real del ecosistema, superando las limitaciones estadísticas tradicionales.</w:t>
-      </w:r>
-    </w:p>
-    <w:p>
-      <w:pPr>
-        <w:rPr>
-          <w:rFonts w:ascii="Univers Light" w:hAnsi="Univers Light"/>
-        </w:rPr>
-      </w:pPr>
-      <w:r>
-        <w:rPr>
-          <w:rFonts w:ascii="Univers Light" w:hAnsi="Univers Light"/>
-        </w:rPr>
-        <w:t>La investigación en Inteligencia Artificial (IA) se orienta hacia la creación de modelos</w:t>
-      </w:r>
-      <w:r>
-        <w:rPr>
-          <w:rFonts w:ascii="Univers Light" w:hAnsi="Univers Light"/>
-        </w:rPr>
-        <w:t xml:space="preserve"> digitales de sistemas complejos. Esta tecnología, conocida como </w:t>
-      </w:r>
-      <w:r>
-        <w:rPr>
-          <w:rFonts w:ascii="Univers Light" w:hAnsi="Univers Light"/>
-          <w:i/>
-          <w:iCs/>
-        </w:rPr>
-        <w:t xml:space="preserve">Digital </w:t>
-      </w:r>
-      <w:proofErr w:type="spellStart"/>
-      <w:r>
-        <w:rPr>
-          <w:rFonts w:ascii="Univers Light" w:hAnsi="Univers Light"/>
-          <w:i/>
-          <w:iCs/>
-        </w:rPr>
-        <w:t>Twins</w:t>
-      </w:r>
-      <w:proofErr w:type="spellEnd"/>
-      <w:r>
-        <w:rPr>
-          <w:rFonts w:ascii="Univers Light" w:hAnsi="Univers Light"/>
-        </w:rPr>
-        <w:t xml:space="preserve">, tiene innumerables aplicaciones. Las que más atañen a la bioinformática son las lideradas por la </w:t>
-      </w:r>
-      <w:r>
-        <w:rPr>
-          <w:rFonts w:ascii="Univers Light" w:hAnsi="Univers Light"/>
-        </w:rPr>
-        <w:t>Comisión Europea</w:t>
-      </w:r>
-      <w:r>
-        <w:rPr>
-          <w:rFonts w:ascii="Univers Light" w:hAnsi="Univers Light"/>
-        </w:rPr>
-        <w:t xml:space="preserve"> </w:t>
-      </w:r>
-      <w:r>
-        <w:rPr>
-          <w:rFonts w:ascii="Univers Light" w:hAnsi="Univers Light"/>
-        </w:rPr>
-        <w:t>junto con la Agencia Espacial Europea (ESA) y el Centro Europeo de Previsiones Meteorológicas (ECMWF)</w:t>
-      </w:r>
-      <w:r>
-        <w:rPr>
-          <w:rFonts w:ascii="Univers Light" w:hAnsi="Univers Light"/>
-        </w:rPr>
-        <w:t xml:space="preserve">. Su proyecto </w:t>
-      </w:r>
-      <w:proofErr w:type="spellStart"/>
-      <w:r>
-        <w:rPr>
-          <w:rFonts w:ascii="Univers Light" w:hAnsi="Univers Light"/>
-          <w:i/>
-          <w:iCs/>
-        </w:rPr>
-        <w:t>Destination</w:t>
-      </w:r>
-      <w:proofErr w:type="spellEnd"/>
-      <w:r>
-        <w:rPr>
-          <w:rFonts w:ascii="Univers Light" w:hAnsi="Univers Light"/>
-          <w:i/>
-          <w:iCs/>
-        </w:rPr>
-        <w:t xml:space="preserve"> </w:t>
-      </w:r>
-      <w:proofErr w:type="spellStart"/>
-      <w:r>
-        <w:rPr>
-          <w:rFonts w:ascii="Univers Light" w:hAnsi="Univers Light"/>
-          <w:i/>
-          <w:iCs/>
-        </w:rPr>
-        <w:t>Earth</w:t>
-      </w:r>
-      <w:proofErr w:type="spellEnd"/>
-      <w:r>
-        <w:rPr>
-          <w:rFonts w:ascii="Univers Light" w:hAnsi="Univers Light"/>
-        </w:rPr>
-        <w:t xml:space="preserve"> pretende simular </w:t>
-      </w:r>
-      <w:r>
-        <w:rPr>
-          <w:rFonts w:ascii="Univers Light" w:hAnsi="Univers Light"/>
-        </w:rPr>
-        <w:t xml:space="preserve">los efectos del cambio climático para que los gobiernos puedan ensayar políticas de mitigación y predecir desastres naturales antes de que ocurran. En el sector corporativo, gigantes tecnológicos como NVIDIA han lanzado Earth-2, un superordenador de </w:t>
-      </w:r>
-      <w:r>
-        <w:rPr>
-          <w:rFonts w:ascii="Univers Light" w:hAnsi="Univers Light"/>
-        </w:rPr>
-        <w:t>IA</w:t>
-      </w:r>
-      <w:r>
-        <w:rPr>
-          <w:rFonts w:ascii="Univers Light" w:hAnsi="Univers Light"/>
-        </w:rPr>
-        <w:t xml:space="preserve"> diseñado para anticipar fenómenos meteorológicos extremos a resolución nanométrica, permitiendo a las infraestructuras costeras y cadenas de suministro adaptarse a las crisis climáticas.</w:t>
-      </w:r>
-    </w:p>
-    <w:p>
-      <w:pPr>
-        <w:pStyle w:val="NormalWeb"/>
-        <w:jc w:val="both"/>
-        <w:rPr>
-          <w:rFonts w:ascii="Univers Light" w:hAnsi="Univers Light"/>
-        </w:rPr>
-      </w:pPr>
-      <w:r>
-        <w:rPr>
-          <w:rFonts w:ascii="Univers Light" w:hAnsi="Univers Light"/>
-          <w:sz w:val="22"/>
-          <w:szCs w:val="22"/>
-        </w:rPr>
-        <w:t xml:space="preserve">Estas plataformas no son meros visores 3D, sino réplicas matemáticas vivas que ingieren </w:t>
-      </w:r>
-      <w:proofErr w:type="spellStart"/>
-      <w:r>
-        <w:rPr>
-          <w:rFonts w:ascii="Univers Light" w:hAnsi="Univers Light"/>
-          <w:sz w:val="22"/>
-          <w:szCs w:val="22"/>
-        </w:rPr>
-        <w:t>petabytes</w:t>
-      </w:r>
-      <w:proofErr w:type="spellEnd"/>
-      <w:r>
-        <w:rPr>
-          <w:rFonts w:ascii="Univers Light" w:hAnsi="Univers Light"/>
-          <w:sz w:val="22"/>
-          <w:szCs w:val="22"/>
-        </w:rPr>
-        <w:t xml:space="preserve"> de datos en tiempo real para predecir escenarios futuros (</w:t>
-      </w:r>
-      <w:proofErr w:type="spellStart"/>
-      <w:r>
-        <w:rPr>
-          <w:rFonts w:ascii="Univers Light" w:hAnsi="Univers Light"/>
-          <w:i/>
-          <w:iCs/>
-          <w:sz w:val="22"/>
-          <w:szCs w:val="22"/>
-        </w:rPr>
-        <w:t>What-If</w:t>
-      </w:r>
-      <w:proofErr w:type="spellEnd"/>
-      <w:r>
-        <w:rPr>
-          <w:rFonts w:ascii="Univers Light" w:hAnsi="Univers Light"/>
-          <w:i/>
-          <w:iCs/>
-          <w:sz w:val="22"/>
-          <w:szCs w:val="22"/>
-        </w:rPr>
-        <w:t xml:space="preserve"> </w:t>
-      </w:r>
-      <w:proofErr w:type="spellStart"/>
-      <w:r>
-        <w:rPr>
-          <w:rFonts w:ascii="Univers Light" w:hAnsi="Univers Light"/>
-          <w:i/>
-          <w:iCs/>
-          <w:sz w:val="22"/>
-          <w:szCs w:val="22"/>
-        </w:rPr>
-        <w:t>scenarios</w:t>
-      </w:r>
-      <w:proofErr w:type="spellEnd"/>
-      <w:r>
-        <w:rPr>
-          <w:rFonts w:ascii="Univers Light" w:hAnsi="Univers Light"/>
-          <w:sz w:val="22"/>
-          <w:szCs w:val="22"/>
-        </w:rPr>
-        <w:t>). Llevando esta ambición a la escala del ecosistema marino, diversos consorcios de investigación oceanográfica comienzan a modelar la topología e interacción espacial entre distintas estaciones de muestreo a través de Redes Neuronales de Grafos (</w:t>
-      </w:r>
-      <w:proofErr w:type="spellStart"/>
-      <w:r>
-        <w:rPr>
-          <w:rFonts w:ascii="Univers Light" w:hAnsi="Univers Light"/>
-          <w:i/>
-          <w:iCs/>
-          <w:sz w:val="22"/>
-          <w:szCs w:val="22"/>
-        </w:rPr>
-        <w:t>Graph</w:t>
-      </w:r>
-      <w:proofErr w:type="spellEnd"/>
-      <w:r>
-        <w:rPr>
-          <w:rFonts w:ascii="Univers Light" w:hAnsi="Univers Light"/>
-          <w:i/>
-          <w:iCs/>
-          <w:sz w:val="22"/>
-          <w:szCs w:val="22"/>
-        </w:rPr>
-        <w:t xml:space="preserve"> Neural Networks</w:t>
-      </w:r>
-      <w:r>
-        <w:rPr>
-          <w:rFonts w:ascii="Univers Light" w:hAnsi="Univers Light"/>
-          <w:sz w:val="22"/>
-          <w:szCs w:val="22"/>
-        </w:rPr>
-        <w:t xml:space="preserve">, </w:t>
-      </w:r>
-      <w:proofErr w:type="spellStart"/>
-      <w:r>
-        <w:rPr>
-          <w:rFonts w:ascii="Univers Light" w:hAnsi="Univers Light"/>
-          <w:sz w:val="22"/>
-          <w:szCs w:val="22"/>
-        </w:rPr>
-        <w:t>GNNs</w:t>
-      </w:r>
-      <w:proofErr w:type="spellEnd"/>
-      <w:r>
-        <w:rPr>
-          <w:rFonts w:ascii="Univers Light" w:hAnsi="Univers Light"/>
-          <w:sz w:val="22"/>
-          <w:szCs w:val="22"/>
-        </w:rPr>
-        <w:t>). El objetivo fundamental de aplicar estas redes es la predicción del riesgo ecológico: permiten simular matemáticamente cómo una perturbación física localizada —como una ola de calor marina en una coordenada concreta— se propagará espacialmente a través de las corrientes y qué efecto dominó provocará en la caída de la condición corporal de las especies a lo largo de toda la red trófica.</w:t>
-      </w:r>
-    </w:p>
-    <w:p>
-      <w:pPr>
-        <w:rPr>
-          <w:rFonts w:ascii="Georgia" w:hAnsi="Georgia"/>
-        </w:rPr>
-      </w:pPr>
-      <w:r>
-        <w:rPr>
-          <w:rFonts w:ascii="Georgia" w:hAnsi="Georgia"/>
-        </w:rPr>
-        <w:t>Es precisamente en este contexto de transición donde se inserta el presente trabajo: diseñando la infraestructura de ingesta, auditoría y modelado (MVP interactivo) necesaria para que el histórico observacional del medio marino abandone el análisis descriptivo y esté preparado para alimentar las arquitecturas predictivas del mañana.</w:t>
-      </w:r>
-    </w:p>
-    <w:p/>
-    <w:p>
-      <w:pPr>
-        <w:pStyle w:val="Ttulo1"/>
-      </w:pPr>
-      <w:bookmarkStart w:id="36" w:name="_Toc225755785"/>
-      <w:bookmarkStart w:id="37" w:name="_Toc225756114"/>
-      <w:bookmarkStart w:id="38" w:name="_Toc225756690"/>
-      <w:r>
-        <w:t>Capítulo 3</w:t>
-      </w:r>
-      <w:bookmarkEnd w:id="36"/>
-      <w:bookmarkEnd w:id="37"/>
-      <w:bookmarkEnd w:id="38"/>
+      <w:bookmarkEnd w:id="33"/>
+      <w:bookmarkEnd w:id="34"/>
     </w:p>
     <w:p>
       <w:pPr>
@@ -7362,7 +6508,6 @@
           <w:sz w:val="49"/>
           <w:szCs w:val="49"/>
         </w:rPr>
-        <w:lastRenderedPageBreak/>
         <w:t>Resultado</w:t>
       </w:r>
       <w:r>
@@ -7394,34 +6539,14 @@
         </w:rPr>
         <w:t xml:space="preserve"> Esto obligó a redefinir la arquitectura del sistema y, en consecuencia, el trabajo pivotó hacia el desarrollo de un orquestador automatizado integral (</w:t>
       </w:r>
-      <w:proofErr w:type="spellStart"/>
       <w:r>
         <w:rPr>
           <w:rFonts w:ascii="Univers Light" w:hAnsi="Univers Light"/>
           <w:i/>
           <w:iCs/>
         </w:rPr>
-        <w:t>ent</w:t>
-      </w:r>
-      <w:proofErr w:type="spellEnd"/>
-      <w:r>
-        <w:rPr>
-          <w:rFonts w:ascii="Univers Light" w:hAnsi="Univers Light"/>
-          <w:i/>
-          <w:iCs/>
-        </w:rPr>
-        <w:t>-to-</w:t>
-      </w:r>
-      <w:proofErr w:type="spellStart"/>
-      <w:r>
-        <w:rPr>
-          <w:rFonts w:ascii="Univers Light" w:hAnsi="Univers Light"/>
-          <w:i/>
-          <w:iCs/>
-        </w:rPr>
-        <w:t>end</w:t>
-      </w:r>
-      <w:proofErr w:type="spellEnd"/>
+        <w:t>ent-to-end</w:t>
+      </w:r>
       <w:r>
         <w:rPr>
           <w:rFonts w:ascii="Univers Light" w:hAnsi="Univers Light"/>
@@ -7551,7 +6676,7 @@
               </wp:anchor>
             </w:drawing>
           </mc:Choice>
-          <mc:Fallback xmlns:w16sdtdh="http://schemas.microsoft.com/office/word/2020/wordml/sdtdatahash" xmlns:w16="http://schemas.microsoft.com/office/word/2018/wordml" xmlns:w16cid="http://schemas.microsoft.com/office/word/2016/wordml/cid" xmlns:w16cex="http://schemas.microsoft.com/office/word/2018/wordml/cex" xmlns:am3d="http://schemas.microsoft.com/office/drawing/2017/model3d" xmlns:aink="http://schemas.microsoft.com/office/drawing/2016/ink" xmlns:cx8="http://schemas.microsoft.com/office/drawing/2016/5/14/chartex" xmlns:cx7="http://schemas.microsoft.com/office/drawing/2016/5/13/chartex" xmlns:cx6="http://schemas.microsoft.com/office/drawing/2016/5/12/chartex" xmlns:cx5="http://schemas.microsoft.com/office/drawing/2016/5/11/chartex" xmlns:cx4="http://schemas.microsoft.com/office/drawing/2016/5/10/chartex" xmlns:cx3="http://schemas.microsoft.com/office/drawing/2016/5/9/chartex" xmlns:cx2="http://schemas.microsoft.com/office/drawing/2015/10/21/chartex" xmlns:cx1="http://schemas.microsoft.com/office/drawing/2015/9/8/chartex">
+          <mc:Fallback>
             <w:pict>
               <v:shape w14:anchorId="21F6A93E" id="Cuadro de texto 18" o:spid="_x0000_s1035" type="#_x0000_t202" style="position:absolute;left:0;text-align:left;margin-left:0;margin-top:209.75pt;width:425.2pt;height:.05pt;z-index:251661324;visibility:visible;mso-wrap-style:square;mso-wrap-distance-left:9pt;mso-wrap-distance-top:0;mso-wrap-distance-right:9pt;mso-wrap-distance-bottom:0;mso-position-horizontal:absolute;mso-position-horizontal-relative:text;mso-position-vertical:absolute;mso-position-vertical-relative:text;v-text-anchor:top" o:gfxdata="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" stroked="f">
                 <v:textbox style="mso-fit-shape-to-text:t" inset="0,0,0,0">
@@ -7654,7 +6779,7 @@
                     <pic:cNvPicPr/>
                   </pic:nvPicPr>
                   <pic:blipFill>
-                    <a:blip r:embed="rId12">
+                    <a:blip r:embed="rId13">
                       <a:extLst>
                         <a:ext uri="{28A0092B-C50C-407E-A947-70E740481C1C}">
                           <a14:useLocalDpi xmlns:a14="http://schemas.microsoft.com/office/drawing/2010/main" val="0"/>
@@ -7744,21 +6869,7 @@
         <w:rPr>
           <w:rFonts w:ascii="Univers Light" w:hAnsi="Univers Light"/>
         </w:rPr>
-        <w:t xml:space="preserve">) opera bajo un diseño estrictamente desacoplado, separando la lógica de procesamiento, la </w:t>
-      </w:r>
-      <w:proofErr w:type="spellStart"/>
-      <w:r>
-        <w:rPr>
-          <w:rFonts w:ascii="Univers Light" w:hAnsi="Univers Light"/>
-        </w:rPr>
-        <w:t>observabilidad</w:t>
-      </w:r>
-      <w:proofErr w:type="spellEnd"/>
-      <w:r>
-        <w:rPr>
-          <w:rFonts w:ascii="Univers Light" w:hAnsi="Univers Light"/>
-        </w:rPr>
-        <w:t xml:space="preserve"> y la interfaz visual. Los resultados obtenidos se estructuran en cuatro dimensiones operativas fundamentales:</w:t>
+        <w:t>) opera bajo un diseño estrictamente desacoplado, separando la lógica de procesamiento, la observabilidad y la interfaz visual. Los resultados obtenidos se estructuran en cuatro dimensiones operativas fundamentales:</w:t>
       </w:r>
     </w:p>
     <w:p>
@@ -7789,23 +6900,13 @@
         </w:rPr>
         <w:t xml:space="preserve"> El primer gran resultado es la erradicación de la manipulación manual mediante la orquestación de un flujo de trabajo inmutable (</w:t>
       </w:r>
-      <w:proofErr w:type="spellStart"/>
       <w:r>
         <w:rPr>
           <w:rStyle w:val="CdigoHTML"/>
           <w:rFonts w:eastAsia="Calibri"/>
           <w:lang w:eastAsia="en-US"/>
         </w:rPr>
-        <w:t>src</w:t>
-      </w:r>
-      <w:proofErr w:type="spellEnd"/>
-      <w:r>
-        <w:rPr>
-          <w:rStyle w:val="CdigoHTML"/>
-          <w:rFonts w:eastAsia="Calibri"/>
-          <w:lang w:eastAsia="en-US"/>
-        </w:rPr>
-        <w:t>/00_ingestion.py</w:t>
+        <w:t>src/00_ingestion.py</w:t>
       </w:r>
       <w:r>
         <w:rPr>
@@ -7864,7 +6965,6 @@
         </w:rPr>
         <w:t>/</w:t>
       </w:r>
-      <w:proofErr w:type="spellStart"/>
       <w:r>
         <w:rPr>
           <w:rStyle w:val="CdigoHTML"/>
@@ -7873,7 +6973,6 @@
         </w:rPr>
         <w:t>interim</w:t>
       </w:r>
-      <w:proofErr w:type="spellEnd"/>
       <w:r>
         <w:rPr>
           <w:rStyle w:val="CdigoHTML"/>
@@ -7908,7 +7007,6 @@
         </w:rPr>
         <w:t>/</w:t>
       </w:r>
-      <w:proofErr w:type="spellStart"/>
       <w:r>
         <w:rPr>
           <w:rStyle w:val="CdigoHTML"/>
@@ -7917,7 +7015,6 @@
         </w:rPr>
         <w:t>processed</w:t>
       </w:r>
-      <w:proofErr w:type="spellEnd"/>
       <w:r>
         <w:rPr>
           <w:rStyle w:val="CdigoHTML"/>
@@ -7954,9 +7051,98 @@
           <w:sz w:val="22"/>
           <w:szCs w:val="22"/>
         </w:rPr>
-        <w:t xml:space="preserve">2. Despliegue de la </w:t>
-      </w:r>
-      <w:proofErr w:type="spellStart"/>
+        <w:t>2. Despliegue de la Observabilidad y Auditoría Autónoma</w:t>
+      </w:r>
+      <w:r>
+        <w:rPr>
+          <w:rFonts w:ascii="Univers Light" w:hAnsi="Univers Light"/>
+          <w:sz w:val="22"/>
+          <w:szCs w:val="22"/>
+        </w:rPr>
+        <w:t xml:space="preserve"> El núcleo crítico de la arquitectura ha sido la implementación del Agente Autónomo de Observabilidad </w:t>
+      </w:r>
+      <w:r>
+        <w:rPr>
+          <w:rFonts w:ascii="Univers Light" w:hAnsi="Univers Light"/>
+          <w:sz w:val="22"/>
+          <w:szCs w:val="22"/>
+        </w:rPr>
+        <w:lastRenderedPageBreak/>
+        <w:t>(</w:t>
+      </w:r>
+      <w:r>
+        <w:rPr>
+          <w:rStyle w:val="CdigoHTML"/>
+          <w:rFonts w:ascii="Univers Light" w:hAnsi="Univers Light"/>
+          <w:sz w:val="18"/>
+          <w:szCs w:val="18"/>
+        </w:rPr>
+        <w:t>src/01_agent_inspector.py</w:t>
+      </w:r>
+      <w:r>
+        <w:rPr>
+          <w:rFonts w:ascii="Univers Light" w:hAnsi="Univers Light"/>
+          <w:sz w:val="22"/>
+          <w:szCs w:val="22"/>
+        </w:rPr>
+        <w:t>). Al sustituir los controles estáticos tradicionales por la ejecución de contratos de datos, el sistema evaluó la distribución, el linaje y el sentido físico-biológico de los registros en paralelo. Como resultado tangible, el agente logró aislar de forma autónoma anomalías históricas (como caídas abruptas de la termoclina o desviaciones de calibración en la fluorescencia), bloqueando su paso hacia las bases de datos finales. Los metadatos de esta auditoría forense no se pierden, sino que el sistema compila automáticamente informes interactivos de salud del dato (</w:t>
+      </w:r>
+      <w:r>
+        <w:rPr>
+          <w:rStyle w:val="CdigoHTML"/>
+          <w:rFonts w:ascii="Univers Light" w:hAnsi="Univers Light"/>
+          <w:sz w:val="18"/>
+          <w:szCs w:val="18"/>
+        </w:rPr>
+        <w:t>outputs/</w:t>
+      </w:r>
+      <w:commentRangeStart w:id="35"/>
+      <w:r>
+        <w:rPr>
+          <w:rStyle w:val="CdigoHTML"/>
+          <w:rFonts w:ascii="Univers Light" w:hAnsi="Univers Light"/>
+          <w:sz w:val="18"/>
+          <w:szCs w:val="18"/>
+        </w:rPr>
+        <w:t>reports</w:t>
+      </w:r>
+      <w:commentRangeEnd w:id="35"/>
+      <w:r>
+        <w:rPr>
+          <w:rStyle w:val="Refdecomentario"/>
+          <w:rFonts w:ascii="Univers" w:eastAsia="Calibri" w:hAnsi="Univers" w:cs="Calibri"/>
+          <w:lang w:eastAsia="en-US"/>
+        </w:rPr>
+        <w:commentReference w:id="35"/>
+      </w:r>
+      <w:r>
+        <w:rPr>
+          <w:rStyle w:val="CdigoHTML"/>
+          <w:rFonts w:ascii="Univers Light" w:hAnsi="Univers Light"/>
+          <w:sz w:val="18"/>
+          <w:szCs w:val="18"/>
+        </w:rPr>
+        <w:t>/</w:t>
+      </w:r>
+      <w:r>
+        <w:rPr>
+          <w:rFonts w:ascii="Univers Light" w:hAnsi="Univers Light"/>
+          <w:sz w:val="22"/>
+          <w:szCs w:val="22"/>
+        </w:rPr>
+        <w:t>) para su posterior auditoría humana.</w:t>
+      </w:r>
+    </w:p>
+    <w:p>
+      <w:pPr>
+        <w:pStyle w:val="NormalWeb"/>
+        <w:jc w:val="both"/>
+        <w:rPr>
+          <w:rFonts w:ascii="Univers Light" w:hAnsi="Univers Light"/>
+          <w:sz w:val="22"/>
+          <w:szCs w:val="22"/>
+        </w:rPr>
+      </w:pPr>
       <w:r>
         <w:rPr>
           <w:rFonts w:ascii="Univers Light" w:hAnsi="Univers Light"/>
@@ -7965,9 +7151,126 @@
           <w:sz w:val="22"/>
           <w:szCs w:val="22"/>
         </w:rPr>
-        <w:t>Observabilidad</w:t>
-      </w:r>
-      <w:proofErr w:type="spellEnd"/>
+        <w:t>3. Modelado Bioestadístico y Renderizado Analítico</w:t>
+      </w:r>
+      <w:r>
+        <w:rPr>
+          <w:rFonts w:ascii="Univers Light" w:hAnsi="Univers Light"/>
+          <w:sz w:val="22"/>
+          <w:szCs w:val="22"/>
+        </w:rPr>
+        <w:t xml:space="preserve"> Sobre la base de datos ya auditada, el módulo de procesamiento analítico (</w:t>
+      </w:r>
+      <w:r>
+        <w:rPr>
+          <w:rStyle w:val="CdigoHTML"/>
+          <w:rFonts w:eastAsia="Calibri"/>
+          <w:lang w:eastAsia="en-US"/>
+        </w:rPr>
+        <w:t>src</w:t>
+      </w:r>
+      <w:r>
+        <w:rPr>
+          <w:rStyle w:val="CdigoHTML"/>
+          <w:rFonts w:ascii="Univers Light" w:hAnsi="Univers Light"/>
+          <w:sz w:val="18"/>
+          <w:szCs w:val="18"/>
+        </w:rPr>
+        <w:t>/</w:t>
+      </w:r>
+      <w:r>
+        <w:rPr>
+          <w:rStyle w:val="CdigoHTML"/>
+          <w:rFonts w:eastAsia="Calibri"/>
+          <w:lang w:eastAsia="en-US"/>
+        </w:rPr>
+        <w:t>02_analysis.py</w:t>
+      </w:r>
+      <w:r>
+        <w:rPr>
+          <w:rFonts w:ascii="Univers Light" w:hAnsi="Univers Light"/>
+          <w:sz w:val="22"/>
+          <w:szCs w:val="22"/>
+        </w:rPr>
+        <w:t xml:space="preserve">) automatizó el cálculo estadístico y el ajuste de modelos de series temporales. El sistema logró sortear la falta de muestreo invernal mediante técnicas de </w:t>
+      </w:r>
+      <w:commentRangeStart w:id="36"/>
+      <w:r>
+        <w:rPr>
+          <w:rFonts w:ascii="Univers Light" w:hAnsi="Univers Light"/>
+          <w:sz w:val="22"/>
+          <w:szCs w:val="22"/>
+        </w:rPr>
+        <w:t>imputación robustas</w:t>
+      </w:r>
+      <w:commentRangeEnd w:id="36"/>
+      <w:r>
+        <w:rPr>
+          <w:rStyle w:val="Refdecomentario"/>
+          <w:rFonts w:ascii="Univers" w:eastAsia="Calibri" w:hAnsi="Univers" w:cs="Calibri"/>
+          <w:lang w:eastAsia="en-US"/>
+        </w:rPr>
+        <w:commentReference w:id="36"/>
+      </w:r>
+      <w:r>
+        <w:rPr>
+          <w:rFonts w:ascii="Univers Light" w:hAnsi="Univers Light"/>
+          <w:sz w:val="22"/>
+          <w:szCs w:val="22"/>
+        </w:rPr>
+        <w:t>, sentando las bases analíticas para evaluar el impacto de los forzamientos físicos sobre la condición corporal del ecosistema pelágico. Todo el rendimiento de estos modelos, junto con la detección de tendencias eco-evolutivas, es renderizado dinámicamente en formato gráfico (</w:t>
+      </w:r>
+      <w:r>
+        <w:rPr>
+          <w:rStyle w:val="CdigoHTML"/>
+          <w:rFonts w:eastAsia="Calibri"/>
+          <w:lang w:eastAsia="en-US"/>
+        </w:rPr>
+        <w:t>src/03_visualization.py</w:t>
+      </w:r>
+      <w:r>
+        <w:rPr>
+          <w:rFonts w:ascii="Univers Light" w:hAnsi="Univers Light"/>
+          <w:sz w:val="22"/>
+          <w:szCs w:val="22"/>
+        </w:rPr>
+        <w:t>) y almacenado como recursos independientes (</w:t>
+      </w:r>
+      <w:r>
+        <w:rPr>
+          <w:rStyle w:val="CdigoHTML"/>
+          <w:rFonts w:eastAsia="Calibri"/>
+          <w:lang w:eastAsia="en-US"/>
+        </w:rPr>
+        <w:t>outputs/figures/</w:t>
+      </w:r>
+      <w:r>
+        <w:rPr>
+          <w:rFonts w:ascii="Univers Light" w:hAnsi="Univers Light"/>
+          <w:sz w:val="22"/>
+          <w:szCs w:val="22"/>
+        </w:rPr>
+        <w:t>), aislando así la carga computacional del renderizado web</w:t>
+      </w:r>
+      <w:r>
+        <w:rPr>
+          <w:rFonts w:ascii="Univers Light" w:hAnsi="Univers Light"/>
+          <w:sz w:val="22"/>
+          <w:szCs w:val="22"/>
+        </w:rPr>
+        <w:t>.</w:t>
+      </w:r>
+    </w:p>
+    <w:p>
+      <w:pPr>
+        <w:pStyle w:val="NormalWeb"/>
+        <w:jc w:val="both"/>
+        <w:rPr>
+          <w:rFonts w:ascii="Univers Light" w:hAnsi="Univers Light"/>
+          <w:b/>
+          <w:bCs/>
+        </w:rPr>
+      </w:pPr>
       <w:r>
         <w:rPr>
           <w:rFonts w:ascii="Univers Light" w:hAnsi="Univers Light"/>
@@ -7976,7 +7279,7 @@
           <w:sz w:val="22"/>
           <w:szCs w:val="22"/>
         </w:rPr>
-        <w:t xml:space="preserve"> y Auditoría Autónoma</w:t>
+        <w:t>4. MVP del Gemelo Digital (Frontend Interactivo)</w:t>
       </w:r>
       <w:r>
         <w:rPr>
@@ -7984,27 +7287,16 @@
           <w:sz w:val="22"/>
           <w:szCs w:val="22"/>
         </w:rPr>
-        <w:t xml:space="preserve"> El núcleo crítico de la arquitectura ha sido la implementación del Agente Autónomo de </w:t>
-      </w:r>
-      <w:proofErr w:type="spellStart"/>
-      <w:r>
-        <w:rPr>
-          <w:rFonts w:ascii="Univers Light" w:hAnsi="Univers Light"/>
-          <w:sz w:val="22"/>
-          <w:szCs w:val="22"/>
-        </w:rPr>
-        <w:t>Observabilidad</w:t>
-      </w:r>
-      <w:proofErr w:type="spellEnd"/>
-      <w:r>
-        <w:rPr>
-          <w:rFonts w:ascii="Univers Light" w:hAnsi="Univers Light"/>
-          <w:sz w:val="22"/>
-          <w:szCs w:val="22"/>
-        </w:rPr>
-        <w:t xml:space="preserve"> (</w:t>
-      </w:r>
-      <w:proofErr w:type="spellStart"/>
+        <w:t xml:space="preserve"> Finalmente, el ecosistema converge en la plataforma visual interactiva (</w:t>
+      </w:r>
+      <w:r>
+        <w:rPr>
+          <w:rStyle w:val="CdigoHTML"/>
+          <w:rFonts w:eastAsia="Calibri"/>
+          <w:lang w:eastAsia="en-US"/>
+        </w:rPr>
+        <w:t>app</w:t>
+      </w:r>
       <w:r>
         <w:rPr>
           <w:rStyle w:val="CdigoHTML"/>
@@ -8012,17 +7304,15 @@
           <w:sz w:val="18"/>
           <w:szCs w:val="18"/>
         </w:rPr>
-        <w:t>src</w:t>
-      </w:r>
-      <w:proofErr w:type="spellEnd"/>
+        <w:t>.</w:t>
+      </w:r>
       <w:r>
         <w:rPr>
           <w:rStyle w:val="CdigoHTML"/>
-          <w:rFonts w:ascii="Univers Light" w:hAnsi="Univers Light"/>
-          <w:sz w:val="18"/>
-          <w:szCs w:val="18"/>
-        </w:rPr>
-        <w:t>/01_agent_inspector.py</w:t>
+          <w:rFonts w:eastAsia="Calibri"/>
+          <w:lang w:eastAsia="en-US"/>
+        </w:rPr>
+        <w:t>py</w:t>
       </w:r>
       <w:r>
         <w:rPr>
@@ -8030,289 +7320,8 @@
           <w:sz w:val="22"/>
           <w:szCs w:val="22"/>
         </w:rPr>
-        <w:t xml:space="preserve">). Al sustituir los controles estáticos tradicionales por la ejecución de contratos de datos, el sistema evaluó la distribución, el linaje y el sentido físico-biológico de los registros en paralelo. Como resultado tangible, el agente logró aislar de forma autónoma anomalías históricas (como caídas abruptas de la termoclina o </w:t>
-      </w:r>
-      <w:r>
-        <w:rPr>
-          <w:rFonts w:ascii="Univers Light" w:hAnsi="Univers Light"/>
-          <w:sz w:val="22"/>
-          <w:szCs w:val="22"/>
-        </w:rPr>
-        <w:lastRenderedPageBreak/>
-        <w:t>desviaciones de calibración en la fluorescencia), bloqueando su paso hacia las bases de datos finales. Los metadatos de esta auditoría forense no se pierden, sino que el sistema compila automáticamente informes interactivos de salud del dato (</w:t>
-      </w:r>
-      <w:r>
-        <w:rPr>
-          <w:rStyle w:val="CdigoHTML"/>
-          <w:rFonts w:ascii="Univers Light" w:hAnsi="Univers Light"/>
-          <w:sz w:val="18"/>
-          <w:szCs w:val="18"/>
-        </w:rPr>
-        <w:t>outputs/</w:t>
-      </w:r>
-      <w:commentRangeStart w:id="39"/>
-      <w:proofErr w:type="spellStart"/>
-      <w:r>
-        <w:rPr>
-          <w:rStyle w:val="CdigoHTML"/>
-          <w:rFonts w:ascii="Univers Light" w:hAnsi="Univers Light"/>
-          <w:sz w:val="18"/>
-          <w:szCs w:val="18"/>
-        </w:rPr>
-        <w:t>reports</w:t>
-      </w:r>
-      <w:commentRangeEnd w:id="39"/>
-      <w:proofErr w:type="spellEnd"/>
-      <w:r>
-        <w:rPr>
-          <w:rStyle w:val="Refdecomentario"/>
-          <w:rFonts w:ascii="Univers" w:eastAsia="Calibri" w:hAnsi="Univers" w:cs="Calibri"/>
-          <w:lang w:eastAsia="en-US"/>
-        </w:rPr>
-        <w:commentReference w:id="39"/>
-      </w:r>
-      <w:r>
-        <w:rPr>
-          <w:rStyle w:val="CdigoHTML"/>
-          <w:rFonts w:ascii="Univers Light" w:hAnsi="Univers Light"/>
-          <w:sz w:val="18"/>
-          <w:szCs w:val="18"/>
-        </w:rPr>
-        <w:t>/</w:t>
-      </w:r>
-      <w:r>
-        <w:rPr>
-          <w:rFonts w:ascii="Univers Light" w:hAnsi="Univers Light"/>
-          <w:sz w:val="22"/>
-          <w:szCs w:val="22"/>
-        </w:rPr>
-        <w:t>) para su posterior auditoría humana.</w:t>
-      </w:r>
-    </w:p>
-    <w:p>
-      <w:pPr>
-        <w:pStyle w:val="NormalWeb"/>
-        <w:jc w:val="both"/>
-        <w:rPr>
-          <w:rFonts w:ascii="Univers Light" w:hAnsi="Univers Light"/>
-          <w:sz w:val="22"/>
-          <w:szCs w:val="22"/>
-        </w:rPr>
-      </w:pPr>
-      <w:r>
-        <w:rPr>
-          <w:rFonts w:ascii="Univers Light" w:hAnsi="Univers Light"/>
-          <w:b/>
-          <w:bCs/>
-          <w:sz w:val="22"/>
-          <w:szCs w:val="22"/>
-        </w:rPr>
-        <w:t>3. Modelado Bioestadístico y Renderizado Analítico</w:t>
-      </w:r>
-      <w:r>
-        <w:rPr>
-          <w:rFonts w:ascii="Univers Light" w:hAnsi="Univers Light"/>
-          <w:sz w:val="22"/>
-          <w:szCs w:val="22"/>
-        </w:rPr>
-        <w:t xml:space="preserve"> Sobre la base de datos ya auditada, el módulo de procesamiento analítico (</w:t>
-      </w:r>
-      <w:proofErr w:type="spellStart"/>
-      <w:r>
-        <w:rPr>
-          <w:rStyle w:val="CdigoHTML"/>
-          <w:rFonts w:eastAsia="Calibri"/>
-          <w:lang w:eastAsia="en-US"/>
-        </w:rPr>
-        <w:t>src</w:t>
-      </w:r>
-      <w:proofErr w:type="spellEnd"/>
-      <w:r>
-        <w:rPr>
-          <w:rStyle w:val="CdigoHTML"/>
-          <w:rFonts w:ascii="Univers Light" w:hAnsi="Univers Light"/>
-          <w:sz w:val="18"/>
-          <w:szCs w:val="18"/>
-        </w:rPr>
-        <w:t>/</w:t>
-      </w:r>
-      <w:r>
-        <w:rPr>
-          <w:rStyle w:val="CdigoHTML"/>
-          <w:rFonts w:eastAsia="Calibri"/>
-          <w:lang w:eastAsia="en-US"/>
-        </w:rPr>
-        <w:t>02_analysis.py</w:t>
-      </w:r>
-      <w:r>
-        <w:rPr>
-          <w:rFonts w:ascii="Univers Light" w:hAnsi="Univers Light"/>
-          <w:sz w:val="22"/>
-          <w:szCs w:val="22"/>
-        </w:rPr>
-        <w:t xml:space="preserve">) automatizó el cálculo estadístico y el ajuste de modelos de series temporales. El sistema logró sortear la falta de muestreo invernal mediante técnicas de </w:t>
-      </w:r>
-      <w:commentRangeStart w:id="40"/>
-      <w:r>
-        <w:rPr>
-          <w:rFonts w:ascii="Univers Light" w:hAnsi="Univers Light"/>
-          <w:sz w:val="22"/>
-          <w:szCs w:val="22"/>
-        </w:rPr>
-        <w:t>imputación robustas</w:t>
-      </w:r>
-      <w:commentRangeEnd w:id="40"/>
-      <w:r>
-        <w:rPr>
-          <w:rStyle w:val="Refdecomentario"/>
-          <w:rFonts w:ascii="Univers" w:eastAsia="Calibri" w:hAnsi="Univers" w:cs="Calibri"/>
-          <w:lang w:eastAsia="en-US"/>
-        </w:rPr>
-        <w:commentReference w:id="40"/>
-      </w:r>
-      <w:r>
-        <w:rPr>
-          <w:rFonts w:ascii="Univers Light" w:hAnsi="Univers Light"/>
-          <w:sz w:val="22"/>
-          <w:szCs w:val="22"/>
-        </w:rPr>
-        <w:t>, sentando las bases analíticas para evaluar el impacto de los forzamientos físicos sobre la condición corporal del ecosistema pelágico. Todo el rendimiento de estos modelos, junto con la detección de tendencias eco-evolutivas, es renderizado dinámicamente en formato gráfico (</w:t>
-      </w:r>
-      <w:proofErr w:type="spellStart"/>
-      <w:r>
-        <w:rPr>
-          <w:rStyle w:val="CdigoHTML"/>
-          <w:rFonts w:eastAsia="Calibri"/>
-          <w:lang w:eastAsia="en-US"/>
-        </w:rPr>
-        <w:t>src</w:t>
-      </w:r>
-      <w:proofErr w:type="spellEnd"/>
-      <w:r>
-        <w:rPr>
-          <w:rStyle w:val="CdigoHTML"/>
-          <w:rFonts w:eastAsia="Calibri"/>
-          <w:lang w:eastAsia="en-US"/>
-        </w:rPr>
-        <w:t>/03_visualization.py</w:t>
-      </w:r>
-      <w:r>
-        <w:rPr>
-          <w:rFonts w:ascii="Univers Light" w:hAnsi="Univers Light"/>
-          <w:sz w:val="22"/>
-          <w:szCs w:val="22"/>
-        </w:rPr>
-        <w:t>) y almacenado como recursos independientes (</w:t>
-      </w:r>
-      <w:r>
-        <w:rPr>
-          <w:rStyle w:val="CdigoHTML"/>
-          <w:rFonts w:eastAsia="Calibri"/>
-          <w:lang w:eastAsia="en-US"/>
-        </w:rPr>
-        <w:t>outputs/figures/</w:t>
-      </w:r>
-      <w:r>
-        <w:rPr>
-          <w:rFonts w:ascii="Univers Light" w:hAnsi="Univers Light"/>
-          <w:sz w:val="22"/>
-          <w:szCs w:val="22"/>
-        </w:rPr>
-        <w:t>), aislando así la carga computacional del renderizado web</w:t>
-      </w:r>
-      <w:r>
-        <w:rPr>
-          <w:rFonts w:ascii="Univers Light" w:hAnsi="Univers Light"/>
-          <w:sz w:val="22"/>
-          <w:szCs w:val="22"/>
-        </w:rPr>
-        <w:t>.</w:t>
-      </w:r>
-    </w:p>
-    <w:p>
-      <w:pPr>
-        <w:pStyle w:val="NormalWeb"/>
-        <w:jc w:val="both"/>
-        <w:rPr>
-          <w:rFonts w:ascii="Univers Light" w:hAnsi="Univers Light"/>
-          <w:b/>
-          <w:bCs/>
-        </w:rPr>
-      </w:pPr>
-      <w:r>
-        <w:rPr>
-          <w:rFonts w:ascii="Univers Light" w:hAnsi="Univers Light"/>
-          <w:b/>
-          <w:bCs/>
-          <w:sz w:val="22"/>
-          <w:szCs w:val="22"/>
-        </w:rPr>
-        <w:t>4. MVP del Gemelo Digital (</w:t>
-      </w:r>
-      <w:proofErr w:type="spellStart"/>
-      <w:r>
-        <w:rPr>
-          <w:rFonts w:ascii="Univers Light" w:hAnsi="Univers Light"/>
-          <w:b/>
-          <w:bCs/>
-          <w:sz w:val="22"/>
-          <w:szCs w:val="22"/>
-        </w:rPr>
-        <w:t>Frontend</w:t>
-      </w:r>
-      <w:proofErr w:type="spellEnd"/>
-      <w:r>
-        <w:rPr>
-          <w:rFonts w:ascii="Univers Light" w:hAnsi="Univers Light"/>
-          <w:b/>
-          <w:bCs/>
-          <w:sz w:val="22"/>
-          <w:szCs w:val="22"/>
-        </w:rPr>
-        <w:t xml:space="preserve"> Interactivo)</w:t>
-      </w:r>
-      <w:r>
-        <w:rPr>
-          <w:rFonts w:ascii="Univers Light" w:hAnsi="Univers Light"/>
-          <w:sz w:val="22"/>
-          <w:szCs w:val="22"/>
-        </w:rPr>
-        <w:t xml:space="preserve"> Finalmente, el ecosistema converge en la plataforma visual interactiva (</w:t>
-      </w:r>
-      <w:r>
-        <w:rPr>
-          <w:rStyle w:val="CdigoHTML"/>
-          <w:rFonts w:eastAsia="Calibri"/>
-          <w:lang w:eastAsia="en-US"/>
-        </w:rPr>
-        <w:t>app</w:t>
-      </w:r>
-      <w:r>
-        <w:rPr>
-          <w:rStyle w:val="CdigoHTML"/>
-          <w:rFonts w:ascii="Univers Light" w:hAnsi="Univers Light"/>
-          <w:sz w:val="18"/>
-          <w:szCs w:val="18"/>
-        </w:rPr>
-        <w:t>.</w:t>
-      </w:r>
-      <w:r>
-        <w:rPr>
-          <w:rStyle w:val="CdigoHTML"/>
-          <w:rFonts w:eastAsia="Calibri"/>
-          <w:lang w:eastAsia="en-US"/>
-        </w:rPr>
-        <w:t>py</w:t>
-      </w:r>
-      <w:r>
-        <w:rPr>
-          <w:rFonts w:ascii="Univers Light" w:hAnsi="Univers Light"/>
-          <w:sz w:val="22"/>
-          <w:szCs w:val="22"/>
-        </w:rPr>
         <w:t xml:space="preserve">), desarrollada bajo el </w:t>
       </w:r>
-      <w:proofErr w:type="spellStart"/>
       <w:r>
         <w:rPr>
           <w:rFonts w:ascii="Univers Light" w:hAnsi="Univers Light"/>
@@ -8323,34 +7332,14 @@
         </w:rPr>
         <w:t>framework</w:t>
       </w:r>
-      <w:proofErr w:type="spellEnd"/>
       <w:r>
         <w:rPr>
           <w:rFonts w:ascii="Univers Light" w:hAnsi="Univers Light"/>
           <w:sz w:val="22"/>
           <w:szCs w:val="22"/>
         </w:rPr>
-        <w:t xml:space="preserve"> </w:t>
-      </w:r>
-      <w:proofErr w:type="spellStart"/>
-      <w:r>
-        <w:rPr>
-          <w:rFonts w:ascii="Univers Light" w:hAnsi="Univers Light"/>
-          <w:sz w:val="22"/>
-          <w:szCs w:val="22"/>
-        </w:rPr>
-        <w:t>Streamlit</w:t>
-      </w:r>
-      <w:proofErr w:type="spellEnd"/>
-      <w:r>
-        <w:rPr>
-          <w:rFonts w:ascii="Univers Light" w:hAnsi="Univers Light"/>
-          <w:sz w:val="22"/>
-          <w:szCs w:val="22"/>
-        </w:rPr>
-        <w:t xml:space="preserve">. Este </w:t>
-      </w:r>
-      <w:proofErr w:type="spellStart"/>
+        <w:t xml:space="preserve"> Streamlit. Este </w:t>
+      </w:r>
       <w:r>
         <w:rPr>
           <w:rFonts w:ascii="Univers Light" w:hAnsi="Univers Light"/>
@@ -8361,7 +7350,6 @@
         </w:rPr>
         <w:t>frontend</w:t>
       </w:r>
-      <w:proofErr w:type="spellEnd"/>
       <w:r>
         <w:rPr>
           <w:rFonts w:ascii="Univers Light" w:hAnsi="Univers Light"/>
@@ -8370,7 +7358,6 @@
         </w:rPr>
         <w:t xml:space="preserve"> actúa como el Producto Mínimo Viable (MVP) de un futuro Gemelo Digital. Gracias a la arquitectura desacoplada, la aplicación web no realiza cálculos pesados, sino que consume los datos limpios y las gráficas previamente generadas por el </w:t>
       </w:r>
-      <w:proofErr w:type="spellStart"/>
       <w:r>
         <w:rPr>
           <w:rFonts w:ascii="Univers Light" w:hAnsi="Univers Light"/>
@@ -8381,7 +7368,6 @@
         </w:rPr>
         <w:t>backend</w:t>
       </w:r>
-      <w:proofErr w:type="spellEnd"/>
       <w:r>
         <w:rPr>
           <w:rFonts w:ascii="Univers Light" w:hAnsi="Univers Light"/>
@@ -8390,7 +7376,6 @@
         </w:rPr>
         <w:t>. Además, el sistema incorpora un patrón de diseño avanzado al separar el contenido narrativo del código fuente: la interfaz se alimenta dinámicamente de un diccionario de variables (</w:t>
       </w:r>
-      <w:proofErr w:type="spellStart"/>
       <w:r>
         <w:rPr>
           <w:rStyle w:val="CdigoHTML"/>
@@ -8399,7 +7384,6 @@
         </w:rPr>
         <w:t>docs</w:t>
       </w:r>
-      <w:proofErr w:type="spellEnd"/>
       <w:r>
         <w:rPr>
           <w:rStyle w:val="CdigoHTML"/>
@@ -8409,7 +7393,6 @@
         </w:rPr>
         <w:t>/</w:t>
       </w:r>
-      <w:proofErr w:type="spellStart"/>
       <w:r>
         <w:rPr>
           <w:rStyle w:val="CdigoHTML"/>
@@ -8452,7 +7435,6 @@
         </w:rPr>
         <w:t>yaml</w:t>
       </w:r>
-      <w:proofErr w:type="spellEnd"/>
       <w:r>
         <w:rPr>
           <w:rFonts w:ascii="Univers Light" w:hAnsi="Univers Light"/>
@@ -8461,7 +7443,6 @@
         </w:rPr>
         <w:t>) y de archivos de texto externos (</w:t>
       </w:r>
-      <w:proofErr w:type="spellStart"/>
       <w:r>
         <w:rPr>
           <w:rStyle w:val="CdigoHTML"/>
@@ -8470,7 +7451,6 @@
         </w:rPr>
         <w:t>docs</w:t>
       </w:r>
-      <w:proofErr w:type="spellEnd"/>
       <w:r>
         <w:rPr>
           <w:rStyle w:val="CdigoHTML"/>
@@ -8480,7 +7460,6 @@
         </w:rPr>
         <w:t>/</w:t>
       </w:r>
-      <w:proofErr w:type="spellStart"/>
       <w:r>
         <w:rPr>
           <w:rStyle w:val="CdigoHTML"/>
@@ -8489,7 +7468,6 @@
         </w:rPr>
         <w:t>metodologia</w:t>
       </w:r>
-      <w:proofErr w:type="spellEnd"/>
       <w:r>
         <w:rPr>
           <w:rStyle w:val="CdigoHTML"/>
@@ -8544,15 +7522,15 @@
       <w:pPr>
         <w:pStyle w:val="Ttulo1"/>
       </w:pPr>
-      <w:bookmarkStart w:id="41" w:name="_Toc225755786"/>
-      <w:bookmarkStart w:id="42" w:name="_Toc225756115"/>
-      <w:bookmarkStart w:id="43" w:name="_Toc225756691"/>
+      <w:bookmarkStart w:id="37" w:name="_Toc225755786"/>
+      <w:bookmarkStart w:id="38" w:name="_Toc225756115"/>
+      <w:bookmarkStart w:id="39" w:name="_Toc225756691"/>
       <w:r>
         <w:t>Capítulo 4</w:t>
       </w:r>
-      <w:bookmarkEnd w:id="41"/>
-      <w:bookmarkEnd w:id="42"/>
-      <w:bookmarkEnd w:id="43"/>
+      <w:bookmarkEnd w:id="37"/>
+      <w:bookmarkEnd w:id="38"/>
+      <w:bookmarkEnd w:id="39"/>
     </w:p>
     <w:p>
       <w:pPr>
@@ -8580,7 +7558,11 @@
         <w:pStyle w:val="NormalWeb"/>
       </w:pPr>
       <w:r>
-        <w:t>El presente Trabajo de Fin de Máster ha logrado desplegar un Producto Mínimo Viable (MVP) que resuelve el estrangulamiento operativo histórico en la ingesta y validación de las series temporales del programa Radiales del IEO. Sin embargo, evaluar el éxito de esta arquitectura exige un análisis crítico de sus limitaciones técnicas, estadísticas y operativas frente a un eventual escalado hacia un Gemelo Digital (Digital Twin) oceánico.</w:t>
+        <w:t xml:space="preserve">El presente Trabajo de Fin de Máster ha logrado desplegar un Producto Mínimo Viable (MVP) que resuelve el estrangulamiento operativo histórico en la ingesta y validación de las series temporales del programa Radiales del IEO. Sin embargo, evaluar el éxito de esta arquitectura exige un análisis crítico de sus limitaciones técnicas, estadísticas y </w:t>
+      </w:r>
+      <w:r>
+        <w:lastRenderedPageBreak/>
+        <w:t>operativas frente a un eventual escalado hacia un Gemelo Digital (Digital Twin) oceánico.</w:t>
       </w:r>
     </w:p>
     <w:p>
@@ -8593,7 +7575,6 @@
           <w:b/>
           <w:bCs/>
         </w:rPr>
-        <w:lastRenderedPageBreak/>
         <w:t>1. Limitaciones Arquitectónicas y el Cuello de Botella en Memoria</w:t>
       </w:r>
       <w:r>
@@ -8614,104 +7595,116 @@
           <w:i/>
           <w:iCs/>
         </w:rPr>
-        <w:t>single-</w:t>
-      </w:r>
-      <w:proofErr w:type="spellStart"/>
+        <w:t>single-threaded</w:t>
+      </w:r>
+      <w:r>
+        <w:t xml:space="preserve">). Ante la futura ingesta masiva de datos procedentes de teledetección espacial o redes de boyas de alta frecuencia, la saturación de la memoria RAM supondrá un factor limitante crítico. La arquitectura, sin embargo, ha sido diseñada con un alto grado de modularidad para tolerar esta deuda técnica temporal. El desacoplamiento entre el </w:t>
+      </w:r>
       <w:r>
         <w:rPr>
           <w:i/>
           <w:iCs/>
         </w:rPr>
-        <w:t>threaded</w:t>
-      </w:r>
-      <w:proofErr w:type="spellEnd"/>
-      <w:r>
-        <w:t xml:space="preserve">). Ante la futura ingesta masiva de datos procedentes de teledetección espacial o redes de boyas de alta frecuencia, la saturación de la memoria RAM supondrá un factor limitante crítico. La arquitectura, sin embargo, ha sido diseñada con un alto grado de modularidad para tolerar esta deuda técnica temporal. El desacoplamiento entre el </w:t>
-      </w:r>
-      <w:proofErr w:type="spellStart"/>
+        <w:t>backend</w:t>
+      </w:r>
+      <w:r>
+        <w:t xml:space="preserve"> analítico y el </w:t>
+      </w:r>
       <w:r>
         <w:rPr>
           <w:i/>
           <w:iCs/>
         </w:rPr>
-        <w:t>backend</w:t>
-      </w:r>
-      <w:proofErr w:type="spellEnd"/>
-      <w:r>
-        <w:t xml:space="preserve"> analítico y el </w:t>
-      </w:r>
-      <w:proofErr w:type="spellStart"/>
+        <w:t>frontend</w:t>
+      </w:r>
+      <w:r>
+        <w:t xml:space="preserve"> interactivo en </w:t>
+      </w:r>
       <w:r>
         <w:rPr>
           <w:i/>
           <w:iCs/>
         </w:rPr>
-        <w:t>frontend</w:t>
-      </w:r>
-      <w:proofErr w:type="spellEnd"/>
-      <w:r>
-        <w:t xml:space="preserve"> interactivo en </w:t>
-      </w:r>
-      <w:proofErr w:type="spellStart"/>
+        <w:t>Streamlit</w:t>
+      </w:r>
+      <w:r>
+        <w:t xml:space="preserve"> garantiza que el núcleo de </w:t>
+      </w:r>
       <w:r>
         <w:rPr>
           <w:i/>
           <w:iCs/>
         </w:rPr>
-        <w:t>Streamlit</w:t>
-      </w:r>
-      <w:proofErr w:type="spellEnd"/>
-      <w:r>
-        <w:t xml:space="preserve"> garantiza que el núcleo de </w:t>
+        <w:t>Pandas</w:t>
+      </w:r>
+      <w:r>
+        <w:t xml:space="preserve"> pueda ser sustituido por motores de ejecución diferida y multihilo, como </w:t>
       </w:r>
       <w:r>
         <w:rPr>
           <w:i/>
           <w:iCs/>
         </w:rPr>
-        <w:t>Pandas</w:t>
-      </w:r>
-      <w:r>
-        <w:t xml:space="preserve"> pueda ser sustituido por motores de ejecución diferida y </w:t>
-      </w:r>
-      <w:proofErr w:type="spellStart"/>
-      <w:r>
-        <w:t>multihilo</w:t>
-      </w:r>
-      <w:proofErr w:type="spellEnd"/>
-      <w:r>
-        <w:t xml:space="preserve">, como </w:t>
-      </w:r>
-      <w:proofErr w:type="spellStart"/>
+        <w:t>Polars</w:t>
+      </w:r>
+      <w:r>
+        <w:t xml:space="preserve"> o </w:t>
+      </w:r>
       <w:r>
         <w:rPr>
           <w:i/>
           <w:iCs/>
         </w:rPr>
-        <w:t>Polars</w:t>
-      </w:r>
-      <w:proofErr w:type="spellEnd"/>
-      <w:r>
-        <w:t xml:space="preserve"> o </w:t>
+        <w:t>Apache Arrow</w:t>
+      </w:r>
+      <w:r>
+        <w:t>, sin requerir una reescritura de la capa visual.</w:t>
+      </w:r>
+    </w:p>
+    <w:p>
+      <w:pPr>
+        <w:pStyle w:val="NormalWeb"/>
+        <w:jc w:val="both"/>
+      </w:pPr>
+      <w:r>
+        <w:rPr>
+          <w:b/>
+          <w:bCs/>
+        </w:rPr>
+        <w:t>2. De la Auditoría Determinista a la Detección Probabilística</w:t>
+      </w:r>
+      <w:r>
+        <w:t xml:space="preserve"> El sistema de observabilidad del dato implementado (</w:t>
       </w:r>
       <w:r>
         <w:rPr>
           <w:i/>
           <w:iCs/>
         </w:rPr>
-        <w:t xml:space="preserve">Apache </w:t>
-      </w:r>
-      <w:proofErr w:type="spellStart"/>
+        <w:t>Data QA</w:t>
+      </w:r>
+      <w:r>
+        <w:t xml:space="preserve">) mediante </w:t>
+      </w:r>
       <w:r>
         <w:rPr>
           <w:i/>
           <w:iCs/>
         </w:rPr>
-        <w:t>Arrow</w:t>
-      </w:r>
-      <w:proofErr w:type="spellEnd"/>
-      <w:r>
-        <w:t>, sin requerir una reescritura de la capa visual.</w:t>
+        <w:t>Great Expectations</w:t>
+      </w:r>
+      <w:r>
+        <w:t xml:space="preserve"> supone un salto cualitativo frente a la validación manual o de "caja negra". Sin embargo, su naturaleza actual es eminentemente determinista: se basa en umbrales físicos y biológicos estáticos (ej. límites absolutos de descenso de la termoclina o caídas a cero en la fluorescencia). En un contexto de cambio climático donde el ecosistema pelágico del Mar Cantábrico experimenta anomalías fenológicas sin precedentes históricos, una regla estática corre el riesgo de generar falsos positivos, marcando como "error de calibración del sensor CTD" lo que en realidad es un evento ecológico extremo. La evolución natural de este módulo exigirá la transición hacia algoritmos de aprendizaje no supervisado (detección de anomalías probabilística) que ajusten dinámicamente sus expectativas de calidad basándose en la deriva conceptual (</w:t>
+      </w:r>
+      <w:r>
+        <w:rPr>
+          <w:i/>
+          <w:iCs/>
+        </w:rPr>
+        <w:t>concept drift</w:t>
+      </w:r>
+      <w:r>
+        <w:t>) de las series temporales.</w:t>
       </w:r>
     </w:p>
     <w:p>
@@ -8724,66 +7717,50 @@
           <w:b/>
           <w:bCs/>
         </w:rPr>
-        <w:t>2. De la Auditoría Determinista a la Detección Probabilística</w:t>
-      </w:r>
-      <w:r>
-        <w:t xml:space="preserve"> El sistema de </w:t>
-      </w:r>
-      <w:proofErr w:type="spellStart"/>
-      <w:r>
-        <w:t>observabilidad</w:t>
-      </w:r>
-      <w:proofErr w:type="spellEnd"/>
-      <w:r>
-        <w:t xml:space="preserve"> del dato implementado (</w:t>
+        <w:t>3. El Techo Algorítmico: GAMs frente a Modelos Fundacionales</w:t>
+      </w:r>
+      <w:r>
+        <w:t xml:space="preserve"> En el plano bioestadístico, el uso de Modelos Aditivos Generalizados (GAMs) y técnicas de imputación para suplir los vacíos del muestreo invernal ha demostrado ser una estrategia robusta para desenredar las relaciones no lineales entre los forzamientos físicos y la respuesta biológica. Sin embargo, los GAMs siguen siendo herramientas de interpolación e inferencia, no motores de predicción pura para sistemas caóticos y altamente interconectados. El presente MVP actúa como un visor avanzado, un "espejo del pasado" estático. Para dar el salto definitivo hacia un Gemelo Digital capaz de predecir escenarios climáticos futuros (</w:t>
       </w:r>
       <w:r>
         <w:rPr>
           <w:i/>
           <w:iCs/>
         </w:rPr>
-        <w:t>Data QA</w:t>
-      </w:r>
-      <w:r>
-        <w:t xml:space="preserve">) mediante </w:t>
+        <w:t>What-If scenarios</w:t>
+      </w:r>
+      <w:r>
+        <w:t>), el sistema deberá utilizar los tensores de datos (ahora inmutables y auditados) para alimentar Modelos Fundacionales (</w:t>
       </w:r>
       <w:r>
         <w:rPr>
           <w:i/>
           <w:iCs/>
         </w:rPr>
-        <w:t xml:space="preserve">Great </w:t>
-      </w:r>
-      <w:proofErr w:type="spellStart"/>
+        <w:t>Foundation Models</w:t>
+      </w:r>
+      <w:r>
+        <w:t xml:space="preserve">) orientados a series temporales complejas (como </w:t>
+      </w:r>
       <w:r>
         <w:rPr>
           <w:i/>
           <w:iCs/>
         </w:rPr>
-        <w:t>Expectations</w:t>
-      </w:r>
-      <w:proofErr w:type="spellEnd"/>
-      <w:r>
-        <w:t xml:space="preserve"> supone un salto cualitativo frente a la validación manual o de "caja negra". Sin embargo, su naturaleza actual es eminentemente determinista: se basa en umbrales físicos y biológicos estáticos (ej. límites absolutos de descenso de la termoclina o caídas a cero en la fluorescencia). En un contexto de cambio climático donde el ecosistema pelágico del Mar Cantábrico experimenta anomalías fenológicas sin precedentes históricos, una regla estática corre el riesgo de generar falsos positivos, marcando como "error de calibración del sensor CTD" lo que en realidad es un evento ecológico extremo. La evolución natural de este módulo exigirá la transición hacia algoritmos de aprendizaje no supervisado (detección de anomalías probabilística) que ajusten dinámicamente sus expectativas de calidad basándose en la deriva conceptual (</w:t>
+        <w:t>TimeGPT</w:t>
+      </w:r>
+      <w:r>
+        <w:t xml:space="preserve"> o </w:t>
       </w:r>
       <w:r>
         <w:rPr>
           <w:i/>
           <w:iCs/>
         </w:rPr>
-        <w:t xml:space="preserve">concept </w:t>
-      </w:r>
-      <w:proofErr w:type="spellStart"/>
-      <w:r>
-        <w:rPr>
-          <w:i/>
-          <w:iCs/>
-        </w:rPr>
-        <w:t>drift</w:t>
-      </w:r>
-      <w:proofErr w:type="spellEnd"/>
-      <w:r>
-        <w:t>) de las series temporales.</w:t>
+        <w:t>PatchTST</w:t>
+      </w:r>
+      <w:r>
+        <w:t>).</w:t>
       </w:r>
     </w:p>
     <w:p>
@@ -8796,146 +7773,10 @@
           <w:b/>
           <w:bCs/>
         </w:rPr>
-        <w:t xml:space="preserve">3. El Techo Algorítmico: </w:t>
-      </w:r>
-      <w:proofErr w:type="spellStart"/>
-      <w:r>
-        <w:rPr>
-          <w:b/>
-          <w:bCs/>
-        </w:rPr>
-        <w:t>GAMs</w:t>
-      </w:r>
-      <w:proofErr w:type="spellEnd"/>
-      <w:r>
-        <w:rPr>
-          <w:b/>
-          <w:bCs/>
-        </w:rPr>
-        <w:t xml:space="preserve"> frente a Modelos Fundacionales</w:t>
-      </w:r>
-      <w:r>
-        <w:t xml:space="preserve"> En el plano bioestadístico, el uso de Modelos Aditivos Generalizados (</w:t>
-      </w:r>
-      <w:proofErr w:type="spellStart"/>
-      <w:r>
-        <w:t>GAMs</w:t>
-      </w:r>
-      <w:proofErr w:type="spellEnd"/>
-      <w:r>
-        <w:t xml:space="preserve">) y técnicas de imputación para suplir los vacíos del muestreo invernal ha demostrado ser una estrategia robusta para desenredar las relaciones no lineales entre los forzamientos físicos y la respuesta biológica. Sin embargo, los </w:t>
-      </w:r>
-      <w:proofErr w:type="spellStart"/>
-      <w:r>
-        <w:t>GAMs</w:t>
-      </w:r>
-      <w:proofErr w:type="spellEnd"/>
-      <w:r>
-        <w:t xml:space="preserve"> siguen siendo herramientas de interpolación e inferencia, no motores de predicción pura para sistemas caóticos y altamente interconectados. El presente MVP actúa como un visor avanzado, un "espejo del pasado" estático. Para dar el salto definitivo hacia un Gemelo Digital capaz de predecir escenarios climáticos futuros (</w:t>
-      </w:r>
-      <w:proofErr w:type="spellStart"/>
-      <w:r>
-        <w:rPr>
-          <w:i/>
-          <w:iCs/>
-        </w:rPr>
-        <w:t>What-If</w:t>
-      </w:r>
-      <w:proofErr w:type="spellEnd"/>
-      <w:r>
-        <w:rPr>
-          <w:i/>
-          <w:iCs/>
-        </w:rPr>
-        <w:t xml:space="preserve"> </w:t>
-      </w:r>
-      <w:proofErr w:type="spellStart"/>
-      <w:r>
-        <w:rPr>
-          <w:i/>
-          <w:iCs/>
-        </w:rPr>
-        <w:t>scenarios</w:t>
-      </w:r>
-      <w:proofErr w:type="spellEnd"/>
-      <w:r>
-        <w:t>), el sistema deberá utilizar los tensores de datos (ahora inmutables y auditados) para alimentar Modelos Fundacionales (</w:t>
-      </w:r>
-      <w:proofErr w:type="spellStart"/>
-      <w:r>
-        <w:rPr>
-          <w:i/>
-          <w:iCs/>
-        </w:rPr>
-        <w:t>Foundation</w:t>
-      </w:r>
-      <w:proofErr w:type="spellEnd"/>
-      <w:r>
-        <w:rPr>
-          <w:i/>
-          <w:iCs/>
-        </w:rPr>
-        <w:t xml:space="preserve"> </w:t>
-      </w:r>
-      <w:proofErr w:type="spellStart"/>
-      <w:r>
-        <w:rPr>
-          <w:i/>
-          <w:iCs/>
-        </w:rPr>
-        <w:t>Models</w:t>
-      </w:r>
-      <w:proofErr w:type="spellEnd"/>
-      <w:r>
-        <w:t xml:space="preserve">) orientados a series temporales complejas (como </w:t>
-      </w:r>
-      <w:proofErr w:type="spellStart"/>
-      <w:r>
-        <w:rPr>
-          <w:i/>
-          <w:iCs/>
-        </w:rPr>
-        <w:t>TimeGPT</w:t>
-      </w:r>
-      <w:proofErr w:type="spellEnd"/>
-      <w:r>
-        <w:t xml:space="preserve"> o </w:t>
-      </w:r>
-      <w:proofErr w:type="spellStart"/>
-      <w:r>
-        <w:rPr>
-          <w:i/>
-          <w:iCs/>
-        </w:rPr>
-        <w:t>PatchTST</w:t>
-      </w:r>
-      <w:proofErr w:type="spellEnd"/>
-      <w:r>
-        <w:t>).</w:t>
-      </w:r>
-    </w:p>
-    <w:p>
-      <w:pPr>
-        <w:pStyle w:val="NormalWeb"/>
-        <w:jc w:val="both"/>
-      </w:pPr>
-      <w:r>
-        <w:rPr>
-          <w:b/>
-          <w:bCs/>
-        </w:rPr>
         <w:t>4. Conclusión Analítica</w:t>
       </w:r>
       <w:r>
-        <w:t xml:space="preserve"> A pesar de estas limitaciones algorítmicas y de computación, el valor diferencial de la arquitectura propuesta radica en que no se presenta como un producto final cerrado, sino como un estrato fundacional. Al erradicar la manipulación manual, auditar el dato bruto de forma autónoma y acoplar la física con la biología en un entorno informático reproducible, este sistema proporciona los cimientos estructurales necesarios para que la institución </w:t>
-      </w:r>
-      <w:proofErr w:type="spellStart"/>
-      <w:r>
-        <w:t>transicione</w:t>
-      </w:r>
-      <w:proofErr w:type="spellEnd"/>
-      <w:r>
-        <w:t xml:space="preserve"> hacia una oceanografía verdaderamente predictiva.</w:t>
+        <w:t xml:space="preserve"> A pesar de estas limitaciones algorítmicas y de computación, el valor diferencial de la arquitectura propuesta radica en que no se presenta como un producto final cerrado, sino como un estrato fundacional. Al erradicar la manipulación manual, auditar el dato bruto de forma autónoma y acoplar la física con la biología en un entorno informático reproducible, este sistema proporciona los cimientos estructurales necesarios para que la institución transicione hacia una oceanografía verdaderamente predictiva.</w:t>
       </w:r>
     </w:p>
     <w:p/>
@@ -8943,15 +7784,16 @@
       <w:pPr>
         <w:pStyle w:val="Ttulo1"/>
       </w:pPr>
-      <w:bookmarkStart w:id="44" w:name="_Toc225755787"/>
-      <w:bookmarkStart w:id="45" w:name="_Toc225756116"/>
-      <w:bookmarkStart w:id="46" w:name="_Toc225756692"/>
-      <w:r>
+      <w:bookmarkStart w:id="40" w:name="_Toc225755787"/>
+      <w:bookmarkStart w:id="41" w:name="_Toc225756116"/>
+      <w:bookmarkStart w:id="42" w:name="_Toc225756692"/>
+      <w:r>
+        <w:lastRenderedPageBreak/>
         <w:t>Capítulo 5</w:t>
       </w:r>
-      <w:bookmarkEnd w:id="44"/>
-      <w:bookmarkEnd w:id="45"/>
-      <w:bookmarkEnd w:id="46"/>
+      <w:bookmarkEnd w:id="40"/>
+      <w:bookmarkEnd w:id="41"/>
+      <w:bookmarkEnd w:id="42"/>
     </w:p>
     <w:p>
       <w:pPr>
@@ -8971,7 +7813,6 @@
           <w:sz w:val="49"/>
           <w:szCs w:val="49"/>
         </w:rPr>
-        <w:lastRenderedPageBreak/>
         <w:t>Valoración económica</w:t>
       </w:r>
     </w:p>
@@ -9014,25 +7855,7 @@
           <w:b/>
           <w:bCs/>
         </w:rPr>
-        <w:t xml:space="preserve">1. Diseño de Arquitectura y Reglas de </w:t>
-      </w:r>
-      <w:proofErr w:type="spellStart"/>
-      <w:r>
-        <w:rPr>
-          <w:rFonts w:ascii="Univers Light" w:hAnsi="Univers Light"/>
-          <w:b/>
-          <w:bCs/>
-        </w:rPr>
-        <w:t>Observabilidad</w:t>
-      </w:r>
-      <w:proofErr w:type="spellEnd"/>
-      <w:r>
-        <w:rPr>
-          <w:rFonts w:ascii="Univers Light" w:hAnsi="Univers Light"/>
-          <w:b/>
-          <w:bCs/>
-        </w:rPr>
-        <w:t xml:space="preserve"> (6.000 €)</w:t>
+        <w:t>1. Diseño de Arquitectura y Reglas de Observabilidad (6.000 €)</w:t>
       </w:r>
     </w:p>
     <w:p>
@@ -9152,7 +7975,6 @@
         </w:rPr>
         <w:t xml:space="preserve">Selección del </w:t>
       </w:r>
-      <w:proofErr w:type="spellStart"/>
       <w:r>
         <w:rPr>
           <w:rFonts w:ascii="Univers Light" w:hAnsi="Univers Light"/>
@@ -9161,7 +7983,6 @@
         </w:rPr>
         <w:t>stack</w:t>
       </w:r>
-      <w:proofErr w:type="spellEnd"/>
       <w:r>
         <w:rPr>
           <w:rFonts w:ascii="Univers Light" w:hAnsi="Univers Light"/>
@@ -9182,7 +8003,6 @@
         </w:rPr>
         <w:t xml:space="preserve"> a </w:t>
       </w:r>
-      <w:proofErr w:type="spellStart"/>
       <w:r>
         <w:rPr>
           <w:rFonts w:ascii="Univers Light" w:hAnsi="Univers Light"/>
@@ -9191,7 +8011,6 @@
         </w:rPr>
         <w:t>Polars</w:t>
       </w:r>
-      <w:proofErr w:type="spellEnd"/>
       <w:r>
         <w:rPr>
           <w:rFonts w:ascii="Univers Light" w:hAnsi="Univers Light"/>
@@ -9238,19 +8057,19 @@
         </w:rPr>
         <w:t xml:space="preserve">Desarrollo del motor </w:t>
       </w:r>
-      <w:commentRangeStart w:id="47"/>
+      <w:commentRangeStart w:id="43"/>
       <w:r>
         <w:rPr>
           <w:rFonts w:ascii="Univers Light" w:hAnsi="Univers Light"/>
         </w:rPr>
         <w:t>ETL/ELT</w:t>
       </w:r>
-      <w:commentRangeEnd w:id="47"/>
+      <w:commentRangeEnd w:id="43"/>
       <w:r>
         <w:rPr>
           <w:rStyle w:val="Refdecomentario"/>
         </w:rPr>
-        <w:commentReference w:id="47"/>
+        <w:commentReference w:id="43"/>
       </w:r>
       <w:r>
         <w:rPr>
@@ -9295,7 +8114,6 @@
         </w:rPr>
         <w:t xml:space="preserve"> mediante el </w:t>
       </w:r>
-      <w:proofErr w:type="spellStart"/>
       <w:r>
         <w:rPr>
           <w:rFonts w:ascii="Univers Light" w:hAnsi="Univers Light"/>
@@ -9304,7 +8122,6 @@
         </w:rPr>
         <w:t>framework</w:t>
       </w:r>
-      <w:proofErr w:type="spellEnd"/>
       <w:r>
         <w:rPr>
           <w:rFonts w:ascii="Univers Light" w:hAnsi="Univers Light"/>
@@ -9317,18 +8134,8 @@
           <w:i/>
           <w:iCs/>
         </w:rPr>
-        <w:t xml:space="preserve">Great </w:t>
-      </w:r>
-      <w:proofErr w:type="spellStart"/>
-      <w:r>
-        <w:rPr>
-          <w:rFonts w:ascii="Univers Light" w:hAnsi="Univers Light"/>
-          <w:i/>
-          <w:iCs/>
-        </w:rPr>
-        <w:t>Expectations</w:t>
-      </w:r>
-      <w:proofErr w:type="spellEnd"/>
+        <w:t>Great Expectations</w:t>
+      </w:r>
       <w:r>
         <w:rPr>
           <w:rFonts w:ascii="Univers Light" w:hAnsi="Univers Light"/>
@@ -9408,21 +8215,7 @@
         <w:rPr>
           <w:rFonts w:ascii="Georgia" w:hAnsi="Georgia"/>
         </w:rPr>
-        <w:t>Entrenamiento y ajuste de Modelos Aditivos Generalizados (</w:t>
-      </w:r>
-      <w:proofErr w:type="spellStart"/>
-      <w:r>
-        <w:rPr>
-          <w:rFonts w:ascii="Georgia" w:hAnsi="Georgia"/>
-        </w:rPr>
-        <w:t>GAMs</w:t>
-      </w:r>
-      <w:proofErr w:type="spellEnd"/>
-      <w:r>
-        <w:rPr>
-          <w:rFonts w:ascii="Georgia" w:hAnsi="Georgia"/>
-        </w:rPr>
-        <w:t>) para evaluar las interacciones complejas entre la profundidad de la termoclina, la fluorescencia y la condición corporal.</w:t>
+        <w:t>Entrenamiento y ajuste de Modelos Aditivos Generalizados (GAMs) para evaluar las interacciones complejas entre la profundidad de la termoclina, la fluorescencia y la condición corporal.</w:t>
       </w:r>
     </w:p>
     <w:p>
@@ -9458,7 +8251,6 @@
         </w:rPr>
         <w:t>4. Desarrollo del MVP del Gemelo Digital (</w:t>
       </w:r>
-      <w:proofErr w:type="spellStart"/>
       <w:r>
         <w:rPr>
           <w:rFonts w:ascii="Georgia" w:hAnsi="Georgia"/>
@@ -9469,7 +8261,6 @@
         </w:rPr>
         <w:t>Frontend</w:t>
       </w:r>
-      <w:proofErr w:type="spellEnd"/>
       <w:r>
         <w:rPr>
           <w:rFonts w:ascii="Georgia" w:hAnsi="Georgia"/>
@@ -9514,7 +8305,6 @@
         </w:rPr>
         <w:t xml:space="preserve">Programación del </w:t>
       </w:r>
-      <w:proofErr w:type="spellStart"/>
       <w:r>
         <w:rPr>
           <w:rFonts w:ascii="Georgia" w:hAnsi="Georgia"/>
@@ -9523,41 +8313,20 @@
         </w:rPr>
         <w:t>dashboard</w:t>
       </w:r>
-      <w:proofErr w:type="spellEnd"/>
       <w:r>
         <w:rPr>
           <w:rFonts w:ascii="Georgia" w:hAnsi="Georgia"/>
         </w:rPr>
         <w:t xml:space="preserve"> interactivo mediante el </w:t>
       </w:r>
-      <w:proofErr w:type="spellStart"/>
       <w:r>
         <w:rPr>
           <w:rFonts w:ascii="Georgia" w:hAnsi="Georgia"/>
           <w:i/>
           <w:iCs/>
         </w:rPr>
-        <w:t>framework</w:t>
-      </w:r>
-      <w:proofErr w:type="spellEnd"/>
-      <w:r>
-        <w:rPr>
-          <w:rFonts w:ascii="Georgia" w:hAnsi="Georgia"/>
-          <w:i/>
-          <w:iCs/>
-        </w:rPr>
-        <w:t xml:space="preserve"> </w:t>
-      </w:r>
-      <w:proofErr w:type="spellStart"/>
-      <w:r>
-        <w:rPr>
-          <w:rFonts w:ascii="Georgia" w:hAnsi="Georgia"/>
-          <w:i/>
-          <w:iCs/>
-        </w:rPr>
-        <w:t>Streamlit</w:t>
-      </w:r>
-      <w:proofErr w:type="spellEnd"/>
+        <w:t>framework Streamlit</w:t>
+      </w:r>
       <w:r>
         <w:rPr>
           <w:rFonts w:ascii="Georgia" w:hAnsi="Georgia"/>
@@ -9579,21 +8348,7 @@
         <w:rPr>
           <w:rFonts w:ascii="Georgia" w:hAnsi="Georgia"/>
         </w:rPr>
-        <w:t xml:space="preserve">Renderizado dinámico de visualizaciones complejas y multidimensionales (ej. diagramas de </w:t>
-      </w:r>
-      <w:proofErr w:type="spellStart"/>
-      <w:r>
-        <w:rPr>
-          <w:rFonts w:ascii="Georgia" w:hAnsi="Georgia"/>
-        </w:rPr>
-        <w:t>Hovmöller</w:t>
-      </w:r>
-      <w:proofErr w:type="spellEnd"/>
-      <w:r>
-        <w:rPr>
-          <w:rFonts w:ascii="Georgia" w:hAnsi="Georgia"/>
-        </w:rPr>
-        <w:t>, gráficas de dispersión temporal).</w:t>
+        <w:t>Renderizado dinámico de visualizaciones complejas y multidimensionales (ej. diagramas de Hovmöller, gráficas de dispersión temporal).</w:t>
       </w:r>
     </w:p>
     <w:p>
@@ -9624,19 +8379,12 @@
           <w:rFonts w:ascii="Georgia" w:hAnsi="Georgia"/>
         </w:rPr>
       </w:pPr>
-      <w:proofErr w:type="spellStart"/>
       <w:r>
         <w:rPr>
           <w:rFonts w:ascii="Georgia" w:hAnsi="Georgia"/>
         </w:rPr>
-        <w:t>Contenedorización</w:t>
-      </w:r>
-      <w:proofErr w:type="spellEnd"/>
-      <w:r>
-        <w:rPr>
-          <w:rFonts w:ascii="Georgia" w:hAnsi="Georgia"/>
-        </w:rPr>
-        <w:t xml:space="preserve"> del entorno virtual de desarrollo e instalación de dependencias aisladas.</w:t>
+        <w:lastRenderedPageBreak/>
+        <w:t>Contenedorización del entorno virtual de desarrollo e instalación de dependencias aisladas.</w:t>
       </w:r>
     </w:p>
     <w:p>
@@ -9654,7 +8402,6 @@
         <w:rPr>
           <w:rFonts w:ascii="Georgia" w:hAnsi="Georgia"/>
         </w:rPr>
-        <w:lastRenderedPageBreak/>
         <w:t>Provisión inicial de infraestructura y reserva de capacidad computacional para procesamiento en memoria.</w:t>
       </w:r>
     </w:p>
@@ -9672,21 +8419,7 @@
         <w:rPr>
           <w:rFonts w:ascii="Georgia" w:hAnsi="Georgia"/>
         </w:rPr>
-        <w:t xml:space="preserve">Amortización de equipos hardware y licencias de software (Sistemas Operativos, </w:t>
-      </w:r>
-      <w:proofErr w:type="spellStart"/>
-      <w:r>
-        <w:rPr>
-          <w:rFonts w:ascii="Georgia" w:hAnsi="Georgia"/>
-        </w:rPr>
-        <w:t>IDEs</w:t>
-      </w:r>
-      <w:proofErr w:type="spellEnd"/>
-      <w:r>
-        <w:rPr>
-          <w:rFonts w:ascii="Georgia" w:hAnsi="Georgia"/>
-        </w:rPr>
-        <w:t xml:space="preserve"> de desarrollo avanzado, repositorios institucionales).</w:t>
+        <w:t>Amortización de equipos hardware y licencias de software (Sistemas Operativos, IDEs de desarrollo avanzado, repositorios institucionales).</w:t>
       </w:r>
     </w:p>
     <w:p>
@@ -9797,18 +8530,18 @@
       <w:pPr>
         <w:pStyle w:val="Ttulo1"/>
       </w:pPr>
-      <w:bookmarkStart w:id="48" w:name="_Toc225755788"/>
-      <w:bookmarkStart w:id="49" w:name="_Toc225756117"/>
-      <w:bookmarkStart w:id="50" w:name="_Toc225756693"/>
+      <w:bookmarkStart w:id="44" w:name="_Toc225755788"/>
+      <w:bookmarkStart w:id="45" w:name="_Toc225756117"/>
+      <w:bookmarkStart w:id="46" w:name="_Toc225756693"/>
       <w:r>
         <w:t xml:space="preserve">Capítulo </w:t>
       </w:r>
       <w:r>
         <w:t>6</w:t>
       </w:r>
-      <w:bookmarkEnd w:id="48"/>
-      <w:bookmarkEnd w:id="49"/>
-      <w:bookmarkEnd w:id="50"/>
+      <w:bookmarkEnd w:id="44"/>
+      <w:bookmarkEnd w:id="45"/>
+      <w:bookmarkEnd w:id="46"/>
     </w:p>
     <w:p>
       <w:pPr>
@@ -9835,246 +8568,166 @@
       <w:pPr>
         <w:pStyle w:val="Ttulo2"/>
       </w:pPr>
-      <w:bookmarkStart w:id="51" w:name="_Toc225755789"/>
-      <w:bookmarkStart w:id="52" w:name="_Toc225756118"/>
-      <w:bookmarkStart w:id="53" w:name="_Toc225756694"/>
+      <w:bookmarkStart w:id="47" w:name="_Toc225755789"/>
+      <w:bookmarkStart w:id="48" w:name="_Toc225756118"/>
+      <w:bookmarkStart w:id="49" w:name="_Toc225756694"/>
       <w:r>
         <w:rPr>
           <w:w w:val="120"/>
         </w:rPr>
         <w:t>Conclusiones</w:t>
       </w:r>
+      <w:bookmarkEnd w:id="47"/>
+      <w:bookmarkEnd w:id="48"/>
+      <w:bookmarkEnd w:id="49"/>
+    </w:p>
+    <w:p>
+      <w:pPr>
+        <w:pStyle w:val="NormalWeb"/>
+      </w:pPr>
+      <w:r>
+        <w:rPr>
+          <w:rFonts w:hAnsi="Symbol"/>
+        </w:rPr>
+        <w:t></w:t>
+      </w:r>
+      <w:r>
+        <w:t xml:space="preserve">  </w:t>
+      </w:r>
+      <w:r>
+        <w:rPr>
+          <w:b/>
+          <w:bCs/>
+        </w:rPr>
+        <w:t>El Cuello de Botella de Pandas vs. Polars (La confesión de Arquitecto):</w:t>
+      </w:r>
+      <w:r>
+        <w:t xml:space="preserve"> Admite abiertamente que usar la librería </w:t>
+      </w:r>
+      <w:r>
+        <w:rPr>
+          <w:i/>
+          <w:iCs/>
+        </w:rPr>
+        <w:t>Pandas</w:t>
+      </w:r>
+      <w:r>
+        <w:t xml:space="preserve"> es una solución táctica para un Producto Mínimo Viable (MVP), pero que es insostenible a largo plazo. </w:t>
+      </w:r>
+      <w:r>
+        <w:rPr>
+          <w:i/>
+          <w:iCs/>
+        </w:rPr>
+        <w:t>Pandas</w:t>
+      </w:r>
+      <w:r>
+        <w:t xml:space="preserve"> procesa en un solo núcleo y satura la memoria RAM. Argumenta que la arquitectura está desacoplada deliberadamente para que, cuando el IEO conecte más boyas o integre datos satelitales masivos, el motor de </w:t>
+      </w:r>
+      <w:r>
+        <w:rPr>
+          <w:i/>
+          <w:iCs/>
+        </w:rPr>
+        <w:t>Pandas</w:t>
+      </w:r>
+      <w:r>
+        <w:t xml:space="preserve"> pueda ser sustituido por </w:t>
+      </w:r>
+      <w:r>
+        <w:rPr>
+          <w:b/>
+          <w:bCs/>
+        </w:rPr>
+        <w:t>Polars</w:t>
+      </w:r>
+      <w:r>
+        <w:t xml:space="preserve"> (que usa procesamiento multihilo y ejecución diferida/lazy) sin tener que reescribir la interfaz de Streamlit.</w:t>
+      </w:r>
+    </w:p>
+    <w:p>
+      <w:pPr>
+        <w:pStyle w:val="NormalWeb"/>
+      </w:pPr>
+      <w:r>
+        <w:rPr>
+          <w:rFonts w:hAnsi="Symbol"/>
+        </w:rPr>
+        <w:lastRenderedPageBreak/>
+        <w:t></w:t>
+      </w:r>
+      <w:r>
+        <w:t xml:space="preserve">  </w:t>
+      </w:r>
+      <w:r>
+        <w:rPr>
+          <w:b/>
+          <w:bCs/>
+        </w:rPr>
+        <w:t>Limitaciones de la Auditoría Determinista:</w:t>
+      </w:r>
+      <w:r>
+        <w:t xml:space="preserve"> Tu sistema actual usa reglas fijas ("si la temperatura baja de X, lanza alerta"). En la discusión, señala que el mar es caótico y el cambio climático está rompiendo las series históricas. Una regla fija de los años 90 dará falsos positivos hoy. La evolución natural es pasar de reglas deterministas (Great Expectations) a </w:t>
+      </w:r>
+      <w:r>
+        <w:rPr>
+          <w:b/>
+          <w:bCs/>
+        </w:rPr>
+        <w:t>detección probabilística de anomalías mediante algoritmos de Machine Learning</w:t>
+      </w:r>
+      <w:r>
+        <w:t>.</w:t>
+      </w:r>
+    </w:p>
+    <w:p>
+      <w:pPr>
+        <w:pStyle w:val="NormalWeb"/>
+      </w:pPr>
+      <w:r>
+        <w:rPr>
+          <w:rFonts w:hAnsi="Symbol"/>
+        </w:rPr>
+        <w:t></w:t>
+      </w:r>
+      <w:r>
+        <w:t xml:space="preserve">  </w:t>
+      </w:r>
+      <w:r>
+        <w:rPr>
+          <w:b/>
+          <w:bCs/>
+        </w:rPr>
+        <w:t>La brecha hacia el Gemelo Digital y los Modelos Fundacionales:</w:t>
+      </w:r>
+      <w:r>
+        <w:t xml:space="preserve"> El TFM llega hasta donde llega. En la discusión, deja claro que este visor es la "Capa 1". El verdadero desafío futuro, y donde enlazas con tecnologías como </w:t>
+      </w:r>
+      <w:r>
+        <w:rPr>
+          <w:b/>
+          <w:bCs/>
+        </w:rPr>
+        <w:t>TimeGPT o PatchTST</w:t>
+      </w:r>
+      <w:r>
+        <w:t>, es la capacidad predictiva. Discute cómo la falta actual de un motor de IA generativa limita el proyecto a ser un "espejo del pasado", pero que al haber estructurado los datos en un pipeline inmutable, el IEO está por fin preparado para entrenar su propio modelo fundacional oceánico.</w:t>
+      </w:r>
+    </w:p>
+    <w:p/>
+    <w:p>
+      <w:pPr>
+        <w:pStyle w:val="Ttulo2"/>
+      </w:pPr>
+      <w:bookmarkStart w:id="50" w:name="_Toc225755790"/>
+      <w:bookmarkStart w:id="51" w:name="_Toc225756119"/>
+      <w:bookmarkStart w:id="52" w:name="_Toc225756695"/>
+      <w:r>
+        <w:t>Líneas de futuro</w:t>
+      </w:r>
+      <w:bookmarkEnd w:id="50"/>
       <w:bookmarkEnd w:id="51"/>
       <w:bookmarkEnd w:id="52"/>
-      <w:bookmarkEnd w:id="53"/>
-    </w:p>
-    <w:p>
-      <w:pPr>
-        <w:pStyle w:val="NormalWeb"/>
-      </w:pPr>
-      <w:r>
-        <w:rPr>
-          <w:rFonts w:hAnsi="Symbol"/>
-        </w:rPr>
-        <w:t></w:t>
-      </w:r>
-      <w:r>
-        <w:t xml:space="preserve">  </w:t>
-      </w:r>
-      <w:r>
-        <w:rPr>
-          <w:b/>
-          <w:bCs/>
-        </w:rPr>
-        <w:t xml:space="preserve">El Cuello de Botella de Pandas vs. </w:t>
-      </w:r>
-      <w:proofErr w:type="spellStart"/>
-      <w:r>
-        <w:rPr>
-          <w:b/>
-          <w:bCs/>
-        </w:rPr>
-        <w:t>Polars</w:t>
-      </w:r>
-      <w:proofErr w:type="spellEnd"/>
-      <w:r>
-        <w:rPr>
-          <w:b/>
-          <w:bCs/>
-        </w:rPr>
-        <w:t xml:space="preserve"> (La confesión de Arquitecto):</w:t>
-      </w:r>
-      <w:r>
-        <w:t xml:space="preserve"> Admite abiertamente que usar la librería </w:t>
-      </w:r>
-      <w:r>
-        <w:rPr>
-          <w:i/>
-          <w:iCs/>
-        </w:rPr>
-        <w:t>Pandas</w:t>
-      </w:r>
-      <w:r>
-        <w:t xml:space="preserve"> es una solución táctica para un Producto Mínimo Viable (MVP), pero que es insostenible a largo plazo. </w:t>
-      </w:r>
-      <w:r>
-        <w:rPr>
-          <w:i/>
-          <w:iCs/>
-        </w:rPr>
-        <w:t>Pandas</w:t>
-      </w:r>
-      <w:r>
-        <w:t xml:space="preserve"> procesa en un solo núcleo y satura la memoria RAM. Argumenta que la arquitectura está desacoplada deliberadamente para que, cuando el IEO conecte más boyas o integre datos satelitales masivos, el motor de </w:t>
-      </w:r>
-      <w:r>
-        <w:rPr>
-          <w:i/>
-          <w:iCs/>
-        </w:rPr>
-        <w:t>Pandas</w:t>
-      </w:r>
-      <w:r>
-        <w:t xml:space="preserve"> pueda ser sustituido por </w:t>
-      </w:r>
-      <w:proofErr w:type="spellStart"/>
-      <w:r>
-        <w:rPr>
-          <w:b/>
-          <w:bCs/>
-        </w:rPr>
-        <w:t>Polars</w:t>
-      </w:r>
-      <w:proofErr w:type="spellEnd"/>
-      <w:r>
-        <w:t xml:space="preserve"> (que usa procesamiento </w:t>
-      </w:r>
-      <w:proofErr w:type="spellStart"/>
-      <w:r>
-        <w:t>multihilo</w:t>
-      </w:r>
-      <w:proofErr w:type="spellEnd"/>
-      <w:r>
-        <w:t xml:space="preserve"> y ejecución diferida/</w:t>
-      </w:r>
-      <w:proofErr w:type="spellStart"/>
-      <w:r>
-        <w:t>lazy</w:t>
-      </w:r>
-      <w:proofErr w:type="spellEnd"/>
-      <w:r>
-        <w:t xml:space="preserve">) sin tener que reescribir la interfaz de </w:t>
-      </w:r>
-      <w:proofErr w:type="spellStart"/>
-      <w:r>
-        <w:t>Streamlit</w:t>
-      </w:r>
-      <w:proofErr w:type="spellEnd"/>
-      <w:r>
-        <w:t>.</w:t>
-      </w:r>
-    </w:p>
-    <w:p>
-      <w:pPr>
-        <w:pStyle w:val="NormalWeb"/>
-      </w:pPr>
-      <w:r>
-        <w:rPr>
-          <w:rFonts w:hAnsi="Symbol"/>
-        </w:rPr>
-        <w:t></w:t>
-      </w:r>
-      <w:r>
-        <w:t xml:space="preserve">  </w:t>
-      </w:r>
-      <w:r>
-        <w:rPr>
-          <w:b/>
-          <w:bCs/>
-        </w:rPr>
-        <w:t>Limitaciones de la Auditoría Determinista:</w:t>
-      </w:r>
-      <w:r>
-        <w:t xml:space="preserve"> Tu sistema actual usa reglas fijas ("si la temperatura baja de X, lanza alerta"). En la discusión, señala que el mar es caótico y el cambio climático está rompiendo las series históricas. Una regla fija de los años 90 dará </w:t>
-      </w:r>
-      <w:r>
-        <w:lastRenderedPageBreak/>
-        <w:t xml:space="preserve">falsos positivos hoy. La evolución natural es pasar de reglas deterministas (Great </w:t>
-      </w:r>
-      <w:proofErr w:type="spellStart"/>
-      <w:r>
-        <w:t>Expectations</w:t>
-      </w:r>
-      <w:proofErr w:type="spellEnd"/>
-      <w:r>
-        <w:t xml:space="preserve">) a </w:t>
-      </w:r>
-      <w:r>
-        <w:rPr>
-          <w:b/>
-          <w:bCs/>
-        </w:rPr>
-        <w:t xml:space="preserve">detección probabilística de anomalías mediante algoritmos de Machine </w:t>
-      </w:r>
-      <w:proofErr w:type="spellStart"/>
-      <w:r>
-        <w:rPr>
-          <w:b/>
-          <w:bCs/>
-        </w:rPr>
-        <w:t>Learning</w:t>
-      </w:r>
-      <w:proofErr w:type="spellEnd"/>
-      <w:r>
-        <w:t>.</w:t>
-      </w:r>
-    </w:p>
-    <w:p>
-      <w:pPr>
-        <w:pStyle w:val="NormalWeb"/>
-      </w:pPr>
-      <w:r>
-        <w:rPr>
-          <w:rFonts w:hAnsi="Symbol"/>
-        </w:rPr>
-        <w:t></w:t>
-      </w:r>
-      <w:r>
-        <w:t xml:space="preserve">  </w:t>
-      </w:r>
-      <w:r>
-        <w:rPr>
-          <w:b/>
-          <w:bCs/>
-        </w:rPr>
-        <w:t>La brecha hacia el Gemelo Digital y los Modelos Fundacionales:</w:t>
-      </w:r>
-      <w:r>
-        <w:t xml:space="preserve"> El TFM llega hasta donde llega. En la discusión, deja claro que este visor es la "Capa 1". El verdadero desafío futuro, y donde enlazas con tecnologías como </w:t>
-      </w:r>
-      <w:proofErr w:type="spellStart"/>
-      <w:r>
-        <w:rPr>
-          <w:b/>
-          <w:bCs/>
-        </w:rPr>
-        <w:t>TimeGPT</w:t>
-      </w:r>
-      <w:proofErr w:type="spellEnd"/>
-      <w:r>
-        <w:rPr>
-          <w:b/>
-          <w:bCs/>
-        </w:rPr>
-        <w:t xml:space="preserve"> o </w:t>
-      </w:r>
-      <w:proofErr w:type="spellStart"/>
-      <w:r>
-        <w:rPr>
-          <w:b/>
-          <w:bCs/>
-        </w:rPr>
-        <w:t>PatchTST</w:t>
-      </w:r>
-      <w:proofErr w:type="spellEnd"/>
-      <w:r>
-        <w:t>, es la capacidad predictiva. Discute cómo la falta actual de un motor de IA generativa limita el proyecto a ser un "espejo del pasado", pero que al haber estructurado los datos en un pipeline inmutable, el IEO está por fin preparado para entrenar su propio modelo fundacional oceánico.</w:t>
-      </w:r>
-    </w:p>
-    <w:p/>
-    <w:p>
-      <w:pPr>
-        <w:pStyle w:val="Ttulo2"/>
-      </w:pPr>
-      <w:bookmarkStart w:id="54" w:name="_Toc225755790"/>
-      <w:bookmarkStart w:id="55" w:name="_Toc225756119"/>
-      <w:bookmarkStart w:id="56" w:name="_Toc225756695"/>
-      <w:r>
-        <w:t>Líneas de futuro</w:t>
-      </w:r>
-      <w:bookmarkEnd w:id="54"/>
-      <w:bookmarkEnd w:id="55"/>
-      <w:bookmarkEnd w:id="56"/>
     </w:p>
     <w:p>
       <w:pPr>
@@ -10141,9 +8794,89 @@
           <w:szCs w:val="24"/>
           <w:lang w:eastAsia="es-ES"/>
         </w:rPr>
-        <w:t xml:space="preserve">machine </w:t>
-      </w:r>
-      <w:proofErr w:type="spellStart"/>
+        <w:t>machine learning</w:t>
+      </w:r>
+      <w:r>
+        <w:rPr>
+          <w:rFonts w:ascii="Times New Roman" w:eastAsia="Times New Roman" w:hAnsi="Times New Roman" w:cs="Times New Roman"/>
+          <w:sz w:val="24"/>
+          <w:szCs w:val="24"/>
+          <w:lang w:eastAsia="es-ES"/>
+        </w:rPr>
+        <w:t xml:space="preserve"> por la adopción de Modelos Fundacionales para Series Temporales (como TimeGPT o PatchTST). Esta integración permitirá generar predicciones de alta fidelidad sobre la evolución de la termoclina y la fluorescencia a corto y medio plazo, aprendiendo directamente de los patrones biofísicos de las dos últimas décadas.</w:t>
+      </w:r>
+    </w:p>
+    <w:p>
+      <w:pPr>
+        <w:numPr>
+          <w:ilvl w:val="0"/>
+          <w:numId w:val="32"/>
+        </w:numPr>
+        <w:spacing w:before="100" w:beforeAutospacing="1" w:after="100" w:afterAutospacing="1" w:line="240" w:lineRule="auto"/>
+        <w:jc w:val="left"/>
+        <w:rPr>
+          <w:rFonts w:ascii="Times New Roman" w:eastAsia="Times New Roman" w:hAnsi="Times New Roman" w:cs="Times New Roman"/>
+          <w:sz w:val="24"/>
+          <w:szCs w:val="24"/>
+          <w:lang w:eastAsia="es-ES"/>
+        </w:rPr>
+      </w:pPr>
+      <w:r>
+        <w:rPr>
+          <w:rFonts w:ascii="Times New Roman" w:eastAsia="Times New Roman" w:hAnsi="Times New Roman" w:cs="Times New Roman"/>
+          <w:b/>
+          <w:bCs/>
+          <w:sz w:val="24"/>
+          <w:szCs w:val="24"/>
+          <w:lang w:eastAsia="es-ES"/>
+        </w:rPr>
+        <w:t>Modelado de Complejidad mediante Redes Neuronales de Grafos (GNNs):</w:t>
+      </w:r>
+      <w:r>
+        <w:rPr>
+          <w:rFonts w:ascii="Times New Roman" w:eastAsia="Times New Roman" w:hAnsi="Times New Roman" w:cs="Times New Roman"/>
+          <w:sz w:val="24"/>
+          <w:szCs w:val="24"/>
+          <w:lang w:eastAsia="es-ES"/>
+        </w:rPr>
+        <w:t xml:space="preserve"> Para trascender el análisis aislado por estación de muestreo, se propone la implementación de arquitecturas GNN. Esto permitirá modelar el ecosistema pelágico del Cantábrico como una red topológica dinámica, donde las interacciones espaciales entre estaciones y las cascadas tróficas ecosistémicas puedan simularse y predecirse computacionalmente.</w:t>
+      </w:r>
+    </w:p>
+    <w:p>
+      <w:pPr>
+        <w:numPr>
+          <w:ilvl w:val="0"/>
+          <w:numId w:val="32"/>
+        </w:numPr>
+        <w:spacing w:before="100" w:beforeAutospacing="1" w:after="100" w:afterAutospacing="1" w:line="240" w:lineRule="auto"/>
+        <w:jc w:val="left"/>
+        <w:rPr>
+          <w:rFonts w:ascii="Times New Roman" w:eastAsia="Times New Roman" w:hAnsi="Times New Roman" w:cs="Times New Roman"/>
+          <w:sz w:val="24"/>
+          <w:szCs w:val="24"/>
+          <w:lang w:eastAsia="es-ES"/>
+        </w:rPr>
+      </w:pPr>
+      <w:r>
+        <w:rPr>
+          <w:rFonts w:ascii="Times New Roman" w:eastAsia="Times New Roman" w:hAnsi="Times New Roman" w:cs="Times New Roman"/>
+          <w:b/>
+          <w:bCs/>
+          <w:sz w:val="24"/>
+          <w:szCs w:val="24"/>
+          <w:lang w:eastAsia="es-ES"/>
+        </w:rPr>
+        <w:t>Orquestación Cloud y Data Observability Continua:</w:t>
+      </w:r>
+      <w:r>
+        <w:rPr>
+          <w:rFonts w:ascii="Times New Roman" w:eastAsia="Times New Roman" w:hAnsi="Times New Roman" w:cs="Times New Roman"/>
+          <w:sz w:val="24"/>
+          <w:szCs w:val="24"/>
+          <w:lang w:eastAsia="es-ES"/>
+        </w:rPr>
+        <w:t xml:space="preserve"> Migración del orquestador local hacia una infraestructura </w:t>
+      </w:r>
       <w:r>
         <w:rPr>
           <w:rFonts w:ascii="Times New Roman" w:eastAsia="Times New Roman" w:hAnsi="Times New Roman" w:cs="Times New Roman"/>
@@ -10153,9 +8886,8 @@
           <w:szCs w:val="24"/>
           <w:lang w:eastAsia="es-ES"/>
         </w:rPr>
-        <w:t>learning</w:t>
-      </w:r>
-      <w:proofErr w:type="spellEnd"/>
+        <w:t>cloud-native</w:t>
+      </w:r>
       <w:r>
         <w:rPr>
           <w:rFonts w:ascii="Times New Roman" w:eastAsia="Times New Roman" w:hAnsi="Times New Roman" w:cs="Times New Roman"/>
@@ -10163,9 +8895,19 @@
           <w:szCs w:val="24"/>
           <w:lang w:eastAsia="es-ES"/>
         </w:rPr>
-        <w:t xml:space="preserve"> por la adopción de Modelos Fundacionales para Series Temporales (como </w:t>
-      </w:r>
-      <w:proofErr w:type="spellStart"/>
+        <w:t xml:space="preserve"> basada en eventos. Las reglas de validación forense (</w:t>
+      </w:r>
+      <w:r>
+        <w:rPr>
+          <w:rFonts w:ascii="Times New Roman" w:eastAsia="Times New Roman" w:hAnsi="Times New Roman" w:cs="Times New Roman"/>
+          <w:i/>
+          <w:iCs/>
+          <w:sz w:val="24"/>
+          <w:szCs w:val="24"/>
+          <w:lang w:eastAsia="es-ES"/>
+        </w:rPr>
+        <w:t>Great Expectations</w:t>
+      </w:r>
       <w:r>
         <w:rPr>
           <w:rFonts w:ascii="Times New Roman" w:eastAsia="Times New Roman" w:hAnsi="Times New Roman" w:cs="Times New Roman"/>
@@ -10173,9 +8915,19 @@
           <w:szCs w:val="24"/>
           <w:lang w:eastAsia="es-ES"/>
         </w:rPr>
-        <w:t>TimeGPT</w:t>
-      </w:r>
-      <w:proofErr w:type="spellEnd"/>
+        <w:t xml:space="preserve">) pasarán a ejecutarse en tiempo real sobre flujos de datos en </w:t>
+      </w:r>
+      <w:r>
+        <w:rPr>
+          <w:rFonts w:ascii="Times New Roman" w:eastAsia="Times New Roman" w:hAnsi="Times New Roman" w:cs="Times New Roman"/>
+          <w:i/>
+          <w:iCs/>
+          <w:sz w:val="24"/>
+          <w:szCs w:val="24"/>
+          <w:lang w:eastAsia="es-ES"/>
+        </w:rPr>
+        <w:t>streaming</w:t>
+      </w:r>
       <w:r>
         <w:rPr>
           <w:rFonts w:ascii="Times New Roman" w:eastAsia="Times New Roman" w:hAnsi="Times New Roman" w:cs="Times New Roman"/>
@@ -10183,27 +8935,7 @@
           <w:szCs w:val="24"/>
           <w:lang w:eastAsia="es-ES"/>
         </w:rPr>
-        <w:t xml:space="preserve"> o </w:t>
-      </w:r>
-      <w:proofErr w:type="spellStart"/>
-      <w:r>
-        <w:rPr>
-          <w:rFonts w:ascii="Times New Roman" w:eastAsia="Times New Roman" w:hAnsi="Times New Roman" w:cs="Times New Roman"/>
-          <w:sz w:val="24"/>
-          <w:szCs w:val="24"/>
-          <w:lang w:eastAsia="es-ES"/>
-        </w:rPr>
-        <w:t>PatchTST</w:t>
-      </w:r>
-      <w:proofErr w:type="spellEnd"/>
-      <w:r>
-        <w:rPr>
-          <w:rFonts w:ascii="Times New Roman" w:eastAsia="Times New Roman" w:hAnsi="Times New Roman" w:cs="Times New Roman"/>
-          <w:sz w:val="24"/>
-          <w:szCs w:val="24"/>
-          <w:lang w:eastAsia="es-ES"/>
-        </w:rPr>
-        <w:t>). Esta integración permitirá generar predicciones de alta fidelidad sobre la evolución de la termoclina y la fluorescencia a corto y medio plazo, aprendiendo directamente de los patrones biofísicos de las dos últimas décadas.</w:t>
+        <w:t>, bloqueando automáticamente la ingesta de lecturas anómalas de los sensores oceanográficos antes de que contaminen las bases de datos institucionales.</w:t>
       </w:r>
     </w:p>
     <w:p>
@@ -10230,31 +8962,7 @@
           <w:szCs w:val="24"/>
           <w:lang w:eastAsia="es-ES"/>
         </w:rPr>
-        <w:t>Modelado de Complejidad mediante Redes Neuronales de Grafos (</w:t>
-      </w:r>
-      <w:proofErr w:type="spellStart"/>
-      <w:r>
-        <w:rPr>
-          <w:rFonts w:ascii="Times New Roman" w:eastAsia="Times New Roman" w:hAnsi="Times New Roman" w:cs="Times New Roman"/>
-          <w:b/>
-          <w:bCs/>
-          <w:sz w:val="24"/>
-          <w:szCs w:val="24"/>
-          <w:lang w:eastAsia="es-ES"/>
-        </w:rPr>
-        <w:t>GNNs</w:t>
-      </w:r>
-      <w:proofErr w:type="spellEnd"/>
-      <w:r>
-        <w:rPr>
-          <w:rFonts w:ascii="Times New Roman" w:eastAsia="Times New Roman" w:hAnsi="Times New Roman" w:cs="Times New Roman"/>
-          <w:b/>
-          <w:bCs/>
-          <w:sz w:val="24"/>
-          <w:szCs w:val="24"/>
-          <w:lang w:eastAsia="es-ES"/>
-        </w:rPr>
-        <w:t>):</w:t>
+        <w:t>Evolución hacia un Digital Twin Oceanográfico:</w:t>
       </w:r>
       <w:r>
         <w:rPr>
@@ -10263,69 +8971,8 @@
           <w:szCs w:val="24"/>
           <w:lang w:eastAsia="es-ES"/>
         </w:rPr>
-        <w:t xml:space="preserve"> Para trascender el análisis aislado por estación de muestreo, se propone la implementación de arquitecturas GNN. Esto permitirá modelar el ecosistema pelágico del Cantábrico como una red topológica dinámica, donde las interacciones espaciales entre estaciones y las cascadas tróficas ecosistémicas puedan simularse y predecirse computacionalmente.</w:t>
-      </w:r>
-    </w:p>
-    <w:p>
-      <w:pPr>
-        <w:numPr>
-          <w:ilvl w:val="0"/>
-          <w:numId w:val="32"/>
-        </w:numPr>
-        <w:spacing w:before="100" w:beforeAutospacing="1" w:after="100" w:afterAutospacing="1" w:line="240" w:lineRule="auto"/>
-        <w:jc w:val="left"/>
-        <w:rPr>
-          <w:rFonts w:ascii="Times New Roman" w:eastAsia="Times New Roman" w:hAnsi="Times New Roman" w:cs="Times New Roman"/>
-          <w:sz w:val="24"/>
-          <w:szCs w:val="24"/>
-          <w:lang w:eastAsia="es-ES"/>
-        </w:rPr>
-      </w:pPr>
-      <w:r>
-        <w:rPr>
-          <w:rFonts w:ascii="Times New Roman" w:eastAsia="Times New Roman" w:hAnsi="Times New Roman" w:cs="Times New Roman"/>
-          <w:b/>
-          <w:bCs/>
-          <w:sz w:val="24"/>
-          <w:szCs w:val="24"/>
-          <w:lang w:eastAsia="es-ES"/>
-        </w:rPr>
-        <w:t xml:space="preserve">Orquestación Cloud y Data </w:t>
-      </w:r>
-      <w:proofErr w:type="spellStart"/>
-      <w:r>
-        <w:rPr>
-          <w:rFonts w:ascii="Times New Roman" w:eastAsia="Times New Roman" w:hAnsi="Times New Roman" w:cs="Times New Roman"/>
-          <w:b/>
-          <w:bCs/>
-          <w:sz w:val="24"/>
-          <w:szCs w:val="24"/>
-          <w:lang w:eastAsia="es-ES"/>
-        </w:rPr>
-        <w:t>Observability</w:t>
-      </w:r>
-      <w:proofErr w:type="spellEnd"/>
-      <w:r>
-        <w:rPr>
-          <w:rFonts w:ascii="Times New Roman" w:eastAsia="Times New Roman" w:hAnsi="Times New Roman" w:cs="Times New Roman"/>
-          <w:b/>
-          <w:bCs/>
-          <w:sz w:val="24"/>
-          <w:szCs w:val="24"/>
-          <w:lang w:eastAsia="es-ES"/>
-        </w:rPr>
-        <w:t xml:space="preserve"> Continua:</w:t>
-      </w:r>
-      <w:r>
-        <w:rPr>
-          <w:rFonts w:ascii="Times New Roman" w:eastAsia="Times New Roman" w:hAnsi="Times New Roman" w:cs="Times New Roman"/>
-          <w:sz w:val="24"/>
-          <w:szCs w:val="24"/>
-          <w:lang w:eastAsia="es-ES"/>
-        </w:rPr>
-        <w:t xml:space="preserve"> Migración del orquestador local hacia una infraestructura </w:t>
-      </w:r>
-      <w:proofErr w:type="spellStart"/>
+        <w:t xml:space="preserve"> La convergencia de las series temporales inmutables, los modelos predictivos y el renderizado web sentará las bases para acoplar el sistema a motores de simulación física avanzada (similares a NVIDIA Earth-2). El objetivo último es dotar al IEO de un Gemelo Digital interactivo que permita ensayar escenarios climáticos extremos (</w:t>
+      </w:r>
       <w:r>
         <w:rPr>
           <w:rFonts w:ascii="Times New Roman" w:eastAsia="Times New Roman" w:hAnsi="Times New Roman" w:cs="Times New Roman"/>
@@ -10335,9 +8982,8 @@
           <w:szCs w:val="24"/>
           <w:lang w:eastAsia="es-ES"/>
         </w:rPr>
-        <w:t>cloud-native</w:t>
-      </w:r>
-      <w:proofErr w:type="spellEnd"/>
+        <w:t>What-If scenarios</w:t>
+      </w:r>
       <w:r>
         <w:rPr>
           <w:rFonts w:ascii="Times New Roman" w:eastAsia="Times New Roman" w:hAnsi="Times New Roman" w:cs="Times New Roman"/>
@@ -10345,143 +8991,6 @@
           <w:szCs w:val="24"/>
           <w:lang w:eastAsia="es-ES"/>
         </w:rPr>
-        <w:t xml:space="preserve"> basada en eventos. Las reglas de validación forense (</w:t>
-      </w:r>
-      <w:r>
-        <w:rPr>
-          <w:rFonts w:ascii="Times New Roman" w:eastAsia="Times New Roman" w:hAnsi="Times New Roman" w:cs="Times New Roman"/>
-          <w:i/>
-          <w:iCs/>
-          <w:sz w:val="24"/>
-          <w:szCs w:val="24"/>
-          <w:lang w:eastAsia="es-ES"/>
-        </w:rPr>
-        <w:t xml:space="preserve">Great </w:t>
-      </w:r>
-      <w:proofErr w:type="spellStart"/>
-      <w:r>
-        <w:rPr>
-          <w:rFonts w:ascii="Times New Roman" w:eastAsia="Times New Roman" w:hAnsi="Times New Roman" w:cs="Times New Roman"/>
-          <w:i/>
-          <w:iCs/>
-          <w:sz w:val="24"/>
-          <w:szCs w:val="24"/>
-          <w:lang w:eastAsia="es-ES"/>
-        </w:rPr>
-        <w:t>Expectations</w:t>
-      </w:r>
-      <w:proofErr w:type="spellEnd"/>
-      <w:r>
-        <w:rPr>
-          <w:rFonts w:ascii="Times New Roman" w:eastAsia="Times New Roman" w:hAnsi="Times New Roman" w:cs="Times New Roman"/>
-          <w:sz w:val="24"/>
-          <w:szCs w:val="24"/>
-          <w:lang w:eastAsia="es-ES"/>
-        </w:rPr>
-        <w:t xml:space="preserve">) pasarán a ejecutarse en tiempo real sobre flujos de datos en </w:t>
-      </w:r>
-      <w:proofErr w:type="spellStart"/>
-      <w:r>
-        <w:rPr>
-          <w:rFonts w:ascii="Times New Roman" w:eastAsia="Times New Roman" w:hAnsi="Times New Roman" w:cs="Times New Roman"/>
-          <w:i/>
-          <w:iCs/>
-          <w:sz w:val="24"/>
-          <w:szCs w:val="24"/>
-          <w:lang w:eastAsia="es-ES"/>
-        </w:rPr>
-        <w:t>streaming</w:t>
-      </w:r>
-      <w:proofErr w:type="spellEnd"/>
-      <w:r>
-        <w:rPr>
-          <w:rFonts w:ascii="Times New Roman" w:eastAsia="Times New Roman" w:hAnsi="Times New Roman" w:cs="Times New Roman"/>
-          <w:sz w:val="24"/>
-          <w:szCs w:val="24"/>
-          <w:lang w:eastAsia="es-ES"/>
-        </w:rPr>
-        <w:t>, bloqueando automáticamente la ingesta de lecturas anómalas de los sensores oceanográficos antes de que contaminen las bases de datos institucionales.</w:t>
-      </w:r>
-    </w:p>
-    <w:p>
-      <w:pPr>
-        <w:numPr>
-          <w:ilvl w:val="0"/>
-          <w:numId w:val="32"/>
-        </w:numPr>
-        <w:spacing w:before="100" w:beforeAutospacing="1" w:after="100" w:afterAutospacing="1" w:line="240" w:lineRule="auto"/>
-        <w:jc w:val="left"/>
-        <w:rPr>
-          <w:rFonts w:ascii="Times New Roman" w:eastAsia="Times New Roman" w:hAnsi="Times New Roman" w:cs="Times New Roman"/>
-          <w:sz w:val="24"/>
-          <w:szCs w:val="24"/>
-          <w:lang w:eastAsia="es-ES"/>
-        </w:rPr>
-      </w:pPr>
-      <w:r>
-        <w:rPr>
-          <w:rFonts w:ascii="Times New Roman" w:eastAsia="Times New Roman" w:hAnsi="Times New Roman" w:cs="Times New Roman"/>
-          <w:b/>
-          <w:bCs/>
-          <w:sz w:val="24"/>
-          <w:szCs w:val="24"/>
-          <w:lang w:eastAsia="es-ES"/>
-        </w:rPr>
-        <w:t>Evolución hacia un Digital Twin Oceanográfico:</w:t>
-      </w:r>
-      <w:r>
-        <w:rPr>
-          <w:rFonts w:ascii="Times New Roman" w:eastAsia="Times New Roman" w:hAnsi="Times New Roman" w:cs="Times New Roman"/>
-          <w:sz w:val="24"/>
-          <w:szCs w:val="24"/>
-          <w:lang w:eastAsia="es-ES"/>
-        </w:rPr>
-        <w:t xml:space="preserve"> La convergencia de las series temporales inmutables, los modelos predictivos y el renderizado web sentará las bases para acoplar el sistema a motores de simulación física avanzada (similares a NVIDIA Earth-2). El objetivo último es dotar al IEO de un Gemelo Digital interactivo que permita ensayar escenarios climáticos extremos (</w:t>
-      </w:r>
-      <w:proofErr w:type="spellStart"/>
-      <w:r>
-        <w:rPr>
-          <w:rFonts w:ascii="Times New Roman" w:eastAsia="Times New Roman" w:hAnsi="Times New Roman" w:cs="Times New Roman"/>
-          <w:i/>
-          <w:iCs/>
-          <w:sz w:val="24"/>
-          <w:szCs w:val="24"/>
-          <w:lang w:eastAsia="es-ES"/>
-        </w:rPr>
-        <w:t>What-If</w:t>
-      </w:r>
-      <w:proofErr w:type="spellEnd"/>
-      <w:r>
-        <w:rPr>
-          <w:rFonts w:ascii="Times New Roman" w:eastAsia="Times New Roman" w:hAnsi="Times New Roman" w:cs="Times New Roman"/>
-          <w:i/>
-          <w:iCs/>
-          <w:sz w:val="24"/>
-          <w:szCs w:val="24"/>
-          <w:lang w:eastAsia="es-ES"/>
-        </w:rPr>
-        <w:t xml:space="preserve"> </w:t>
-      </w:r>
-      <w:proofErr w:type="spellStart"/>
-      <w:r>
-        <w:rPr>
-          <w:rFonts w:ascii="Times New Roman" w:eastAsia="Times New Roman" w:hAnsi="Times New Roman" w:cs="Times New Roman"/>
-          <w:i/>
-          <w:iCs/>
-          <w:sz w:val="24"/>
-          <w:szCs w:val="24"/>
-          <w:lang w:eastAsia="es-ES"/>
-        </w:rPr>
-        <w:t>scenarios</w:t>
-      </w:r>
-      <w:proofErr w:type="spellEnd"/>
-      <w:r>
-        <w:rPr>
-          <w:rFonts w:ascii="Times New Roman" w:eastAsia="Times New Roman" w:hAnsi="Times New Roman" w:cs="Times New Roman"/>
-          <w:sz w:val="24"/>
-          <w:szCs w:val="24"/>
-          <w:lang w:eastAsia="es-ES"/>
-        </w:rPr>
         <w:t>) de forma puramente virtual.</w:t>
       </w:r>
     </w:p>
@@ -10490,36 +8999,35 @@
       <w:pPr>
         <w:pStyle w:val="Ttulo2"/>
       </w:pPr>
-      <w:bookmarkStart w:id="57" w:name="_Toc225755791"/>
-      <w:bookmarkStart w:id="58" w:name="_Toc225756120"/>
-      <w:bookmarkStart w:id="59" w:name="_Toc225756696"/>
-      <w:r>
-        <w:lastRenderedPageBreak/>
+      <w:bookmarkStart w:id="53" w:name="_Toc225755791"/>
+      <w:bookmarkStart w:id="54" w:name="_Toc225756120"/>
+      <w:bookmarkStart w:id="55" w:name="_Toc225756696"/>
+      <w:r>
         <w:t>Seguimiento de la planificación</w:t>
       </w:r>
+      <w:bookmarkEnd w:id="53"/>
+      <w:bookmarkEnd w:id="54"/>
+      <w:bookmarkEnd w:id="55"/>
+    </w:p>
+    <w:p>
+      <w:r>
+        <w:t>[NOTA PARA DESARROLLAR: Aquí debes añadir unas frases indicando si has conseguido ajustarte al calendario que presentaste en la PEC anterior (Gantt) y si tuviste algún retraso o cambio de planes durante el TFM]</w:t>
+      </w:r>
+    </w:p>
+    <w:p/>
+    <w:p>
+      <w:pPr>
+        <w:pStyle w:val="Ttulo1"/>
+      </w:pPr>
+      <w:bookmarkStart w:id="56" w:name="_Toc225755792"/>
+      <w:bookmarkStart w:id="57" w:name="_Toc225756121"/>
+      <w:bookmarkStart w:id="58" w:name="_Toc225756697"/>
+      <w:r>
+        <w:t>Capítulo 7</w:t>
+      </w:r>
+      <w:bookmarkEnd w:id="56"/>
       <w:bookmarkEnd w:id="57"/>
       <w:bookmarkEnd w:id="58"/>
-      <w:bookmarkEnd w:id="59"/>
-    </w:p>
-    <w:p>
-      <w:r>
-        <w:t>[NOTA PARA DESARROLLAR: Aquí debes añadir unas frases indicando si has conseguido ajustarte al calendario que presentaste en la PEC anterior (Gantt) y si tuviste algún retraso o cambio de planes durante el TFM]</w:t>
-      </w:r>
-    </w:p>
-    <w:p/>
-    <w:p>
-      <w:pPr>
-        <w:pStyle w:val="Ttulo1"/>
-      </w:pPr>
-      <w:bookmarkStart w:id="60" w:name="_Toc225755792"/>
-      <w:bookmarkStart w:id="61" w:name="_Toc225756121"/>
-      <w:bookmarkStart w:id="62" w:name="_Toc225756697"/>
-      <w:r>
-        <w:t>Capítulo 7</w:t>
-      </w:r>
-      <w:bookmarkEnd w:id="60"/>
-      <w:bookmarkEnd w:id="61"/>
-      <w:bookmarkEnd w:id="62"/>
     </w:p>
     <w:p>
       <w:pPr>
@@ -10575,7 +9083,6 @@
       </w:r>
     </w:p>
     <w:p>
-      <w:proofErr w:type="spellStart"/>
       <w:r>
         <w:rPr>
           <w:i/>
@@ -10583,11 +9090,9 @@
         </w:rPr>
         <w:t>Frontend</w:t>
       </w:r>
-      <w:proofErr w:type="spellEnd"/>
       <w:r>
         <w:t xml:space="preserve"> / </w:t>
       </w:r>
-      <w:proofErr w:type="spellStart"/>
       <w:r>
         <w:rPr>
           <w:i/>
@@ -10602,7 +9107,6 @@
         </w:rPr>
         <w:t>ashboard</w:t>
       </w:r>
-      <w:proofErr w:type="spellEnd"/>
       <w:r>
         <w:t xml:space="preserve"> interactivo: Interfaz gráfica accesible desde entorno web que el usuario manipula visualmente.</w:t>
       </w:r>
@@ -10617,15 +9121,15 @@
       <w:pPr>
         <w:pStyle w:val="Ttulo1"/>
       </w:pPr>
-      <w:bookmarkStart w:id="63" w:name="_Toc225755793"/>
-      <w:bookmarkStart w:id="64" w:name="_Toc225756122"/>
-      <w:bookmarkStart w:id="65" w:name="_Toc225756698"/>
+      <w:bookmarkStart w:id="59" w:name="_Toc225755793"/>
+      <w:bookmarkStart w:id="60" w:name="_Toc225756122"/>
+      <w:bookmarkStart w:id="61" w:name="_Toc225756698"/>
       <w:r>
         <w:t>Capítulo 8</w:t>
       </w:r>
-      <w:bookmarkEnd w:id="63"/>
-      <w:bookmarkEnd w:id="64"/>
-      <w:bookmarkEnd w:id="65"/>
+      <w:bookmarkEnd w:id="59"/>
+      <w:bookmarkEnd w:id="60"/>
+      <w:bookmarkEnd w:id="61"/>
     </w:p>
     <w:p>
       <w:pPr>
@@ -10663,16 +9167,16 @@
       <w:pPr>
         <w:pStyle w:val="Ttulo1"/>
       </w:pPr>
-      <w:bookmarkStart w:id="66" w:name="_Toc225756123"/>
-      <w:bookmarkStart w:id="67" w:name="_Toc225756699"/>
+      <w:bookmarkStart w:id="62" w:name="_Toc225756123"/>
+      <w:bookmarkStart w:id="63" w:name="_Toc225756699"/>
       <w:r>
         <w:t>A. A</w:t>
       </w:r>
       <w:r>
         <w:t>nexo 1</w:t>
       </w:r>
-      <w:bookmarkEnd w:id="66"/>
-      <w:bookmarkEnd w:id="67"/>
+      <w:bookmarkEnd w:id="62"/>
+      <w:bookmarkEnd w:id="63"/>
     </w:p>
     <w:p/>
     <w:sectPr>
@@ -10685,7 +9189,7 @@
 </file>
 
 <file path=word/comments.xml><?xml version="1.0" encoding="utf-8"?>
-<w:comments xmlns:wpc="http://schemas.microsoft.com/office/word/2010/wordprocessingCanvas" xmlns:cx="http://schemas.microsoft.com/office/drawing/2014/chartex" xmlns:mc="http://schemas.openxmlformats.org/markup-compatibility/2006" xmlns:o="urn:schemas-microsoft-com:office:office" xmlns:r="http://schemas.openxmlformats.org/officeDocument/2006/relationships" xmlns:m="http://schemas.openxmlformats.org/officeDocument/2006/math" xmlns:v="urn:schemas-microsoft-com:vml" xmlns:wp14="http://schemas.microsoft.com/office/word/2010/wordprocessingDrawing" xmlns:wp="http://schemas.openxmlformats.org/drawingml/2006/wordprocessingDrawing" xmlns:w10="urn:schemas-microsoft-com:office:word" xmlns:w="http://schemas.openxmlformats.org/wordprocessingml/2006/main" xmlns:w14="http://schemas.microsoft.com/office/word/2010/wordml" xmlns:w15="http://schemas.microsoft.com/office/word/2012/wordml" xmlns:w16se="http://schemas.microsoft.com/office/word/2015/wordml/symex" xmlns:wpg="http://schemas.microsoft.com/office/word/2010/wordprocessingGroup" xmlns:wpi="http://schemas.microsoft.com/office/word/2010/wordprocessingInk" xmlns:wne="http://schemas.microsoft.com/office/word/2006/wordml" xmlns:wps="http://schemas.microsoft.com/office/word/2010/wordprocessingShape" mc:Ignorable="w14 w15 w16se wp14">
+<w:comments xmlns:wpc="http://schemas.microsoft.com/office/word/2010/wordprocessingCanvas" xmlns:cx="http://schemas.microsoft.com/office/drawing/2014/chartex" xmlns:cx1="http://schemas.microsoft.com/office/drawing/2015/9/8/chartex" xmlns:cx2="http://schemas.microsoft.com/office/drawing/2015/10/21/chartex" xmlns:cx3="http://schemas.microsoft.com/office/drawing/2016/5/9/chartex" xmlns:cx4="http://schemas.microsoft.com/office/drawing/2016/5/10/chartex" xmlns:cx5="http://schemas.microsoft.com/office/drawing/2016/5/11/chartex" xmlns:cx6="http://schemas.microsoft.com/office/drawing/2016/5/12/chartex" xmlns:cx7="http://schemas.microsoft.com/office/drawing/2016/5/13/chartex" xmlns:cx8="http://schemas.microsoft.com/office/drawing/2016/5/14/chartex" xmlns:mc="http://schemas.openxmlformats.org/markup-compatibility/2006" xmlns:aink="http://schemas.microsoft.com/office/drawing/2016/ink" xmlns:am3d="http://schemas.microsoft.com/office/drawing/2017/model3d" xmlns:o="urn:schemas-microsoft-com:office:office" xmlns:r="http://schemas.openxmlformats.org/officeDocument/2006/relationships" xmlns:m="http://schemas.openxmlformats.org/officeDocument/2006/math" xmlns:v="urn:schemas-microsoft-com:vml" xmlns:wp14="http://schemas.microsoft.com/office/word/2010/wordprocessingDrawing" xmlns:wp="http://schemas.openxmlformats.org/drawingml/2006/wordprocessingDrawing" xmlns:w10="urn:schemas-microsoft-com:office:word" xmlns:w="http://schemas.openxmlformats.org/wordprocessingml/2006/main" xmlns:w14="http://schemas.microsoft.com/office/word/2010/wordml" xmlns:w15="http://schemas.microsoft.com/office/word/2012/wordml" xmlns:w16cex="http://schemas.microsoft.com/office/word/2018/wordml/cex" xmlns:w16cid="http://schemas.microsoft.com/office/word/2016/wordml/cid" xmlns:w16="http://schemas.microsoft.com/office/word/2018/wordml" xmlns:w16sdtdh="http://schemas.microsoft.com/office/word/2020/wordml/sdtdatahash" xmlns:w16se="http://schemas.microsoft.com/office/word/2015/wordml/symex" xmlns:wpg="http://schemas.microsoft.com/office/word/2010/wordprocessingGroup" xmlns:wpi="http://schemas.microsoft.com/office/word/2010/wordprocessingInk" xmlns:wne="http://schemas.microsoft.com/office/word/2006/wordml" xmlns:wps="http://schemas.microsoft.com/office/word/2010/wordprocessingShape" mc:Ignorable="w14 w15 w16se w16cid w16 w16cex w16sdtdh wp14">
   <w:comment w:id="30" w:author="Jorge" w:date="2026-03-30T23:47:00Z" w:initials="J">
     <w:p>
       <w:pPr>
@@ -10698,15 +9202,7 @@
         <w:annotationRef/>
       </w:r>
       <w:r>
-        <w:t xml:space="preserve">Añadir auditorías a </w:t>
-      </w:r>
-      <w:proofErr w:type="spellStart"/>
-      <w:r>
-        <w:t>advicExplorer</w:t>
-      </w:r>
-      <w:proofErr w:type="spellEnd"/>
-      <w:r>
-        <w:t xml:space="preserve"> e ICES</w:t>
+        <w:t>Añadir auditorías a advicExplorer e ICES</w:t>
       </w:r>
     </w:p>
   </w:comment>
@@ -10726,7 +9222,7 @@
       </w:r>
     </w:p>
   </w:comment>
-  <w:comment w:id="33" w:author="Jorge Lobato Menéndez" w:date="2026-03-30T12:08:00Z" w:initials="JLM">
+  <w:comment w:id="35" w:author="Jorge Lobato Menéndez" w:date="2026-03-30T13:07:00Z" w:initials="JLM">
     <w:p>
       <w:pPr>
         <w:pStyle w:val="Textocomentario"/>
@@ -10738,24 +9234,11 @@
         <w:annotationRef/>
       </w:r>
       <w:r>
-        <w:t xml:space="preserve">Mencionar </w:t>
-      </w:r>
-      <w:proofErr w:type="spellStart"/>
-      <w:r>
-        <w:t>great</w:t>
-      </w:r>
-      <w:proofErr w:type="spellEnd"/>
-      <w:r>
-        <w:t xml:space="preserve"> </w:t>
-      </w:r>
-      <w:proofErr w:type="spellStart"/>
-      <w:r>
-        <w:t>expectations</w:t>
-      </w:r>
-      <w:proofErr w:type="spellEnd"/>
+        <w:t>Comentar qué anomalías se detectaron para darle valor</w:t>
+      </w:r>
     </w:p>
   </w:comment>
-  <w:comment w:id="34" w:author="Jorge Lobato Menéndez" w:date="2026-03-30T12:09:00Z" w:initials="JLM">
+  <w:comment w:id="36" w:author="Jorge Lobato Menéndez" w:date="2026-03-30T13:07:00Z" w:initials="JLM">
     <w:p>
       <w:pPr>
         <w:pStyle w:val="Textocomentario"/>
@@ -10767,67 +9250,11 @@
         <w:annotationRef/>
       </w:r>
       <w:r>
-        <w:t>¿Qué son?</w:t>
+        <w:t>Cuáles? Deep Learning?</w:t>
       </w:r>
     </w:p>
   </w:comment>
-  <w:comment w:id="35" w:author="Jorge Lobato Menéndez" w:date="2026-03-30T12:09:00Z" w:initials="JLM">
-    <w:p>
-      <w:pPr>
-        <w:pStyle w:val="Textocomentario"/>
-      </w:pPr>
-      <w:r>
-        <w:rPr>
-          <w:rStyle w:val="Refdecomentario"/>
-        </w:rPr>
-        <w:annotationRef/>
-      </w:r>
-      <w:r>
-        <w:t>Puede hablarse de escasez crónica?</w:t>
-      </w:r>
-    </w:p>
-  </w:comment>
-  <w:comment w:id="39" w:author="Jorge Lobato Menéndez" w:date="2026-03-30T13:07:00Z" w:initials="JLM">
-    <w:p>
-      <w:pPr>
-        <w:pStyle w:val="Textocomentario"/>
-      </w:pPr>
-      <w:r>
-        <w:rPr>
-          <w:rStyle w:val="Refdecomentario"/>
-        </w:rPr>
-        <w:annotationRef/>
-      </w:r>
-      <w:r>
-        <w:t>Comentar qué anomalías se detectaron para darle valor</w:t>
-      </w:r>
-    </w:p>
-  </w:comment>
-  <w:comment w:id="40" w:author="Jorge Lobato Menéndez" w:date="2026-03-30T13:07:00Z" w:initials="JLM">
-    <w:p>
-      <w:pPr>
-        <w:pStyle w:val="Textocomentario"/>
-      </w:pPr>
-      <w:r>
-        <w:rPr>
-          <w:rStyle w:val="Refdecomentario"/>
-        </w:rPr>
-        <w:annotationRef/>
-      </w:r>
-      <w:r>
-        <w:t xml:space="preserve">Cuáles? Deep </w:t>
-      </w:r>
-      <w:proofErr w:type="spellStart"/>
-      <w:r>
-        <w:t>Learning</w:t>
-      </w:r>
-      <w:proofErr w:type="spellEnd"/>
-      <w:r>
-        <w:t>?</w:t>
-      </w:r>
-    </w:p>
-  </w:comment>
-  <w:comment w:id="47" w:author="Jorge Lobato Menéndez" w:date="2026-03-30T13:20:00Z" w:initials="JLM">
+  <w:comment w:id="43" w:author="Jorge Lobato Menéndez" w:date="2026-03-30T13:20:00Z" w:initials="JLM">
     <w:p>
       <w:pPr>
         <w:pStyle w:val="Textocomentario"/>
@@ -10847,12 +9274,9 @@
 </file>
 
 <file path=word/commentsExtended.xml><?xml version="1.0" encoding="utf-8"?>
-<w15:commentsEx xmlns:wpc="http://schemas.microsoft.com/office/word/2010/wordprocessingCanvas" xmlns:cx="http://schemas.microsoft.com/office/drawing/2014/chartex" xmlns:mc="http://schemas.openxmlformats.org/markup-compatibility/2006" xmlns:o="urn:schemas-microsoft-com:office:office" xmlns:r="http://schemas.openxmlformats.org/officeDocument/2006/relationships" xmlns:m="http://schemas.openxmlformats.org/officeDocument/2006/math" xmlns:v="urn:schemas-microsoft-com:vml" xmlns:wp14="http://schemas.microsoft.com/office/word/2010/wordprocessingDrawing" xmlns:wp="http://schemas.openxmlformats.org/drawingml/2006/wordprocessingDrawing" xmlns:w10="urn:schemas-microsoft-com:office:word" xmlns:w="http://schemas.openxmlformats.org/wordprocessingml/2006/main" xmlns:w14="http://schemas.microsoft.com/office/word/2010/wordml" xmlns:w15="http://schemas.microsoft.com/office/word/2012/wordml" xmlns:w16se="http://schemas.microsoft.com/office/word/2015/wordml/symex" xmlns:wpg="http://schemas.microsoft.com/office/word/2010/wordprocessingGroup" xmlns:wpi="http://schemas.microsoft.com/office/word/2010/wordprocessingInk" xmlns:wne="http://schemas.microsoft.com/office/word/2006/wordml" xmlns:wps="http://schemas.microsoft.com/office/word/2010/wordprocessingShape" mc:Ignorable="w14 w15 w16se wp14">
+<w15:commentsEx xmlns:wpc="http://schemas.microsoft.com/office/word/2010/wordprocessingCanvas" xmlns:cx="http://schemas.microsoft.com/office/drawing/2014/chartex" xmlns:cx1="http://schemas.microsoft.com/office/drawing/2015/9/8/chartex" xmlns:cx2="http://schemas.microsoft.com/office/drawing/2015/10/21/chartex" xmlns:cx3="http://schemas.microsoft.com/office/drawing/2016/5/9/chartex" xmlns:cx4="http://schemas.microsoft.com/office/drawing/2016/5/10/chartex" xmlns:cx5="http://schemas.microsoft.com/office/drawing/2016/5/11/chartex" xmlns:cx6="http://schemas.microsoft.com/office/drawing/2016/5/12/chartex" xmlns:cx7="http://schemas.microsoft.com/office/drawing/2016/5/13/chartex" xmlns:cx8="http://schemas.microsoft.com/office/drawing/2016/5/14/chartex" xmlns:mc="http://schemas.openxmlformats.org/markup-compatibility/2006" xmlns:aink="http://schemas.microsoft.com/office/drawing/2016/ink" xmlns:am3d="http://schemas.microsoft.com/office/drawing/2017/model3d" xmlns:o="urn:schemas-microsoft-com:office:office" xmlns:r="http://schemas.openxmlformats.org/officeDocument/2006/relationships" xmlns:m="http://schemas.openxmlformats.org/officeDocument/2006/math" xmlns:v="urn:schemas-microsoft-com:vml" xmlns:wp14="http://schemas.microsoft.com/office/word/2010/wordprocessingDrawing" xmlns:wp="http://schemas.openxmlformats.org/drawingml/2006/wordprocessingDrawing" xmlns:w10="urn:schemas-microsoft-com:office:word" xmlns:w="http://schemas.openxmlformats.org/wordprocessingml/2006/main" xmlns:w14="http://schemas.microsoft.com/office/word/2010/wordml" xmlns:w15="http://schemas.microsoft.com/office/word/2012/wordml" xmlns:w16cex="http://schemas.microsoft.com/office/word/2018/wordml/cex" xmlns:w16cid="http://schemas.microsoft.com/office/word/2016/wordml/cid" xmlns:w16="http://schemas.microsoft.com/office/word/2018/wordml" xmlns:w16sdtdh="http://schemas.microsoft.com/office/word/2020/wordml/sdtdatahash" xmlns:w16se="http://schemas.microsoft.com/office/word/2015/wordml/symex" xmlns:wpg="http://schemas.microsoft.com/office/word/2010/wordprocessingGroup" xmlns:wpi="http://schemas.microsoft.com/office/word/2010/wordprocessingInk" xmlns:wne="http://schemas.microsoft.com/office/word/2006/wordml" xmlns:wps="http://schemas.microsoft.com/office/word/2010/wordprocessingShape" mc:Ignorable="w14 w15 w16se w16cid w16 w16cex w16sdtdh wp14">
   <w15:commentEx w15:paraId="3181A347" w15:done="0"/>
   <w15:commentEx w15:paraId="4186305D" w15:paraIdParent="3181A347" w15:done="0"/>
-  <w15:commentEx w15:paraId="7474D868" w15:done="0"/>
-  <w15:commentEx w15:paraId="44274EF2" w15:done="0"/>
-  <w15:commentEx w15:paraId="09675AE7" w15:done="0"/>
   <w15:commentEx w15:paraId="380F86A6" w15:done="0"/>
   <w15:commentEx w15:paraId="496B72A4" w15:done="0"/>
   <w15:commentEx w15:paraId="3EDE000B" w15:done="0"/>
@@ -10861,9 +9285,6 @@
 
 <file path=word/commentsExtensible.xml><?xml version="1.0" encoding="utf-8"?>
 <w16cex:commentsExtensible xmlns:wpc="http://schemas.microsoft.com/office/word/2010/wordprocessingCanvas" xmlns:cx="http://schemas.microsoft.com/office/drawing/2014/chartex" xmlns:cx1="http://schemas.microsoft.com/office/drawing/2015/9/8/chartex" xmlns:cx2="http://schemas.microsoft.com/office/drawing/2015/10/21/chartex" xmlns:cx3="http://schemas.microsoft.com/office/drawing/2016/5/9/chartex" xmlns:cx4="http://schemas.microsoft.com/office/drawing/2016/5/10/chartex" xmlns:cx5="http://schemas.microsoft.com/office/drawing/2016/5/11/chartex" xmlns:cx6="http://schemas.microsoft.com/office/drawing/2016/5/12/chartex" xmlns:cx7="http://schemas.microsoft.com/office/drawing/2016/5/13/chartex" xmlns:cx8="http://schemas.microsoft.com/office/drawing/2016/5/14/chartex" xmlns:mc="http://schemas.openxmlformats.org/markup-compatibility/2006" xmlns:aink="http://schemas.microsoft.com/office/drawing/2016/ink" xmlns:am3d="http://schemas.microsoft.com/office/drawing/2017/model3d" xmlns:o="urn:schemas-microsoft-com:office:office" xmlns:r="http://schemas.openxmlformats.org/officeDocument/2006/relationships" xmlns:m="http://schemas.openxmlformats.org/officeDocument/2006/math" xmlns:v="urn:schemas-microsoft-com:vml" xmlns:wp14="http://schemas.microsoft.com/office/word/2010/wordprocessingDrawing" xmlns:wp="http://schemas.openxmlformats.org/drawingml/2006/wordprocessingDrawing" xmlns:w10="urn:schemas-microsoft-com:office:word" xmlns:w="http://schemas.openxmlformats.org/wordprocessingml/2006/main" xmlns:w14="http://schemas.microsoft.com/office/word/2010/wordml" xmlns:w15="http://schemas.microsoft.com/office/word/2012/wordml" xmlns:w16cex="http://schemas.microsoft.com/office/word/2018/wordml/cex" xmlns:w16cid="http://schemas.microsoft.com/office/word/2016/wordml/cid" xmlns:w16="http://schemas.microsoft.com/office/word/2018/wordml" xmlns:w16sdtdh="http://schemas.microsoft.com/office/word/2020/wordml/sdtdatahash" xmlns:w16se="http://schemas.microsoft.com/office/word/2015/wordml/symex" xmlns:wpg="http://schemas.microsoft.com/office/word/2010/wordprocessingGroup" xmlns:wpi="http://schemas.microsoft.com/office/word/2010/wordprocessingInk" xmlns:wne="http://schemas.microsoft.com/office/word/2006/wordml" xmlns:wps="http://schemas.microsoft.com/office/word/2010/wordprocessingShape" mc:Ignorable="w14 w15 w16se w16cid w16 w16cex w16sdtdh wp14">
-  <w16cex:commentExtensible w16cex:durableId="2D74E637" w16cex:dateUtc="2026-03-30T10:08:00Z"/>
-  <w16cex:commentExtensible w16cex:durableId="2D74E663" w16cex:dateUtc="2026-03-30T10:09:00Z"/>
-  <w16cex:commentExtensible w16cex:durableId="2D74E67F" w16cex:dateUtc="2026-03-30T10:09:00Z"/>
   <w16cex:commentExtensible w16cex:durableId="2D74F3F8" w16cex:dateUtc="2026-03-30T11:07:00Z"/>
   <w16cex:commentExtensible w16cex:durableId="2D74F418" w16cex:dateUtc="2026-03-30T11:07:00Z"/>
   <w16cex:commentExtensible w16cex:durableId="2D74F720" w16cex:dateUtc="2026-03-30T11:20:00Z"/>
@@ -10872,9 +9293,8 @@
 
 <file path=word/commentsIds.xml><?xml version="1.0" encoding="utf-8"?>
 <w16cid:commentsIds xmlns:wpc="http://schemas.microsoft.com/office/word/2010/wordprocessingCanvas" xmlns:cx="http://schemas.microsoft.com/office/drawing/2014/chartex" xmlns:cx1="http://schemas.microsoft.com/office/drawing/2015/9/8/chartex" xmlns:cx2="http://schemas.microsoft.com/office/drawing/2015/10/21/chartex" xmlns:cx3="http://schemas.microsoft.com/office/drawing/2016/5/9/chartex" xmlns:cx4="http://schemas.microsoft.com/office/drawing/2016/5/10/chartex" xmlns:cx5="http://schemas.microsoft.com/office/drawing/2016/5/11/chartex" xmlns:cx6="http://schemas.microsoft.com/office/drawing/2016/5/12/chartex" xmlns:cx7="http://schemas.microsoft.com/office/drawing/2016/5/13/chartex" xmlns:cx8="http://schemas.microsoft.com/office/drawing/2016/5/14/chartex" xmlns:mc="http://schemas.openxmlformats.org/markup-compatibility/2006" xmlns:aink="http://schemas.microsoft.com/office/drawing/2016/ink" xmlns:am3d="http://schemas.microsoft.com/office/drawing/2017/model3d" xmlns:o="urn:schemas-microsoft-com:office:office" xmlns:r="http://schemas.openxmlformats.org/officeDocument/2006/relationships" xmlns:m="http://schemas.openxmlformats.org/officeDocument/2006/math" xmlns:v="urn:schemas-microsoft-com:vml" xmlns:wp14="http://schemas.microsoft.com/office/word/2010/wordprocessingDrawing" xmlns:wp="http://schemas.openxmlformats.org/drawingml/2006/wordprocessingDrawing" xmlns:w10="urn:schemas-microsoft-com:office:word" xmlns:w="http://schemas.openxmlformats.org/wordprocessingml/2006/main" xmlns:w14="http://schemas.microsoft.com/office/word/2010/wordml" xmlns:w15="http://schemas.microsoft.com/office/word/2012/wordml" xmlns:w16cex="http://schemas.microsoft.com/office/word/2018/wordml/cex" xmlns:w16cid="http://schemas.microsoft.com/office/word/2016/wordml/cid" xmlns:w16="http://schemas.microsoft.com/office/word/2018/wordml" xmlns:w16sdtdh="http://schemas.microsoft.com/office/word/2020/wordml/sdtdatahash" xmlns:w16se="http://schemas.microsoft.com/office/word/2015/wordml/symex" xmlns:wpg="http://schemas.microsoft.com/office/word/2010/wordprocessingGroup" xmlns:wpi="http://schemas.microsoft.com/office/word/2010/wordprocessingInk" xmlns:wne="http://schemas.microsoft.com/office/word/2006/wordml" xmlns:wps="http://schemas.microsoft.com/office/word/2010/wordprocessingShape" mc:Ignorable="w14 w15 w16se w16cid w16 w16cex w16sdtdh wp14">
-  <w16cid:commentId w16cid:paraId="7474D868" w16cid:durableId="2D74E637"/>
-  <w16cid:commentId w16cid:paraId="44274EF2" w16cid:durableId="2D74E663"/>
-  <w16cid:commentId w16cid:paraId="09675AE7" w16cid:durableId="2D74E67F"/>
+  <w16cid:commentId w16cid:paraId="3181A347" w16cid:durableId="2D761A70"/>
+  <w16cid:commentId w16cid:paraId="4186305D" w16cid:durableId="2D761A71"/>
   <w16cid:commentId w16cid:paraId="380F86A6" w16cid:durableId="2D74F3F8"/>
   <w16cid:commentId w16cid:paraId="496B72A4" w16cid:durableId="2D74F418"/>
   <w16cid:commentId w16cid:paraId="3EDE000B" w16cid:durableId="2D74F720"/>
@@ -10882,7 +9302,7 @@
 </file>
 
 <file path=word/numbering.xml><?xml version="1.0" encoding="utf-8"?>
-<w:numbering xmlns:wpc="http://schemas.microsoft.com/office/word/2010/wordprocessingCanvas" xmlns:cx="http://schemas.microsoft.com/office/drawing/2014/chartex" xmlns:mc="http://schemas.openxmlformats.org/markup-compatibility/2006" xmlns:o="urn:schemas-microsoft-com:office:office" xmlns:r="http://schemas.openxmlformats.org/officeDocument/2006/relationships" xmlns:m="http://schemas.openxmlformats.org/officeDocument/2006/math" xmlns:v="urn:schemas-microsoft-com:vml" xmlns:wp14="http://schemas.microsoft.com/office/word/2010/wordprocessingDrawing" xmlns:wp="http://schemas.openxmlformats.org/drawingml/2006/wordprocessingDrawing" xmlns:w10="urn:schemas-microsoft-com:office:word" xmlns:w="http://schemas.openxmlformats.org/wordprocessingml/2006/main" xmlns:w14="http://schemas.microsoft.com/office/word/2010/wordml" xmlns:w15="http://schemas.microsoft.com/office/word/2012/wordml" xmlns:w16se="http://schemas.microsoft.com/office/word/2015/wordml/symex" xmlns:wpg="http://schemas.microsoft.com/office/word/2010/wordprocessingGroup" xmlns:wpi="http://schemas.microsoft.com/office/word/2010/wordprocessingInk" xmlns:wne="http://schemas.microsoft.com/office/word/2006/wordml" xmlns:wps="http://schemas.microsoft.com/office/word/2010/wordprocessingShape" mc:Ignorable="w14 w15 w16se wp14">
+<w:numbering xmlns:wpc="http://schemas.microsoft.com/office/word/2010/wordprocessingCanvas" xmlns:cx="http://schemas.microsoft.com/office/drawing/2014/chartex" xmlns:cx1="http://schemas.microsoft.com/office/drawing/2015/9/8/chartex" xmlns:cx2="http://schemas.microsoft.com/office/drawing/2015/10/21/chartex" xmlns:cx3="http://schemas.microsoft.com/office/drawing/2016/5/9/chartex" xmlns:cx4="http://schemas.microsoft.com/office/drawing/2016/5/10/chartex" xmlns:cx5="http://schemas.microsoft.com/office/drawing/2016/5/11/chartex" xmlns:cx6="http://schemas.microsoft.com/office/drawing/2016/5/12/chartex" xmlns:cx7="http://schemas.microsoft.com/office/drawing/2016/5/13/chartex" xmlns:cx8="http://schemas.microsoft.com/office/drawing/2016/5/14/chartex" xmlns:mc="http://schemas.openxmlformats.org/markup-compatibility/2006" xmlns:aink="http://schemas.microsoft.com/office/drawing/2016/ink" xmlns:am3d="http://schemas.microsoft.com/office/drawing/2017/model3d" xmlns:o="urn:schemas-microsoft-com:office:office" xmlns:r="http://schemas.openxmlformats.org/officeDocument/2006/relationships" xmlns:m="http://schemas.openxmlformats.org/officeDocument/2006/math" xmlns:v="urn:schemas-microsoft-com:vml" xmlns:wp14="http://schemas.microsoft.com/office/word/2010/wordprocessingDrawing" xmlns:wp="http://schemas.openxmlformats.org/drawingml/2006/wordprocessingDrawing" xmlns:w10="urn:schemas-microsoft-com:office:word" xmlns:w="http://schemas.openxmlformats.org/wordprocessingml/2006/main" xmlns:w14="http://schemas.microsoft.com/office/word/2010/wordml" xmlns:w15="http://schemas.microsoft.com/office/word/2012/wordml" xmlns:w16cex="http://schemas.microsoft.com/office/word/2018/wordml/cex" xmlns:w16cid="http://schemas.microsoft.com/office/word/2016/wordml/cid" xmlns:w16="http://schemas.microsoft.com/office/word/2018/wordml" xmlns:w16sdtdh="http://schemas.microsoft.com/office/word/2020/wordml/sdtdatahash" xmlns:w16se="http://schemas.microsoft.com/office/word/2015/wordml/symex" xmlns:wpg="http://schemas.microsoft.com/office/word/2010/wordprocessingGroup" xmlns:wpi="http://schemas.microsoft.com/office/word/2010/wordprocessingInk" xmlns:wne="http://schemas.microsoft.com/office/word/2006/wordml" xmlns:wps="http://schemas.microsoft.com/office/word/2010/wordprocessingShape" mc:Ignorable="w14 w15 w16se w16cid w16 w16cex w16sdtdh wp14">
   <w:abstractNum w:abstractNumId="0" w15:restartNumberingAfterBreak="0">
     <w:nsid w:val="FFFFFF7C"/>
     <w:multiLevelType w:val="singleLevel"/>
@@ -14383,7 +12803,7 @@
 </file>
 
 <file path=word/people.xml><?xml version="1.0" encoding="utf-8"?>
-<w15:people xmlns:wpc="http://schemas.microsoft.com/office/word/2010/wordprocessingCanvas" xmlns:cx="http://schemas.microsoft.com/office/drawing/2014/chartex" xmlns:mc="http://schemas.openxmlformats.org/markup-compatibility/2006" xmlns:o="urn:schemas-microsoft-com:office:office" xmlns:r="http://schemas.openxmlformats.org/officeDocument/2006/relationships" xmlns:m="http://schemas.openxmlformats.org/officeDocument/2006/math" xmlns:v="urn:schemas-microsoft-com:vml" xmlns:wp14="http://schemas.microsoft.com/office/word/2010/wordprocessingDrawing" xmlns:wp="http://schemas.openxmlformats.org/drawingml/2006/wordprocessingDrawing" xmlns:w10="urn:schemas-microsoft-com:office:word" xmlns:w="http://schemas.openxmlformats.org/wordprocessingml/2006/main" xmlns:w14="http://schemas.microsoft.com/office/word/2010/wordml" xmlns:w15="http://schemas.microsoft.com/office/word/2012/wordml" xmlns:w16se="http://schemas.microsoft.com/office/word/2015/wordml/symex" xmlns:wpg="http://schemas.microsoft.com/office/word/2010/wordprocessingGroup" xmlns:wpi="http://schemas.microsoft.com/office/word/2010/wordprocessingInk" xmlns:wne="http://schemas.microsoft.com/office/word/2006/wordml" xmlns:wps="http://schemas.microsoft.com/office/word/2010/wordprocessingShape" mc:Ignorable="w14 w15 w16se wp14">
+<w15:people xmlns:wpc="http://schemas.microsoft.com/office/word/2010/wordprocessingCanvas" xmlns:cx="http://schemas.microsoft.com/office/drawing/2014/chartex" xmlns:cx1="http://schemas.microsoft.com/office/drawing/2015/9/8/chartex" xmlns:cx2="http://schemas.microsoft.com/office/drawing/2015/10/21/chartex" xmlns:cx3="http://schemas.microsoft.com/office/drawing/2016/5/9/chartex" xmlns:cx4="http://schemas.microsoft.com/office/drawing/2016/5/10/chartex" xmlns:cx5="http://schemas.microsoft.com/office/drawing/2016/5/11/chartex" xmlns:cx6="http://schemas.microsoft.com/office/drawing/2016/5/12/chartex" xmlns:cx7="http://schemas.microsoft.com/office/drawing/2016/5/13/chartex" xmlns:cx8="http://schemas.microsoft.com/office/drawing/2016/5/14/chartex" xmlns:mc="http://schemas.openxmlformats.org/markup-compatibility/2006" xmlns:aink="http://schemas.microsoft.com/office/drawing/2016/ink" xmlns:am3d="http://schemas.microsoft.com/office/drawing/2017/model3d" xmlns:o="urn:schemas-microsoft-com:office:office" xmlns:r="http://schemas.openxmlformats.org/officeDocument/2006/relationships" xmlns:m="http://schemas.openxmlformats.org/officeDocument/2006/math" xmlns:v="urn:schemas-microsoft-com:vml" xmlns:wp14="http://schemas.microsoft.com/office/word/2010/wordprocessingDrawing" xmlns:wp="http://schemas.openxmlformats.org/drawingml/2006/wordprocessingDrawing" xmlns:w10="urn:schemas-microsoft-com:office:word" xmlns:w="http://schemas.openxmlformats.org/wordprocessingml/2006/main" xmlns:w14="http://schemas.microsoft.com/office/word/2010/wordml" xmlns:w15="http://schemas.microsoft.com/office/word/2012/wordml" xmlns:w16cex="http://schemas.microsoft.com/office/word/2018/wordml/cex" xmlns:w16cid="http://schemas.microsoft.com/office/word/2016/wordml/cid" xmlns:w16="http://schemas.microsoft.com/office/word/2018/wordml" xmlns:w16sdtdh="http://schemas.microsoft.com/office/word/2020/wordml/sdtdatahash" xmlns:w16se="http://schemas.microsoft.com/office/word/2015/wordml/symex" xmlns:wpg="http://schemas.microsoft.com/office/word/2010/wordprocessingGroup" xmlns:wpi="http://schemas.microsoft.com/office/word/2010/wordprocessingInk" xmlns:wne="http://schemas.microsoft.com/office/word/2006/wordml" xmlns:wps="http://schemas.microsoft.com/office/word/2010/wordprocessingShape" mc:Ignorable="w14 w15 w16se w16cid w16 w16cex w16sdtdh wp14">
   <w15:person w15:author="Jorge">
     <w15:presenceInfo w15:providerId="None" w15:userId="Jorge"/>
   </w15:person>
@@ -14394,7 +12814,7 @@
 </file>
 
 <file path=word/styles.xml><?xml version="1.0" encoding="utf-8"?>
-<w:styles xmlns:mc="http://schemas.openxmlformats.org/markup-compatibility/2006" xmlns:r="http://schemas.openxmlformats.org/officeDocument/2006/relationships" xmlns:w="http://schemas.openxmlformats.org/wordprocessingml/2006/main" xmlns:w14="http://schemas.microsoft.com/office/word/2010/wordml" xmlns:w15="http://schemas.microsoft.com/office/word/2012/wordml" xmlns:w16se="http://schemas.microsoft.com/office/word/2015/wordml/symex" mc:Ignorable="w14 w15 w16se">
+<w:styles xmlns:mc="http://schemas.openxmlformats.org/markup-compatibility/2006" xmlns:r="http://schemas.openxmlformats.org/officeDocument/2006/relationships" xmlns:w="http://schemas.openxmlformats.org/wordprocessingml/2006/main" xmlns:w14="http://schemas.microsoft.com/office/word/2010/wordml" xmlns:w15="http://schemas.microsoft.com/office/word/2012/wordml" xmlns:w16cex="http://schemas.microsoft.com/office/word/2018/wordml/cex" xmlns:w16cid="http://schemas.microsoft.com/office/word/2016/wordml/cid" xmlns:w16="http://schemas.microsoft.com/office/word/2018/wordml" xmlns:w16sdtdh="http://schemas.microsoft.com/office/word/2020/wordml/sdtdatahash" xmlns:w16se="http://schemas.microsoft.com/office/word/2015/wordml/symex" mc:Ignorable="w14 w15 w16se w16cid w16 w16cex w16sdtdh">
   <w:docDefaults>
     <w:rPrDefault>
       <w:rPr>
@@ -14412,7 +12832,7 @@
       </w:pPr>
     </w:pPrDefault>
   </w:docDefaults>
-  <w:latentStyles w:defLockedState="0" w:defUIPriority="99" w:defSemiHidden="0" w:defUnhideWhenUsed="0" w:defQFormat="0" w:count="371">
+  <w:latentStyles w:defLockedState="0" w:defUIPriority="99" w:defSemiHidden="0" w:defUnhideWhenUsed="0" w:defQFormat="0" w:count="376">
     <w:lsdException w:name="Normal" w:uiPriority="0" w:qFormat="1"/>
     <w:lsdException w:name="heading 1" w:uiPriority="9" w:qFormat="1"/>
     <w:lsdException w:name="heading 2" w:uiPriority="9" w:qFormat="1"/>
@@ -14439,7 +12859,6 @@
     <w:lsdException w:name="Strong" w:uiPriority="22" w:qFormat="1"/>
     <w:lsdException w:name="Emphasis" w:uiPriority="20" w:qFormat="1"/>
     <w:lsdException w:name="HTML Keyboard" w:semiHidden="1" w:unhideWhenUsed="1"/>
-    <w:lsdException w:name="Normal Table" w:semiHidden="1" w:unhideWhenUsed="1"/>
     <w:lsdException w:name="annotation subject" w:semiHidden="1" w:unhideWhenUsed="1"/>
     <w:lsdException w:name="No List" w:semiHidden="1" w:unhideWhenUsed="1"/>
     <w:lsdException w:name="Outline List 1" w:semiHidden="1" w:unhideWhenUsed="1"/>
@@ -14482,11 +12901,8 @@
     <w:lsdException w:name="Table Contemporary" w:semiHidden="1" w:unhideWhenUsed="1"/>
     <w:lsdException w:name="Table Elegant" w:semiHidden="1" w:unhideWhenUsed="1"/>
     <w:lsdException w:name="Table Professional" w:semiHidden="1" w:unhideWhenUsed="1"/>
-    <w:lsdException w:name="Table Subtle 1" w:semiHidden="1" w:unhideWhenUsed="1"/>
     <w:lsdException w:name="Table Subtle 2" w:semiHidden="1" w:unhideWhenUsed="1"/>
     <w:lsdException w:name="Table Web 1" w:semiHidden="1" w:unhideWhenUsed="1"/>
-    <w:lsdException w:name="Table Web 2" w:semiHidden="1" w:unhideWhenUsed="1"/>
-    <w:lsdException w:name="Table Web 3" w:semiHidden="1" w:unhideWhenUsed="1"/>
     <w:lsdException w:name="Balloon Text" w:semiHidden="1" w:unhideWhenUsed="1"/>
     <w:lsdException w:name="Table Grid" w:uiPriority="59"/>
     <w:lsdException w:name="Table Theme" w:semiHidden="1" w:unhideWhenUsed="1"/>
@@ -14705,6 +13121,11 @@
     <w:lsdException w:name="List Table 5 Dark Accent 6" w:uiPriority="50"/>
     <w:lsdException w:name="List Table 6 Colorful Accent 6" w:uiPriority="51"/>
     <w:lsdException w:name="List Table 7 Colorful Accent 6" w:uiPriority="52"/>
+    <w:lsdException w:name="Mention" w:semiHidden="1" w:unhideWhenUsed="1"/>
+    <w:lsdException w:name="Smart Hyperlink" w:semiHidden="1" w:unhideWhenUsed="1"/>
+    <w:lsdException w:name="Hashtag" w:semiHidden="1" w:unhideWhenUsed="1"/>
+    <w:lsdException w:name="Unresolved Mention" w:semiHidden="1" w:unhideWhenUsed="1"/>
+    <w:lsdException w:name="Smart Link" w:semiHidden="1" w:unhideWhenUsed="1"/>
   </w:latentStyles>
   <w:style w:type="paragraph" w:default="1" w:styleId="Normal">
     <w:name w:val="Normal"/>
